--- a/docs/actividad-02/Informe_Actividad02_APA.docx
+++ b/docs/actividad-02/Informe_Actividad02_APA.docx
@@ -174,7 +174,7 @@
         <w:rPr>
           <w:highlight w:val="yellow"/>
         </w:rPr>
-        <w:t>Nombre del integrante 2</w:t>
+        <w:t>Nombre completo (GitHub: RonSalvet)</w:t>
       </w:r>
     </w:p>
     <w:p>
@@ -191,7 +191,41 @@
         <w:rPr>
           <w:highlight w:val="yellow"/>
         </w:rPr>
-        <w:t>Nombre del integrante 3</w:t>
+        <w:t>Nombre completo (GitHub: tolavi)</w:t>
+      </w:r>
+    </w:p>
+    <w:p>
+      <w:pPr>
+        <w:keepNext/>
+        <w:spacing w:line="360" w:lineRule="auto"/>
+        <w:ind w:firstLine="0"/>
+        <w:jc w:val="center"/>
+      </w:pPr>
+      <w:r>
+        <w:t xml:space="preserve">4. </w:t>
+      </w:r>
+      <w:r>
+        <w:rPr>
+          <w:highlight w:val="yellow"/>
+        </w:rPr>
+        <w:t>Nombre completo (GitHub: JUANJOVICO2021)</w:t>
+      </w:r>
+    </w:p>
+    <w:p>
+      <w:pPr>
+        <w:keepNext/>
+        <w:spacing w:line="360" w:lineRule="auto"/>
+        <w:ind w:firstLine="0"/>
+        <w:jc w:val="center"/>
+      </w:pPr>
+      <w:r>
+        <w:t xml:space="preserve">5. </w:t>
+      </w:r>
+      <w:r>
+        <w:rPr>
+          <w:highlight w:val="yellow"/>
+        </w:rPr>
+        <w:t>Nombre completo (GitHub: leinn04)</w:t>
       </w:r>
     </w:p>
     <w:p>
@@ -202,13 +236,7 @@
         <w:jc w:val="center"/>
       </w:pPr>
       <w:r>
-        <w:t xml:space="preserve">Carrera: </w:t>
-      </w:r>
-      <w:r>
-        <w:rPr>
-          <w:highlight w:val="yellow"/>
-        </w:rPr>
-        <w:t>Ingeniería de Sistemas</w:t>
+        <w:t>Carrera: Ingeniería de Sistemas</w:t>
       </w:r>
     </w:p>
     <w:p>
@@ -230,13 +258,7 @@
         <w:jc w:val="center"/>
       </w:pPr>
       <w:r>
-        <w:t xml:space="preserve">Docente: </w:t>
-      </w:r>
-      <w:r>
-        <w:rPr>
-          <w:highlight w:val="yellow"/>
-        </w:rPr>
-        <w:t>Nombre del docente</w:t>
+        <w:t>Docente: M.Sc. Ing. Jimmy Nataniel Requena Llorentty</w:t>
       </w:r>
     </w:p>
     <w:p>
@@ -300,7 +322,7 @@
       <w:r>
         <w:fldChar w:fldCharType="separate"/>
       </w:r>
-      <w:hyperlink w:anchor="_Toc242742070" w:history="1">
+      <w:hyperlink w:anchor="_Toc242826214" w:history="1">
         <w:r>
           <w:rPr>
             <w:rStyle w:val="Hyperlink"/>
@@ -327,7 +349,7 @@
             <w:noProof/>
             <w:webHidden/>
           </w:rPr>
-          <w:instrText xml:space="preserve"> PAGEREF _Toc242742070 \h </w:instrText>
+          <w:instrText xml:space="preserve"> PAGEREF _Toc242826214 \h </w:instrText>
         </w:r>
         <w:r>
           <w:rPr>
@@ -374,7 +396,7 @@
           <w14:ligatures w14:val="standardContextual"/>
         </w:rPr>
       </w:pPr>
-      <w:hyperlink w:anchor="_Toc242742071" w:history="1">
+      <w:hyperlink w:anchor="_Toc242826215" w:history="1">
         <w:r>
           <w:rPr>
             <w:rStyle w:val="Hyperlink"/>
@@ -401,7 +423,7 @@
             <w:noProof/>
             <w:webHidden/>
           </w:rPr>
-          <w:instrText xml:space="preserve"> PAGEREF _Toc242742071 \h </w:instrText>
+          <w:instrText xml:space="preserve"> PAGEREF _Toc242826215 \h </w:instrText>
         </w:r>
         <w:r>
           <w:rPr>
@@ -448,7 +470,7 @@
           <w14:ligatures w14:val="standardContextual"/>
         </w:rPr>
       </w:pPr>
-      <w:hyperlink w:anchor="_Toc242742072" w:history="1">
+      <w:hyperlink w:anchor="_Toc242826216" w:history="1">
         <w:r>
           <w:rPr>
             <w:rStyle w:val="Hyperlink"/>
@@ -475,7 +497,7 @@
             <w:noProof/>
             <w:webHidden/>
           </w:rPr>
-          <w:instrText xml:space="preserve"> PAGEREF _Toc242742072 \h </w:instrText>
+          <w:instrText xml:space="preserve"> PAGEREF _Toc242826216 \h </w:instrText>
         </w:r>
         <w:r>
           <w:rPr>
@@ -522,7 +544,7 @@
           <w14:ligatures w14:val="standardContextual"/>
         </w:rPr>
       </w:pPr>
-      <w:hyperlink w:anchor="_Toc242742073" w:history="1">
+      <w:hyperlink w:anchor="_Toc242826217" w:history="1">
         <w:r>
           <w:rPr>
             <w:rStyle w:val="Hyperlink"/>
@@ -549,7 +571,7 @@
             <w:noProof/>
             <w:webHidden/>
           </w:rPr>
-          <w:instrText xml:space="preserve"> PAGEREF _Toc242742073 \h </w:instrText>
+          <w:instrText xml:space="preserve"> PAGEREF _Toc242826217 \h </w:instrText>
         </w:r>
         <w:r>
           <w:rPr>
@@ -596,7 +618,7 @@
           <w14:ligatures w14:val="standardContextual"/>
         </w:rPr>
       </w:pPr>
-      <w:hyperlink w:anchor="_Toc242742074" w:history="1">
+      <w:hyperlink w:anchor="_Toc242826218" w:history="1">
         <w:r>
           <w:rPr>
             <w:rStyle w:val="Hyperlink"/>
@@ -623,7 +645,7 @@
             <w:noProof/>
             <w:webHidden/>
           </w:rPr>
-          <w:instrText xml:space="preserve"> PAGEREF _Toc242742074 \h </w:instrText>
+          <w:instrText xml:space="preserve"> PAGEREF _Toc242826218 \h </w:instrText>
         </w:r>
         <w:r>
           <w:rPr>
@@ -670,7 +692,7 @@
           <w14:ligatures w14:val="standardContextual"/>
         </w:rPr>
       </w:pPr>
-      <w:hyperlink w:anchor="_Toc242742075" w:history="1">
+      <w:hyperlink w:anchor="_Toc242826219" w:history="1">
         <w:r>
           <w:rPr>
             <w:rStyle w:val="Hyperlink"/>
@@ -697,7 +719,7 @@
             <w:noProof/>
             <w:webHidden/>
           </w:rPr>
-          <w:instrText xml:space="preserve"> PAGEREF _Toc242742075 \h </w:instrText>
+          <w:instrText xml:space="preserve"> PAGEREF _Toc242826219 \h </w:instrText>
         </w:r>
         <w:r>
           <w:rPr>
@@ -744,7 +766,7 @@
           <w14:ligatures w14:val="standardContextual"/>
         </w:rPr>
       </w:pPr>
-      <w:hyperlink w:anchor="_Toc242742076" w:history="1">
+      <w:hyperlink w:anchor="_Toc242826220" w:history="1">
         <w:r>
           <w:rPr>
             <w:rStyle w:val="Hyperlink"/>
@@ -771,7 +793,7 @@
             <w:noProof/>
             <w:webHidden/>
           </w:rPr>
-          <w:instrText xml:space="preserve"> PAGEREF _Toc242742076 \h </w:instrText>
+          <w:instrText xml:space="preserve"> PAGEREF _Toc242826220 \h </w:instrText>
         </w:r>
         <w:r>
           <w:rPr>
@@ -818,7 +840,7 @@
           <w14:ligatures w14:val="standardContextual"/>
         </w:rPr>
       </w:pPr>
-      <w:hyperlink w:anchor="_Toc242742077" w:history="1">
+      <w:hyperlink w:anchor="_Toc242826221" w:history="1">
         <w:r>
           <w:rPr>
             <w:rStyle w:val="Hyperlink"/>
@@ -845,7 +867,7 @@
             <w:noProof/>
             <w:webHidden/>
           </w:rPr>
-          <w:instrText xml:space="preserve"> PAGEREF _Toc242742077 \h </w:instrText>
+          <w:instrText xml:space="preserve"> PAGEREF _Toc242826221 \h </w:instrText>
         </w:r>
         <w:r>
           <w:rPr>
@@ -892,7 +914,7 @@
           <w14:ligatures w14:val="standardContextual"/>
         </w:rPr>
       </w:pPr>
-      <w:hyperlink w:anchor="_Toc242742078" w:history="1">
+      <w:hyperlink w:anchor="_Toc242826222" w:history="1">
         <w:r>
           <w:rPr>
             <w:rStyle w:val="Hyperlink"/>
@@ -919,7 +941,7 @@
             <w:noProof/>
             <w:webHidden/>
           </w:rPr>
-          <w:instrText xml:space="preserve"> PAGEREF _Toc242742078 \h </w:instrText>
+          <w:instrText xml:space="preserve"> PAGEREF _Toc242826222 \h </w:instrText>
         </w:r>
         <w:r>
           <w:rPr>
@@ -966,7 +988,7 @@
           <w14:ligatures w14:val="standardContextual"/>
         </w:rPr>
       </w:pPr>
-      <w:hyperlink w:anchor="_Toc242742123" w:history="1">
+      <w:hyperlink w:anchor="_Toc242826223" w:history="1">
         <w:r>
           <w:rPr>
             <w:rStyle w:val="Hyperlink"/>
@@ -993,7 +1015,7 @@
             <w:noProof/>
             <w:webHidden/>
           </w:rPr>
-          <w:instrText xml:space="preserve"> PAGEREF _Toc242742123 \h </w:instrText>
+          <w:instrText xml:space="preserve"> PAGEREF _Toc242826223 \h </w:instrText>
         </w:r>
         <w:r>
           <w:rPr>
@@ -1040,7 +1062,7 @@
           <w14:ligatures w14:val="standardContextual"/>
         </w:rPr>
       </w:pPr>
-      <w:hyperlink w:anchor="_Toc242742124" w:history="1">
+      <w:hyperlink w:anchor="_Toc242826224" w:history="1">
         <w:r>
           <w:rPr>
             <w:rStyle w:val="Hyperlink"/>
@@ -1067,7 +1089,7 @@
             <w:noProof/>
             <w:webHidden/>
           </w:rPr>
-          <w:instrText xml:space="preserve"> PAGEREF _Toc242742124 \h </w:instrText>
+          <w:instrText xml:space="preserve"> PAGEREF _Toc242826224 \h </w:instrText>
         </w:r>
         <w:r>
           <w:rPr>
@@ -1114,7 +1136,7 @@
           <w14:ligatures w14:val="standardContextual"/>
         </w:rPr>
       </w:pPr>
-      <w:hyperlink w:anchor="_Toc242742125" w:history="1">
+      <w:hyperlink w:anchor="_Toc242826225" w:history="1">
         <w:r>
           <w:rPr>
             <w:rStyle w:val="Hyperlink"/>
@@ -1141,7 +1163,7 @@
             <w:noProof/>
             <w:webHidden/>
           </w:rPr>
-          <w:instrText xml:space="preserve"> PAGEREF _Toc242742125 \h </w:instrText>
+          <w:instrText xml:space="preserve"> PAGEREF _Toc242826225 \h </w:instrText>
         </w:r>
         <w:r>
           <w:rPr>
@@ -1188,7 +1210,7 @@
           <w14:ligatures w14:val="standardContextual"/>
         </w:rPr>
       </w:pPr>
-      <w:hyperlink w:anchor="_Toc242742126" w:history="1">
+      <w:hyperlink w:anchor="_Toc242826226" w:history="1">
         <w:r>
           <w:rPr>
             <w:rStyle w:val="Hyperlink"/>
@@ -1215,7 +1237,7 @@
             <w:noProof/>
             <w:webHidden/>
           </w:rPr>
-          <w:instrText xml:space="preserve"> PAGEREF _Toc242742126 \h </w:instrText>
+          <w:instrText xml:space="preserve"> PAGEREF _Toc242826226 \h </w:instrText>
         </w:r>
         <w:r>
           <w:rPr>
@@ -1262,7 +1284,7 @@
           <w14:ligatures w14:val="standardContextual"/>
         </w:rPr>
       </w:pPr>
-      <w:hyperlink w:anchor="_Toc242742127" w:history="1">
+      <w:hyperlink w:anchor="_Toc242826227" w:history="1">
         <w:r>
           <w:rPr>
             <w:rStyle w:val="Hyperlink"/>
@@ -1289,7 +1311,7 @@
             <w:noProof/>
             <w:webHidden/>
           </w:rPr>
-          <w:instrText xml:space="preserve"> PAGEREF _Toc242742127 \h </w:instrText>
+          <w:instrText xml:space="preserve"> PAGEREF _Toc242826227 \h </w:instrText>
         </w:r>
         <w:r>
           <w:rPr>
@@ -1336,7 +1358,7 @@
           <w14:ligatures w14:val="standardContextual"/>
         </w:rPr>
       </w:pPr>
-      <w:hyperlink w:anchor="_Toc242742128" w:history="1">
+      <w:hyperlink w:anchor="_Toc242826228" w:history="1">
         <w:r>
           <w:rPr>
             <w:rStyle w:val="Hyperlink"/>
@@ -1363,7 +1385,7 @@
             <w:noProof/>
             <w:webHidden/>
           </w:rPr>
-          <w:instrText xml:space="preserve"> PAGEREF _Toc242742128 \h </w:instrText>
+          <w:instrText xml:space="preserve"> PAGEREF _Toc242826228 \h </w:instrText>
         </w:r>
         <w:r>
           <w:rPr>
@@ -1410,7 +1432,7 @@
           <w14:ligatures w14:val="standardContextual"/>
         </w:rPr>
       </w:pPr>
-      <w:hyperlink w:anchor="_Toc242742129" w:history="1">
+      <w:hyperlink w:anchor="_Toc242826229" w:history="1">
         <w:r>
           <w:rPr>
             <w:rStyle w:val="Hyperlink"/>
@@ -1437,7 +1459,7 @@
             <w:noProof/>
             <w:webHidden/>
           </w:rPr>
-          <w:instrText xml:space="preserve"> PAGEREF _Toc242742129 \h </w:instrText>
+          <w:instrText xml:space="preserve"> PAGEREF _Toc242826229 \h </w:instrText>
         </w:r>
         <w:r>
           <w:rPr>
@@ -1484,7 +1506,7 @@
           <w14:ligatures w14:val="standardContextual"/>
         </w:rPr>
       </w:pPr>
-      <w:hyperlink w:anchor="_Toc242742130" w:history="1">
+      <w:hyperlink w:anchor="_Toc242826230" w:history="1">
         <w:r>
           <w:rPr>
             <w:rStyle w:val="Hyperlink"/>
@@ -1511,7 +1533,7 @@
             <w:noProof/>
             <w:webHidden/>
           </w:rPr>
-          <w:instrText xml:space="preserve"> PAGEREF _Toc242742130 \h </w:instrText>
+          <w:instrText xml:space="preserve"> PAGEREF _Toc242826230 \h </w:instrText>
         </w:r>
         <w:r>
           <w:rPr>
@@ -1558,7 +1580,7 @@
           <w14:ligatures w14:val="standardContextual"/>
         </w:rPr>
       </w:pPr>
-      <w:hyperlink w:anchor="_Toc242742131" w:history="1">
+      <w:hyperlink w:anchor="_Toc242826231" w:history="1">
         <w:r>
           <w:rPr>
             <w:rStyle w:val="Hyperlink"/>
@@ -1585,7 +1607,7 @@
             <w:noProof/>
             <w:webHidden/>
           </w:rPr>
-          <w:instrText xml:space="preserve"> PAGEREF _Toc242742131 \h </w:instrText>
+          <w:instrText xml:space="preserve"> PAGEREF _Toc242826231 \h </w:instrText>
         </w:r>
         <w:r>
           <w:rPr>
@@ -1632,7 +1654,7 @@
           <w14:ligatures w14:val="standardContextual"/>
         </w:rPr>
       </w:pPr>
-      <w:hyperlink w:anchor="_Toc242742132" w:history="1">
+      <w:hyperlink w:anchor="_Toc242826232" w:history="1">
         <w:r>
           <w:rPr>
             <w:rStyle w:val="Hyperlink"/>
@@ -1659,7 +1681,7 @@
             <w:noProof/>
             <w:webHidden/>
           </w:rPr>
-          <w:instrText xml:space="preserve"> PAGEREF _Toc242742132 \h </w:instrText>
+          <w:instrText xml:space="preserve"> PAGEREF _Toc242826232 \h </w:instrText>
         </w:r>
         <w:r>
           <w:rPr>
@@ -1706,7 +1728,7 @@
           <w14:ligatures w14:val="standardContextual"/>
         </w:rPr>
       </w:pPr>
-      <w:hyperlink w:anchor="_Toc242742133" w:history="1">
+      <w:hyperlink w:anchor="_Toc242826233" w:history="1">
         <w:r>
           <w:rPr>
             <w:rStyle w:val="Hyperlink"/>
@@ -1733,7 +1755,7 @@
             <w:noProof/>
             <w:webHidden/>
           </w:rPr>
-          <w:instrText xml:space="preserve"> PAGEREF _Toc242742133 \h </w:instrText>
+          <w:instrText xml:space="preserve"> PAGEREF _Toc242826233 \h </w:instrText>
         </w:r>
         <w:r>
           <w:rPr>
@@ -1780,7 +1802,7 @@
           <w14:ligatures w14:val="standardContextual"/>
         </w:rPr>
       </w:pPr>
-      <w:hyperlink w:anchor="_Toc242742134" w:history="1">
+      <w:hyperlink w:anchor="_Toc242826234" w:history="1">
         <w:r>
           <w:rPr>
             <w:rStyle w:val="Hyperlink"/>
@@ -1807,7 +1829,7 @@
             <w:noProof/>
             <w:webHidden/>
           </w:rPr>
-          <w:instrText xml:space="preserve"> PAGEREF _Toc242742134 \h </w:instrText>
+          <w:instrText xml:space="preserve"> PAGEREF _Toc242826234 \h </w:instrText>
         </w:r>
         <w:r>
           <w:rPr>
@@ -1854,7 +1876,7 @@
           <w14:ligatures w14:val="standardContextual"/>
         </w:rPr>
       </w:pPr>
-      <w:hyperlink w:anchor="_Toc242742135" w:history="1">
+      <w:hyperlink w:anchor="_Toc242826235" w:history="1">
         <w:r>
           <w:rPr>
             <w:rStyle w:val="Hyperlink"/>
@@ -1881,7 +1903,7 @@
             <w:noProof/>
             <w:webHidden/>
           </w:rPr>
-          <w:instrText xml:space="preserve"> PAGEREF _Toc242742135 \h </w:instrText>
+          <w:instrText xml:space="preserve"> PAGEREF _Toc242826235 \h </w:instrText>
         </w:r>
         <w:r>
           <w:rPr>
@@ -1928,7 +1950,7 @@
           <w14:ligatures w14:val="standardContextual"/>
         </w:rPr>
       </w:pPr>
-      <w:hyperlink w:anchor="_Toc242742136" w:history="1">
+      <w:hyperlink w:anchor="_Toc242826236" w:history="1">
         <w:r>
           <w:rPr>
             <w:rStyle w:val="Hyperlink"/>
@@ -1955,7 +1977,7 @@
             <w:noProof/>
             <w:webHidden/>
           </w:rPr>
-          <w:instrText xml:space="preserve"> PAGEREF _Toc242742136 \h </w:instrText>
+          <w:instrText xml:space="preserve"> PAGEREF _Toc242826236 \h </w:instrText>
         </w:r>
         <w:r>
           <w:rPr>
@@ -2002,7 +2024,7 @@
           <w14:ligatures w14:val="standardContextual"/>
         </w:rPr>
       </w:pPr>
-      <w:hyperlink w:anchor="_Toc242742137" w:history="1">
+      <w:hyperlink w:anchor="_Toc242826237" w:history="1">
         <w:r>
           <w:rPr>
             <w:rStyle w:val="Hyperlink"/>
@@ -2029,7 +2051,7 @@
             <w:noProof/>
             <w:webHidden/>
           </w:rPr>
-          <w:instrText xml:space="preserve"> PAGEREF _Toc242742137 \h </w:instrText>
+          <w:instrText xml:space="preserve"> PAGEREF _Toc242826237 \h </w:instrText>
         </w:r>
         <w:r>
           <w:rPr>
@@ -2076,7 +2098,7 @@
           <w14:ligatures w14:val="standardContextual"/>
         </w:rPr>
       </w:pPr>
-      <w:hyperlink w:anchor="_Toc242742138" w:history="1">
+      <w:hyperlink w:anchor="_Toc242826238" w:history="1">
         <w:r>
           <w:rPr>
             <w:rStyle w:val="Hyperlink"/>
@@ -2103,7 +2125,7 @@
             <w:noProof/>
             <w:webHidden/>
           </w:rPr>
-          <w:instrText xml:space="preserve"> PAGEREF _Toc242742138 \h </w:instrText>
+          <w:instrText xml:space="preserve"> PAGEREF _Toc242826238 \h </w:instrText>
         </w:r>
         <w:r>
           <w:rPr>
@@ -2181,7 +2203,7 @@
       <w:r>
         <w:fldChar w:fldCharType="separate"/>
       </w:r>
-      <w:hyperlink w:anchor="_Toc242742139" w:history="1">
+      <w:hyperlink w:anchor="_Toc242826239" w:history="1">
         <w:r>
           <w:rPr>
             <w:rStyle w:val="Hyperlink"/>
@@ -2208,7 +2230,7 @@
             <w:noProof/>
             <w:webHidden/>
           </w:rPr>
-          <w:instrText xml:space="preserve"> PAGEREF _Toc242742139 \h </w:instrText>
+          <w:instrText xml:space="preserve"> PAGEREF _Toc242826239 \h </w:instrText>
         </w:r>
         <w:r>
           <w:rPr>
@@ -2255,7 +2277,7 @@
           <w14:ligatures w14:val="standardContextual"/>
         </w:rPr>
       </w:pPr>
-      <w:hyperlink w:anchor="_Toc242742140" w:history="1">
+      <w:hyperlink w:anchor="_Toc242826240" w:history="1">
         <w:r>
           <w:rPr>
             <w:rStyle w:val="Hyperlink"/>
@@ -2282,7 +2304,7 @@
             <w:noProof/>
             <w:webHidden/>
           </w:rPr>
-          <w:instrText xml:space="preserve"> PAGEREF _Toc242742140 \h </w:instrText>
+          <w:instrText xml:space="preserve"> PAGEREF _Toc242826240 \h </w:instrText>
         </w:r>
         <w:r>
           <w:rPr>
@@ -2329,7 +2351,7 @@
           <w14:ligatures w14:val="standardContextual"/>
         </w:rPr>
       </w:pPr>
-      <w:hyperlink w:anchor="_Toc242742141" w:history="1">
+      <w:hyperlink w:anchor="_Toc242826241" w:history="1">
         <w:r>
           <w:rPr>
             <w:rStyle w:val="Hyperlink"/>
@@ -2356,7 +2378,7 @@
             <w:noProof/>
             <w:webHidden/>
           </w:rPr>
-          <w:instrText xml:space="preserve"> PAGEREF _Toc242742141 \h </w:instrText>
+          <w:instrText xml:space="preserve"> PAGEREF _Toc242826241 \h </w:instrText>
         </w:r>
         <w:r>
           <w:rPr>
@@ -2403,7 +2425,7 @@
           <w14:ligatures w14:val="standardContextual"/>
         </w:rPr>
       </w:pPr>
-      <w:hyperlink w:anchor="_Toc242742142" w:history="1">
+      <w:hyperlink w:anchor="_Toc242826242" w:history="1">
         <w:r>
           <w:rPr>
             <w:rStyle w:val="Hyperlink"/>
@@ -2430,7 +2452,7 @@
             <w:noProof/>
             <w:webHidden/>
           </w:rPr>
-          <w:instrText xml:space="preserve"> PAGEREF _Toc242742142 \h </w:instrText>
+          <w:instrText xml:space="preserve"> PAGEREF _Toc242826242 \h </w:instrText>
         </w:r>
         <w:r>
           <w:rPr>
@@ -2477,7 +2499,7 @@
           <w14:ligatures w14:val="standardContextual"/>
         </w:rPr>
       </w:pPr>
-      <w:hyperlink w:anchor="_Toc242742143" w:history="1">
+      <w:hyperlink w:anchor="_Toc242826243" w:history="1">
         <w:r>
           <w:rPr>
             <w:rStyle w:val="Hyperlink"/>
@@ -2504,7 +2526,7 @@
             <w:noProof/>
             <w:webHidden/>
           </w:rPr>
-          <w:instrText xml:space="preserve"> PAGEREF _Toc242742143 \h </w:instrText>
+          <w:instrText xml:space="preserve"> PAGEREF _Toc242826243 \h </w:instrText>
         </w:r>
         <w:r>
           <w:rPr>
@@ -2551,7 +2573,7 @@
           <w14:ligatures w14:val="standardContextual"/>
         </w:rPr>
       </w:pPr>
-      <w:hyperlink w:anchor="_Toc242742144" w:history="1">
+      <w:hyperlink w:anchor="_Toc242826244" w:history="1">
         <w:r>
           <w:rPr>
             <w:rStyle w:val="Hyperlink"/>
@@ -2578,7 +2600,7 @@
             <w:noProof/>
             <w:webHidden/>
           </w:rPr>
-          <w:instrText xml:space="preserve"> PAGEREF _Toc242742144 \h </w:instrText>
+          <w:instrText xml:space="preserve"> PAGEREF _Toc242826244 \h </w:instrText>
         </w:r>
         <w:r>
           <w:rPr>
@@ -2625,7 +2647,7 @@
           <w14:ligatures w14:val="standardContextual"/>
         </w:rPr>
       </w:pPr>
-      <w:hyperlink w:anchor="_Toc242742145" w:history="1">
+      <w:hyperlink w:anchor="_Toc242826245" w:history="1">
         <w:r>
           <w:rPr>
             <w:rStyle w:val="Hyperlink"/>
@@ -2652,7 +2674,7 @@
             <w:noProof/>
             <w:webHidden/>
           </w:rPr>
-          <w:instrText xml:space="preserve"> PAGEREF _Toc242742145 \h </w:instrText>
+          <w:instrText xml:space="preserve"> PAGEREF _Toc242826245 \h </w:instrText>
         </w:r>
         <w:r>
           <w:rPr>
@@ -2699,7 +2721,7 @@
           <w14:ligatures w14:val="standardContextual"/>
         </w:rPr>
       </w:pPr>
-      <w:hyperlink w:anchor="_Toc242742146" w:history="1">
+      <w:hyperlink w:anchor="_Toc242826246" w:history="1">
         <w:r>
           <w:rPr>
             <w:rStyle w:val="Hyperlink"/>
@@ -2726,7 +2748,7 @@
             <w:noProof/>
             <w:webHidden/>
           </w:rPr>
-          <w:instrText xml:space="preserve"> PAGEREF _Toc242742146 \h </w:instrText>
+          <w:instrText xml:space="preserve"> PAGEREF _Toc242826246 \h </w:instrText>
         </w:r>
         <w:r>
           <w:rPr>
@@ -2773,7 +2795,7 @@
           <w14:ligatures w14:val="standardContextual"/>
         </w:rPr>
       </w:pPr>
-      <w:hyperlink w:anchor="_Toc242742147" w:history="1">
+      <w:hyperlink w:anchor="_Toc242826247" w:history="1">
         <w:r>
           <w:rPr>
             <w:rStyle w:val="Hyperlink"/>
@@ -2800,7 +2822,7 @@
             <w:noProof/>
             <w:webHidden/>
           </w:rPr>
-          <w:instrText xml:space="preserve"> PAGEREF _Toc242742147 \h </w:instrText>
+          <w:instrText xml:space="preserve"> PAGEREF _Toc242826247 \h </w:instrText>
         </w:r>
         <w:r>
           <w:rPr>
@@ -2847,7 +2869,7 @@
           <w14:ligatures w14:val="standardContextual"/>
         </w:rPr>
       </w:pPr>
-      <w:hyperlink w:anchor="_Toc242742148" w:history="1">
+      <w:hyperlink w:anchor="_Toc242826248" w:history="1">
         <w:r>
           <w:rPr>
             <w:rStyle w:val="Hyperlink"/>
@@ -2874,7 +2896,7 @@
             <w:noProof/>
             <w:webHidden/>
           </w:rPr>
-          <w:instrText xml:space="preserve"> PAGEREF _Toc242742148 \h </w:instrText>
+          <w:instrText xml:space="preserve"> PAGEREF _Toc242826248 \h </w:instrText>
         </w:r>
         <w:r>
           <w:rPr>
@@ -2921,7 +2943,7 @@
           <w14:ligatures w14:val="standardContextual"/>
         </w:rPr>
       </w:pPr>
-      <w:hyperlink w:anchor="_Toc242742149" w:history="1">
+      <w:hyperlink w:anchor="_Toc242826249" w:history="1">
         <w:r>
           <w:rPr>
             <w:rStyle w:val="Hyperlink"/>
@@ -2948,7 +2970,7 @@
             <w:noProof/>
             <w:webHidden/>
           </w:rPr>
-          <w:instrText xml:space="preserve"> PAGEREF _Toc242742149 \h </w:instrText>
+          <w:instrText xml:space="preserve"> PAGEREF _Toc242826249 \h </w:instrText>
         </w:r>
         <w:r>
           <w:rPr>
@@ -2995,7 +3017,7 @@
           <w14:ligatures w14:val="standardContextual"/>
         </w:rPr>
       </w:pPr>
-      <w:hyperlink w:anchor="_Toc242742150" w:history="1">
+      <w:hyperlink w:anchor="_Toc242826250" w:history="1">
         <w:r>
           <w:rPr>
             <w:rStyle w:val="Hyperlink"/>
@@ -3022,7 +3044,7 @@
             <w:noProof/>
             <w:webHidden/>
           </w:rPr>
-          <w:instrText xml:space="preserve"> PAGEREF _Toc242742150 \h </w:instrText>
+          <w:instrText xml:space="preserve"> PAGEREF _Toc242826250 \h </w:instrText>
         </w:r>
         <w:r>
           <w:rPr>
@@ -3069,7 +3091,7 @@
           <w14:ligatures w14:val="standardContextual"/>
         </w:rPr>
       </w:pPr>
-      <w:hyperlink w:anchor="_Toc242742151" w:history="1">
+      <w:hyperlink w:anchor="_Toc242826251" w:history="1">
         <w:r>
           <w:rPr>
             <w:rStyle w:val="Hyperlink"/>
@@ -3096,7 +3118,7 @@
             <w:noProof/>
             <w:webHidden/>
           </w:rPr>
-          <w:instrText xml:space="preserve"> PAGEREF _Toc242742151 \h </w:instrText>
+          <w:instrText xml:space="preserve"> PAGEREF _Toc242826251 \h </w:instrText>
         </w:r>
         <w:r>
           <w:rPr>
@@ -3143,7 +3165,7 @@
           <w14:ligatures w14:val="standardContextual"/>
         </w:rPr>
       </w:pPr>
-      <w:hyperlink w:anchor="_Toc242742152" w:history="1">
+      <w:hyperlink w:anchor="_Toc242826252" w:history="1">
         <w:r>
           <w:rPr>
             <w:rStyle w:val="Hyperlink"/>
@@ -3170,7 +3192,7 @@
             <w:noProof/>
             <w:webHidden/>
           </w:rPr>
-          <w:instrText xml:space="preserve"> PAGEREF _Toc242742152 \h </w:instrText>
+          <w:instrText xml:space="preserve"> PAGEREF _Toc242826252 \h </w:instrText>
         </w:r>
         <w:r>
           <w:rPr>
@@ -3217,7 +3239,7 @@
           <w14:ligatures w14:val="standardContextual"/>
         </w:rPr>
       </w:pPr>
-      <w:hyperlink w:anchor="_Toc242742153" w:history="1">
+      <w:hyperlink w:anchor="_Toc242826253" w:history="1">
         <w:r>
           <w:rPr>
             <w:rStyle w:val="Hyperlink"/>
@@ -3244,7 +3266,7 @@
             <w:noProof/>
             <w:webHidden/>
           </w:rPr>
-          <w:instrText xml:space="preserve"> PAGEREF _Toc242742153 \h </w:instrText>
+          <w:instrText xml:space="preserve"> PAGEREF _Toc242826253 \h </w:instrText>
         </w:r>
         <w:r>
           <w:rPr>
@@ -3291,7 +3313,7 @@
           <w14:ligatures w14:val="standardContextual"/>
         </w:rPr>
       </w:pPr>
-      <w:hyperlink w:anchor="_Toc242742154" w:history="1">
+      <w:hyperlink w:anchor="_Toc242826254" w:history="1">
         <w:r>
           <w:rPr>
             <w:rStyle w:val="Hyperlink"/>
@@ -3318,7 +3340,7 @@
             <w:noProof/>
             <w:webHidden/>
           </w:rPr>
-          <w:instrText xml:space="preserve"> PAGEREF _Toc242742154 \h </w:instrText>
+          <w:instrText xml:space="preserve"> PAGEREF _Toc242826254 \h </w:instrText>
         </w:r>
         <w:r>
           <w:rPr>
@@ -3365,7 +3387,7 @@
           <w14:ligatures w14:val="standardContextual"/>
         </w:rPr>
       </w:pPr>
-      <w:hyperlink w:anchor="_Toc242742155" w:history="1">
+      <w:hyperlink w:anchor="_Toc242826255" w:history="1">
         <w:r>
           <w:rPr>
             <w:rStyle w:val="Hyperlink"/>
@@ -3392,7 +3414,7 @@
             <w:noProof/>
             <w:webHidden/>
           </w:rPr>
-          <w:instrText xml:space="preserve"> PAGEREF _Toc242742155 \h </w:instrText>
+          <w:instrText xml:space="preserve"> PAGEREF _Toc242826255 \h </w:instrText>
         </w:r>
         <w:r>
           <w:rPr>
@@ -3439,7 +3461,7 @@
           <w14:ligatures w14:val="standardContextual"/>
         </w:rPr>
       </w:pPr>
-      <w:hyperlink w:anchor="_Toc242742156" w:history="1">
+      <w:hyperlink w:anchor="_Toc242826256" w:history="1">
         <w:r>
           <w:rPr>
             <w:rStyle w:val="Hyperlink"/>
@@ -3466,7 +3488,7 @@
             <w:noProof/>
             <w:webHidden/>
           </w:rPr>
-          <w:instrText xml:space="preserve"> PAGEREF _Toc242742156 \h </w:instrText>
+          <w:instrText xml:space="preserve"> PAGEREF _Toc242826256 \h </w:instrText>
         </w:r>
         <w:r>
           <w:rPr>
@@ -3513,7 +3535,7 @@
           <w14:ligatures w14:val="standardContextual"/>
         </w:rPr>
       </w:pPr>
-      <w:hyperlink w:anchor="_Toc242742157" w:history="1">
+      <w:hyperlink w:anchor="_Toc242826257" w:history="1">
         <w:r>
           <w:rPr>
             <w:rStyle w:val="Hyperlink"/>
@@ -3540,7 +3562,7 @@
             <w:noProof/>
             <w:webHidden/>
           </w:rPr>
-          <w:instrText xml:space="preserve"> PAGEREF _Toc242742157 \h </w:instrText>
+          <w:instrText xml:space="preserve"> PAGEREF _Toc242826257 \h </w:instrText>
         </w:r>
         <w:r>
           <w:rPr>
@@ -3583,9 +3605,8 @@
       <w:pPr>
         <w:pStyle w:val="Heading1"/>
       </w:pPr>
-      <w:bookmarkStart w:id="0" w:name="_Toc242742070"/>
-      <w:r>
-        <w:lastRenderedPageBreak/>
+      <w:bookmarkStart w:id="0" w:name="_Toc242826214"/>
+      <w:r>
         <w:t>Resumen</w:t>
       </w:r>
       <w:bookmarkEnd w:id="0"/>
@@ -3613,9 +3634,8 @@
       <w:pPr>
         <w:pStyle w:val="Heading1"/>
       </w:pPr>
-      <w:bookmarkStart w:id="1" w:name="_Toc242742071"/>
-      <w:r>
-        <w:lastRenderedPageBreak/>
+      <w:bookmarkStart w:id="1" w:name="_Toc242826215"/>
+      <w:r>
         <w:t>Introducción</w:t>
       </w:r>
       <w:bookmarkEnd w:id="1"/>
@@ -3639,9 +3659,8 @@
       <w:pPr>
         <w:pStyle w:val="Heading1"/>
       </w:pPr>
-      <w:bookmarkStart w:id="2" w:name="_Toc242742072"/>
-      <w:r>
-        <w:lastRenderedPageBreak/>
+      <w:bookmarkStart w:id="2" w:name="_Toc242826216"/>
+      <w:r>
         <w:t>Marco teórico</w:t>
       </w:r>
       <w:bookmarkEnd w:id="2"/>
@@ -3650,7 +3669,7 @@
       <w:pPr>
         <w:pStyle w:val="Heading2"/>
       </w:pPr>
-      <w:bookmarkStart w:id="3" w:name="_Toc242742073"/>
+      <w:bookmarkStart w:id="3" w:name="_Toc242826217"/>
       <w:r>
         <w:t>Modelo relacional y normalización</w:t>
       </w:r>
@@ -3665,7 +3684,7 @@
       <w:pPr>
         <w:pStyle w:val="Heading2"/>
       </w:pPr>
-      <w:bookmarkStart w:id="4" w:name="_Toc242742074"/>
+      <w:bookmarkStart w:id="4" w:name="_Toc242826218"/>
       <w:r>
         <w:t>Integridad referencial y transacciones</w:t>
       </w:r>
@@ -3680,7 +3699,7 @@
       <w:pPr>
         <w:pStyle w:val="Heading2"/>
       </w:pPr>
-      <w:bookmarkStart w:id="5" w:name="_Toc242742075"/>
+      <w:bookmarkStart w:id="5" w:name="_Toc242826219"/>
       <w:r>
         <w:t>PDO y consultas preparadas</w:t>
       </w:r>
@@ -3695,9 +3714,8 @@
       <w:pPr>
         <w:pStyle w:val="Heading2"/>
       </w:pPr>
-      <w:bookmarkStart w:id="6" w:name="_Toc242742076"/>
-      <w:r>
-        <w:lastRenderedPageBreak/>
+      <w:bookmarkStart w:id="6" w:name="_Toc242826220"/>
+      <w:r>
         <w:t>Inyección SQL</w:t>
       </w:r>
       <w:bookmarkEnd w:id="6"/>
@@ -3711,7 +3729,7 @@
       <w:pPr>
         <w:pStyle w:val="Heading2"/>
       </w:pPr>
-      <w:bookmarkStart w:id="7" w:name="_Toc242742077"/>
+      <w:bookmarkStart w:id="7" w:name="_Toc242826221"/>
       <w:r>
         <w:t>Patrón repositorio</w:t>
       </w:r>
@@ -3726,9 +3744,8 @@
       <w:pPr>
         <w:pStyle w:val="Heading1"/>
       </w:pPr>
-      <w:bookmarkStart w:id="8" w:name="_Toc242742078"/>
-      <w:r>
-        <w:lastRenderedPageBreak/>
+      <w:bookmarkStart w:id="8" w:name="_Toc242826222"/>
+      <w:r>
         <w:t>Metodología</w:t>
       </w:r>
       <w:bookmarkEnd w:id="8"/>
@@ -3752,9 +3769,8 @@
       <w:pPr>
         <w:pStyle w:val="Heading1"/>
       </w:pPr>
-      <w:bookmarkStart w:id="9" w:name="_Toc242742123"/>
-      <w:r>
-        <w:lastRenderedPageBreak/>
+      <w:bookmarkStart w:id="9" w:name="_Toc242826223"/>
+      <w:r>
         <w:t>Resultados</w:t>
       </w:r>
       <w:bookmarkEnd w:id="9"/>
@@ -3763,7 +3779,7 @@
       <w:pPr>
         <w:pStyle w:val="Heading2"/>
       </w:pPr>
-      <w:bookmarkStart w:id="10" w:name="_Toc242742124"/>
+      <w:bookmarkStart w:id="10" w:name="_Toc242826224"/>
       <w:r>
         <w:t>Paso 1. Alcance de la actividad</w:t>
       </w:r>
@@ -3793,7 +3809,7 @@
       <w:r>
         <w:instrText xml:space="preserve"> TC "</w:instrText>
       </w:r>
-      <w:bookmarkStart w:id="11" w:name="_Toc242742139"/>
+      <w:bookmarkStart w:id="11" w:name="_Toc242826239"/>
       <w:r>
         <w:instrText>Tabla 1. Alcance de la Actividad 2: dentro y fuera</w:instrText>
       </w:r>
@@ -4177,7 +4193,6 @@
         <w:rPr>
           <w:b/>
         </w:rPr>
-        <w:lastRenderedPageBreak/>
         <w:t>Tabla 2</w:t>
       </w:r>
       <w:r>
@@ -4186,7 +4201,7 @@
       <w:r>
         <w:instrText xml:space="preserve"> TC "</w:instrText>
       </w:r>
-      <w:bookmarkStart w:id="12" w:name="_Toc242742140"/>
+      <w:bookmarkStart w:id="12" w:name="_Toc242826240"/>
       <w:r>
         <w:instrText>Tabla 2. Backlog de la Actividad 2 en el tablero de GitHub Projects</w:instrText>
       </w:r>
@@ -5320,7 +5335,7 @@
       <w:pPr>
         <w:pStyle w:val="Heading2"/>
       </w:pPr>
-      <w:bookmarkStart w:id="13" w:name="_Toc242742125"/>
+      <w:bookmarkStart w:id="13" w:name="_Toc242826225"/>
       <w:r>
         <w:t>Paso 2. Requisitos de la actividad</w:t>
       </w:r>
@@ -5342,7 +5357,6 @@
         <w:rPr>
           <w:b/>
         </w:rPr>
-        <w:lastRenderedPageBreak/>
         <w:t>Tabla 3</w:t>
       </w:r>
       <w:r>
@@ -5351,7 +5365,7 @@
       <w:r>
         <w:instrText xml:space="preserve"> TC "</w:instrText>
       </w:r>
-      <w:bookmarkStart w:id="14" w:name="_Toc242742141"/>
+      <w:bookmarkStart w:id="14" w:name="_Toc242826241"/>
       <w:r>
         <w:instrText>Tabla 3. Requisitos agregados en la Actividad 2</w:instrText>
       </w:r>
@@ -6047,7 +6061,7 @@
       <w:pPr>
         <w:pStyle w:val="Heading2"/>
       </w:pPr>
-      <w:bookmarkStart w:id="15" w:name="_Toc242742126"/>
+      <w:bookmarkStart w:id="15" w:name="_Toc242826226"/>
       <w:r>
         <w:t>Paso 3. Modelo entidad-relación y script SQL</w:t>
       </w:r>
@@ -6069,7 +6083,6 @@
         <w:rPr>
           <w:b/>
         </w:rPr>
-        <w:lastRenderedPageBreak/>
         <w:t>Figura 1</w:t>
       </w:r>
       <w:r>
@@ -6078,7 +6091,7 @@
       <w:r>
         <w:instrText xml:space="preserve"> TC "</w:instrText>
       </w:r>
-      <w:bookmarkStart w:id="16" w:name="_Toc242742142"/>
+      <w:bookmarkStart w:id="16" w:name="_Toc242826242"/>
       <w:r>
         <w:instrText>Figura 1. Modelo entidad-relación de la base de datos manos_del_oriente</w:instrText>
       </w:r>
@@ -6186,7 +6199,6 @@
         <w:rPr>
           <w:b/>
         </w:rPr>
-        <w:lastRenderedPageBreak/>
         <w:t>Tabla 4</w:t>
       </w:r>
       <w:r>
@@ -6195,7 +6207,7 @@
       <w:r>
         <w:instrText xml:space="preserve"> TC "</w:instrText>
       </w:r>
-      <w:bookmarkStart w:id="17" w:name="_Toc242742143"/>
+      <w:bookmarkStart w:id="17" w:name="_Toc242826243"/>
       <w:r>
         <w:instrText>Tabla 4. Decisiones de diseño de la base de datos</w:instrText>
       </w:r>
@@ -6631,7 +6643,7 @@
       <w:r>
         <w:instrText xml:space="preserve"> TC "</w:instrText>
       </w:r>
-      <w:bookmarkStart w:id="18" w:name="_Toc242742144"/>
+      <w:bookmarkStart w:id="18" w:name="_Toc242826244"/>
       <w:r>
         <w:instrText>Tabla 5. Verificación manual de los datos de ejemplo</w:instrText>
       </w:r>
@@ -7345,9 +7357,8 @@
       <w:pPr>
         <w:pStyle w:val="Heading2"/>
       </w:pPr>
-      <w:bookmarkStart w:id="19" w:name="_Toc242742127"/>
-      <w:r>
-        <w:lastRenderedPageBreak/>
+      <w:bookmarkStart w:id="19" w:name="_Toc242826227"/>
+      <w:r>
         <w:t>Paso 4. Conexión PDO fuera del código público</w:t>
       </w:r>
       <w:bookmarkEnd w:id="19"/>
@@ -7376,7 +7387,7 @@
       <w:r>
         <w:instrText xml:space="preserve"> TC "</w:instrText>
       </w:r>
-      <w:bookmarkStart w:id="20" w:name="_Toc242742145"/>
+      <w:bookmarkStart w:id="20" w:name="_Toc242826245"/>
       <w:r>
         <w:instrText>Figura 2. Creación de la conexión PDO en la clase Conexion</w:instrText>
       </w:r>
@@ -7588,7 +7599,7 @@
       <w:pPr>
         <w:pStyle w:val="Heading2"/>
       </w:pPr>
-      <w:bookmarkStart w:id="21" w:name="_Toc242742128"/>
+      <w:bookmarkStart w:id="21" w:name="_Toc242826228"/>
       <w:r>
         <w:t>Paso 5. Repositorios, CRUD y paginación</w:t>
       </w:r>
@@ -7596,11 +7607,7 @@
     </w:p>
     <w:p>
       <w:r>
-        <w:t xml:space="preserve">ProductoRepositorio y SocioRepositorio reemplazan a la clase Catalogo de la Actividad 1. Como en esa actividad toda la persistencia ya estaba concentrada en una sola clase, la migración no obligó a reescribir los modelos: Producto y Categoria siguen siendo clases readonly, y se agregó Socio con la misma técnica de promoción de propiedades. Los repositorios </w:t>
-      </w:r>
-      <w:r>
-        <w:lastRenderedPageBreak/>
-        <w:t>ofrecen buscarPorCodigo(), paginar(), crear(), actualizar() y eliminar(), todos con consultas preparadas.</w:t>
+        <w:t>ProductoRepositorio y SocioRepositorio reemplazan a la clase Catalogo de la Actividad 1. Como en esa actividad toda la persistencia ya estaba concentrada en una sola clase, la migración no obligó a reescribir los modelos: Producto y Categoria siguen siendo clases readonly, y se agregó Socio con la misma técnica de promoción de propiedades. Los repositorios ofrecen buscarPorCodigo(), paginar(), crear(), actualizar() y eliminar(), todos con consultas preparadas.</w:t>
       </w:r>
     </w:p>
     <w:p>
@@ -7627,7 +7634,7 @@
       <w:r>
         <w:instrText xml:space="preserve"> TC "</w:instrText>
       </w:r>
-      <w:bookmarkStart w:id="22" w:name="_Toc242742146"/>
+      <w:bookmarkStart w:id="22" w:name="_Toc242826246"/>
       <w:r>
         <w:instrText>Figura 3. Paginación con parámetros enlazados en ProductoRepositorio::paginar()</w:instrText>
       </w:r>
@@ -7814,7 +7821,6 @@
         <w:rPr>
           <w:b/>
         </w:rPr>
-        <w:lastRenderedPageBreak/>
         <w:t>Figura 4</w:t>
       </w:r>
       <w:r>
@@ -7823,7 +7829,7 @@
       <w:r>
         <w:instrText xml:space="preserve"> TC "</w:instrText>
       </w:r>
-      <w:bookmarkStart w:id="23" w:name="_Toc242742147"/>
+      <w:bookmarkStart w:id="23" w:name="_Toc242826247"/>
       <w:r>
         <w:instrText>Figura 4. Tienda paginada de ocho en ocho con los datos de MySQL</w:instrText>
       </w:r>
@@ -7926,7 +7932,6 @@
         <w:rPr>
           <w:b/>
         </w:rPr>
-        <w:lastRenderedPageBreak/>
         <w:t>Figura 5</w:t>
       </w:r>
       <w:r>
@@ -7935,7 +7940,7 @@
       <w:r>
         <w:instrText xml:space="preserve"> TC "</w:instrText>
       </w:r>
-      <w:bookmarkStart w:id="24" w:name="_Toc242742148"/>
+      <w:bookmarkStart w:id="24" w:name="_Toc242826248"/>
       <w:r>
         <w:instrText>Figura 5. Gestión de prendas con el resumen del inventario calculado por MySQL</w:instrText>
       </w:r>
@@ -8038,7 +8043,6 @@
         <w:rPr>
           <w:b/>
         </w:rPr>
-        <w:lastRenderedPageBreak/>
         <w:t>Figura 6</w:t>
       </w:r>
       <w:r>
@@ -8047,7 +8051,7 @@
       <w:r>
         <w:instrText xml:space="preserve"> TC "</w:instrText>
       </w:r>
-      <w:bookmarkStart w:id="25" w:name="_Toc242742149"/>
+      <w:bookmarkStart w:id="25" w:name="_Toc242826249"/>
       <w:r>
         <w:instrText>Figura 6. Módulo de socios con paginación de cinco en cinco</w:instrText>
       </w:r>
@@ -8155,7 +8159,6 @@
         <w:rPr>
           <w:b/>
         </w:rPr>
-        <w:lastRenderedPageBreak/>
         <w:t>Figura 7</w:t>
       </w:r>
       <w:r>
@@ -8164,7 +8167,7 @@
       <w:r>
         <w:instrText xml:space="preserve"> TC "</w:instrText>
       </w:r>
-      <w:bookmarkStart w:id="26" w:name="_Toc242742150"/>
+      <w:bookmarkStart w:id="26" w:name="_Toc242826250"/>
       <w:r>
         <w:instrText>Figura 7. Formulario de socio con errores de validación por campo</w:instrText>
       </w:r>
@@ -8260,7 +8263,7 @@
       <w:pPr>
         <w:pStyle w:val="Heading2"/>
       </w:pPr>
-      <w:bookmarkStart w:id="27" w:name="_Toc242742129"/>
+      <w:bookmarkStart w:id="27" w:name="_Toc242826229"/>
       <w:r>
         <w:t>Paso 6. Resistencia a la inyección SQL</w:t>
       </w:r>
@@ -8282,7 +8285,6 @@
         <w:rPr>
           <w:b/>
         </w:rPr>
-        <w:lastRenderedPageBreak/>
         <w:t>Tabla 6</w:t>
       </w:r>
       <w:r>
@@ -8291,7 +8293,7 @@
       <w:r>
         <w:instrText xml:space="preserve"> TC "</w:instrText>
       </w:r>
-      <w:bookmarkStart w:id="28" w:name="_Toc242742151"/>
+      <w:bookmarkStart w:id="28" w:name="_Toc242826251"/>
       <w:r>
         <w:instrText>Tabla 6. Ataques de inyección SQL probados y resultado obtenido</w:instrText>
       </w:r>
@@ -8939,7 +8941,7 @@
       <w:r>
         <w:instrText xml:space="preserve"> TC "</w:instrText>
       </w:r>
-      <w:bookmarkStart w:id="29" w:name="_Toc242742152"/>
+      <w:bookmarkStart w:id="29" w:name="_Toc242826252"/>
       <w:r>
         <w:instrText>Figura 8. Resultado de buscar</w:instrText>
       </w:r>
@@ -9035,9 +9037,8 @@
       <w:pPr>
         <w:pStyle w:val="Heading2"/>
       </w:pPr>
-      <w:bookmarkStart w:id="30" w:name="_Toc242742130"/>
-      <w:r>
-        <w:lastRenderedPageBreak/>
+      <w:bookmarkStart w:id="30" w:name="_Toc242826230"/>
+      <w:r>
         <w:t>Paso 7. Migración de los datos de la Actividad 1</w:t>
       </w:r>
       <w:bookmarkEnd w:id="30"/>
@@ -9051,7 +9052,7 @@
       <w:pPr>
         <w:pStyle w:val="Heading2"/>
       </w:pPr>
-      <w:bookmarkStart w:id="31" w:name="_Toc242742131"/>
+      <w:bookmarkStart w:id="31" w:name="_Toc242826231"/>
       <w:r>
         <w:t>Paso 8. Pruebas automáticas</w:t>
       </w:r>
@@ -9081,7 +9082,7 @@
       <w:r>
         <w:instrText xml:space="preserve"> TC "</w:instrText>
       </w:r>
-      <w:bookmarkStart w:id="32" w:name="_Toc242742153"/>
+      <w:bookmarkStart w:id="32" w:name="_Toc242826253"/>
       <w:r>
         <w:instrText>Tabla 7. Resumen de las comprobaciones automáticas</w:instrText>
       </w:r>
@@ -9717,7 +9718,6 @@
         <w:rPr>
           <w:b/>
         </w:rPr>
-        <w:lastRenderedPageBreak/>
         <w:t>Figura 9</w:t>
       </w:r>
       <w:r>
@@ -9726,7 +9726,7 @@
       <w:r>
         <w:instrText xml:space="preserve"> TC "</w:instrText>
       </w:r>
-      <w:bookmarkStart w:id="33" w:name="_Toc242742154"/>
+      <w:bookmarkStart w:id="33" w:name="_Toc242826254"/>
       <w:r>
         <w:instrText>Figura 9. Ejecución de las pruebas automáticas en el entorno Docker del curso</w:instrText>
       </w:r>
@@ -9834,7 +9834,6 @@
         <w:rPr>
           <w:b/>
         </w:rPr>
-        <w:lastRenderedPageBreak/>
         <w:t>Tabla 8</w:t>
       </w:r>
       <w:r>
@@ -9843,7 +9842,7 @@
       <w:r>
         <w:instrText xml:space="preserve"> TC "</w:instrText>
       </w:r>
-      <w:bookmarkStart w:id="34" w:name="_Toc242742155"/>
+      <w:bookmarkStart w:id="34" w:name="_Toc242826255"/>
       <w:r>
         <w:instrText>Tabla 8. Fallos de prueba originados en propuestas de la IA y su causa real</w:instrText>
       </w:r>
@@ -10287,9 +10286,8 @@
       <w:pPr>
         <w:pStyle w:val="Heading1"/>
       </w:pPr>
-      <w:bookmarkStart w:id="35" w:name="_Toc242742132"/>
-      <w:r>
-        <w:lastRenderedPageBreak/>
+      <w:bookmarkStart w:id="35" w:name="_Toc242826232"/>
+      <w:r>
         <w:t>Discusión</w:t>
       </w:r>
       <w:bookmarkEnd w:id="35"/>
@@ -10311,20 +10309,15 @@
     </w:p>
     <w:p>
       <w:r>
-        <w:t xml:space="preserve">Se reconocen tres limitaciones. Primero, quienes escribieron el código son quienes escribieron las pruebas, sin una revisión independiente. Segundo, la aplicación todavía no tiene usuarios ni roles, de modo que cualquiera que acceda a la gestión puede modificar el catálogo; esto se resuelve en la Actividad 3. Tercero, la paginación con OFFSET es adecuada para cientos </w:t>
-      </w:r>
-      <w:r>
-        <w:lastRenderedPageBreak/>
-        <w:t>de prendas, pero se vuelve lenta con tablas muy grandes; para este caso no es un problema, pero conviene saberlo.</w:t>
+        <w:t>Se reconocen tres limitaciones. Primero, quienes escribieron el código son quienes escribieron las pruebas, sin una revisión independiente. Segundo, la aplicación todavía no tiene usuarios ni roles, de modo que cualquiera que acceda a la gestión puede modificar el catálogo; esto se resuelve en la Actividad 3. Tercero, la paginación con OFFSET es adecuada para cientos de prendas, pero se vuelve lenta con tablas muy grandes; para este caso no es un problema, pero conviene saberlo.</w:t>
       </w:r>
     </w:p>
     <w:p>
       <w:pPr>
         <w:pStyle w:val="Heading1"/>
       </w:pPr>
-      <w:bookmarkStart w:id="36" w:name="_Toc242742133"/>
-      <w:r>
-        <w:lastRenderedPageBreak/>
+      <w:bookmarkStart w:id="36" w:name="_Toc242826233"/>
+      <w:r>
         <w:t>Conclusiones</w:t>
       </w:r>
       <w:bookmarkEnd w:id="36"/>
@@ -10343,9 +10336,8 @@
       <w:pPr>
         <w:pStyle w:val="Heading1"/>
       </w:pPr>
-      <w:bookmarkStart w:id="37" w:name="_Toc242742134"/>
-      <w:r>
-        <w:lastRenderedPageBreak/>
+      <w:bookmarkStart w:id="37" w:name="_Toc242826234"/>
+      <w:r>
         <w:t>Referencias</w:t>
       </w:r>
       <w:bookmarkEnd w:id="37"/>
@@ -10572,7 +10564,6 @@
         <w:jc w:val="left"/>
       </w:pPr>
       <w:r>
-        <w:lastRenderedPageBreak/>
         <w:t xml:space="preserve">The PHP Group. (s.f.-b). Sentencias preparadas y procedimientos almacenados. En </w:t>
       </w:r>
       <w:r>
@@ -10589,9 +10580,8 @@
       <w:pPr>
         <w:pStyle w:val="Heading1"/>
       </w:pPr>
-      <w:bookmarkStart w:id="38" w:name="_Toc242742135"/>
-      <w:r>
-        <w:lastRenderedPageBreak/>
+      <w:bookmarkStart w:id="38" w:name="_Toc242826235"/>
+      <w:r>
         <w:t>Anexos</w:t>
       </w:r>
       <w:bookmarkEnd w:id="38"/>
@@ -10600,7 +10590,7 @@
       <w:pPr>
         <w:pStyle w:val="Heading2"/>
       </w:pPr>
-      <w:bookmarkStart w:id="39" w:name="_Toc242742136"/>
+      <w:bookmarkStart w:id="39" w:name="_Toc242826236"/>
       <w:r>
         <w:t>Anexo A. Registro de uso de inteligencia artificial</w:t>
       </w:r>
@@ -10630,7 +10620,7 @@
       <w:r>
         <w:instrText xml:space="preserve"> TC "</w:instrText>
       </w:r>
-      <w:bookmarkStart w:id="40" w:name="_Toc242742156"/>
+      <w:bookmarkStart w:id="40" w:name="_Toc242826256"/>
       <w:r>
         <w:instrText>Tabla 9. Registro de uso de IA en la Actividad 2</w:instrText>
       </w:r>
@@ -11515,9 +11505,8 @@
       <w:pPr>
         <w:pStyle w:val="Heading2"/>
       </w:pPr>
-      <w:bookmarkStart w:id="41" w:name="_Toc242742137"/>
-      <w:r>
-        <w:lastRenderedPageBreak/>
+      <w:bookmarkStart w:id="41" w:name="_Toc242826237"/>
+      <w:r>
         <w:t>Anexo B. Matriz de trazabilidad de la Actividad 2</w:t>
       </w:r>
       <w:bookmarkEnd w:id="41"/>
@@ -11541,7 +11530,7 @@
       <w:r>
         <w:instrText xml:space="preserve"> TC "</w:instrText>
       </w:r>
-      <w:bookmarkStart w:id="42" w:name="_Toc242742157"/>
+      <w:bookmarkStart w:id="42" w:name="_Toc242826257"/>
       <w:r>
         <w:instrText>Tabla 10. Matriz de trazabilidad: requisito, issue, implementación y prueba</w:instrText>
       </w:r>
@@ -12429,7 +12418,7 @@
       <w:pPr>
         <w:pStyle w:val="Heading2"/>
       </w:pPr>
-      <w:bookmarkStart w:id="43" w:name="_Toc242742138"/>
+      <w:bookmarkStart w:id="43" w:name="_Toc242826238"/>
       <w:r>
         <w:t>Anexo C. Glosario</w:t>
       </w:r>

--- a/docs/actividad-02/Informe_Actividad02_APA.docx
+++ b/docs/actividad-02/Informe_Actividad02_APA.docx
@@ -171,44 +171,40 @@
         <w:t xml:space="preserve">2. </w:t>
       </w:r>
       <w:r>
+        <w:rPr/>
+        <w:t>Juan Jose Vicente</w:t>
+      </w:r>
+    </w:p>
+    <w:p>
+      <w:pPr>
+        <w:keepNext/>
+        <w:spacing w:line="360" w:lineRule="auto"/>
+        <w:ind w:firstLine="0"/>
+        <w:jc w:val="center"/>
+      </w:pPr>
+      <w:r>
+        <w:t xml:space="preserve">3. </w:t>
+      </w:r>
+      <w:r>
+        <w:rPr/>
+        <w:t>Yordy Tolavi Ruiz</w:t>
+      </w:r>
+    </w:p>
+    <w:p>
+      <w:pPr>
+        <w:keepNext/>
+        <w:spacing w:line="360" w:lineRule="auto"/>
+        <w:ind w:firstLine="0"/>
+        <w:jc w:val="center"/>
+      </w:pPr>
+      <w:r>
+        <w:t xml:space="preserve">4. </w:t>
+      </w:r>
+      <w:r>
         <w:rPr>
           <w:highlight w:val="yellow"/>
         </w:rPr>
         <w:t>Nombre completo (GitHub: RonSalvet)</w:t>
-      </w:r>
-    </w:p>
-    <w:p>
-      <w:pPr>
-        <w:keepNext/>
-        <w:spacing w:line="360" w:lineRule="auto"/>
-        <w:ind w:firstLine="0"/>
-        <w:jc w:val="center"/>
-      </w:pPr>
-      <w:r>
-        <w:t xml:space="preserve">3. </w:t>
-      </w:r>
-      <w:r>
-        <w:rPr>
-          <w:highlight w:val="yellow"/>
-        </w:rPr>
-        <w:t>Nombre completo (GitHub: tolavi)</w:t>
-      </w:r>
-    </w:p>
-    <w:p>
-      <w:pPr>
-        <w:keepNext/>
-        <w:spacing w:line="360" w:lineRule="auto"/>
-        <w:ind w:firstLine="0"/>
-        <w:jc w:val="center"/>
-      </w:pPr>
-      <w:r>
-        <w:t xml:space="preserve">4. </w:t>
-      </w:r>
-      <w:r>
-        <w:rPr>
-          <w:highlight w:val="yellow"/>
-        </w:rPr>
-        <w:t>Nombre completo (GitHub: JUANJOVICO2021)</w:t>
       </w:r>
     </w:p>
     <w:p>

--- a/docs/actividad-02/Informe_Actividad02_APA.docx
+++ b/docs/actividad-02/Informe_Actividad02_APA.docx
@@ -30,7 +30,7 @@
           <w:noProof/>
         </w:rPr>
         <w:drawing>
-          <wp:inline distT="0" distB="0" distL="0" distR="0" wp14:anchorId="75F5914E" wp14:editId="68D45824">
+          <wp:inline distT="0" distB="0" distL="0" distR="0" wp14:anchorId="55AB82D9" wp14:editId="2FC7B25F">
             <wp:extent cx="1426464" cy="1426464"/>
             <wp:effectExtent l="0" t="0" r="0" b="0"/>
             <wp:docPr id="1" name="Picture 1"/>
@@ -132,7 +132,7 @@
         <w:rPr>
           <w:b/>
         </w:rPr>
-        <w:t>Migración del catálogo a MySQL con PDO, repositorios, CRUD de prendas y socios, paginación y resistencia a la inyección SQL</w:t>
+        <w:t>Migración del catálogo a MySQL con PDO, repositorios, CRUD de prendas y socios, paginación, resistencia a la inyección SQL e interfaz con Bootstrap 5</w:t>
       </w:r>
     </w:p>
     <w:p>
@@ -168,11 +168,7 @@
         <w:jc w:val="center"/>
       </w:pPr>
       <w:r>
-        <w:t xml:space="preserve">2. </w:t>
-      </w:r>
-      <w:r>
-        <w:rPr/>
-        <w:t>Juan Jose Vicente</w:t>
+        <w:t>2. Juan Jose Vicente</w:t>
       </w:r>
     </w:p>
     <w:p>
@@ -183,11 +179,7 @@
         <w:jc w:val="center"/>
       </w:pPr>
       <w:r>
-        <w:t xml:space="preserve">3. </w:t>
-      </w:r>
-      <w:r>
-        <w:rPr/>
-        <w:t>Yordy Tolavi Ruiz</w:t>
+        <w:t>3. Yordy Tolavi Ruiz</w:t>
       </w:r>
     </w:p>
     <w:p>
@@ -276,7 +268,7 @@
         <w:jc w:val="center"/>
       </w:pPr>
       <w:r>
-        <w:t>13 de octubre de 2026</w:t>
+        <w:t>14 de octubre de 2026</w:t>
       </w:r>
     </w:p>
     <w:p>
@@ -318,7 +310,7 @@
       <w:r>
         <w:fldChar w:fldCharType="separate"/>
       </w:r>
-      <w:hyperlink w:anchor="_Toc242826214" w:history="1">
+      <w:hyperlink w:anchor="_Toc242828278" w:history="1">
         <w:r>
           <w:rPr>
             <w:rStyle w:val="Hyperlink"/>
@@ -345,7 +337,7 @@
             <w:noProof/>
             <w:webHidden/>
           </w:rPr>
-          <w:instrText xml:space="preserve"> PAGEREF _Toc242826214 \h </w:instrText>
+          <w:instrText xml:space="preserve"> PAGEREF _Toc242828278 \h </w:instrText>
         </w:r>
         <w:r>
           <w:rPr>
@@ -392,7 +384,7 @@
           <w14:ligatures w14:val="standardContextual"/>
         </w:rPr>
       </w:pPr>
-      <w:hyperlink w:anchor="_Toc242826215" w:history="1">
+      <w:hyperlink w:anchor="_Toc242828279" w:history="1">
         <w:r>
           <w:rPr>
             <w:rStyle w:val="Hyperlink"/>
@@ -419,7 +411,7 @@
             <w:noProof/>
             <w:webHidden/>
           </w:rPr>
-          <w:instrText xml:space="preserve"> PAGEREF _Toc242826215 \h </w:instrText>
+          <w:instrText xml:space="preserve"> PAGEREF _Toc242828279 \h </w:instrText>
         </w:r>
         <w:r>
           <w:rPr>
@@ -466,7 +458,7 @@
           <w14:ligatures w14:val="standardContextual"/>
         </w:rPr>
       </w:pPr>
-      <w:hyperlink w:anchor="_Toc242826216" w:history="1">
+      <w:hyperlink w:anchor="_Toc242828280" w:history="1">
         <w:r>
           <w:rPr>
             <w:rStyle w:val="Hyperlink"/>
@@ -493,7 +485,7 @@
             <w:noProof/>
             <w:webHidden/>
           </w:rPr>
-          <w:instrText xml:space="preserve"> PAGEREF _Toc242826216 \h </w:instrText>
+          <w:instrText xml:space="preserve"> PAGEREF _Toc242828280 \h </w:instrText>
         </w:r>
         <w:r>
           <w:rPr>
@@ -540,7 +532,7 @@
           <w14:ligatures w14:val="standardContextual"/>
         </w:rPr>
       </w:pPr>
-      <w:hyperlink w:anchor="_Toc242826217" w:history="1">
+      <w:hyperlink w:anchor="_Toc242828281" w:history="1">
         <w:r>
           <w:rPr>
             <w:rStyle w:val="Hyperlink"/>
@@ -567,7 +559,7 @@
             <w:noProof/>
             <w:webHidden/>
           </w:rPr>
-          <w:instrText xml:space="preserve"> PAGEREF _Toc242826217 \h </w:instrText>
+          <w:instrText xml:space="preserve"> PAGEREF _Toc242828281 \h </w:instrText>
         </w:r>
         <w:r>
           <w:rPr>
@@ -614,7 +606,7 @@
           <w14:ligatures w14:val="standardContextual"/>
         </w:rPr>
       </w:pPr>
-      <w:hyperlink w:anchor="_Toc242826218" w:history="1">
+      <w:hyperlink w:anchor="_Toc242828282" w:history="1">
         <w:r>
           <w:rPr>
             <w:rStyle w:val="Hyperlink"/>
@@ -641,7 +633,7 @@
             <w:noProof/>
             <w:webHidden/>
           </w:rPr>
-          <w:instrText xml:space="preserve"> PAGEREF _Toc242826218 \h </w:instrText>
+          <w:instrText xml:space="preserve"> PAGEREF _Toc242828282 \h </w:instrText>
         </w:r>
         <w:r>
           <w:rPr>
@@ -688,7 +680,7 @@
           <w14:ligatures w14:val="standardContextual"/>
         </w:rPr>
       </w:pPr>
-      <w:hyperlink w:anchor="_Toc242826219" w:history="1">
+      <w:hyperlink w:anchor="_Toc242828283" w:history="1">
         <w:r>
           <w:rPr>
             <w:rStyle w:val="Hyperlink"/>
@@ -715,7 +707,7 @@
             <w:noProof/>
             <w:webHidden/>
           </w:rPr>
-          <w:instrText xml:space="preserve"> PAGEREF _Toc242826219 \h </w:instrText>
+          <w:instrText xml:space="preserve"> PAGEREF _Toc242828283 \h </w:instrText>
         </w:r>
         <w:r>
           <w:rPr>
@@ -762,7 +754,7 @@
           <w14:ligatures w14:val="standardContextual"/>
         </w:rPr>
       </w:pPr>
-      <w:hyperlink w:anchor="_Toc242826220" w:history="1">
+      <w:hyperlink w:anchor="_Toc242828284" w:history="1">
         <w:r>
           <w:rPr>
             <w:rStyle w:val="Hyperlink"/>
@@ -789,7 +781,7 @@
             <w:noProof/>
             <w:webHidden/>
           </w:rPr>
-          <w:instrText xml:space="preserve"> PAGEREF _Toc242826220 \h </w:instrText>
+          <w:instrText xml:space="preserve"> PAGEREF _Toc242828284 \h </w:instrText>
         </w:r>
         <w:r>
           <w:rPr>
@@ -836,7 +828,7 @@
           <w14:ligatures w14:val="standardContextual"/>
         </w:rPr>
       </w:pPr>
-      <w:hyperlink w:anchor="_Toc242826221" w:history="1">
+      <w:hyperlink w:anchor="_Toc242828285" w:history="1">
         <w:r>
           <w:rPr>
             <w:rStyle w:val="Hyperlink"/>
@@ -863,7 +855,81 @@
             <w:noProof/>
             <w:webHidden/>
           </w:rPr>
-          <w:instrText xml:space="preserve"> PAGEREF _Toc242826221 \h </w:instrText>
+          <w:instrText xml:space="preserve"> PAGEREF _Toc242828285 \h </w:instrText>
+        </w:r>
+        <w:r>
+          <w:rPr>
+            <w:noProof/>
+            <w:webHidden/>
+          </w:rPr>
+        </w:r>
+        <w:r>
+          <w:rPr>
+            <w:noProof/>
+            <w:webHidden/>
+          </w:rPr>
+          <w:fldChar w:fldCharType="separate"/>
+        </w:r>
+        <w:r>
+          <w:rPr>
+            <w:noProof/>
+            <w:webHidden/>
+          </w:rPr>
+          <w:t>7</w:t>
+        </w:r>
+        <w:r>
+          <w:rPr>
+            <w:noProof/>
+            <w:webHidden/>
+          </w:rPr>
+          <w:fldChar w:fldCharType="end"/>
+        </w:r>
+      </w:hyperlink>
+    </w:p>
+    <w:p>
+      <w:pPr>
+        <w:pStyle w:val="TOC2"/>
+        <w:tabs>
+          <w:tab w:val="right" w:leader="dot" w:pos="9350"/>
+        </w:tabs>
+        <w:rPr>
+          <w:rFonts w:asciiTheme="minorHAnsi" w:eastAsiaTheme="minorEastAsia" w:hAnsiTheme="minorHAnsi" w:cstheme="minorBidi"/>
+          <w:noProof/>
+          <w:color w:val="auto"/>
+          <w:kern w:val="2"/>
+          <w:szCs w:val="24"/>
+          <w:lang w:val="es-ES" w:eastAsia="es-ES"/>
+          <w14:ligatures w14:val="standardContextual"/>
+        </w:rPr>
+      </w:pPr>
+      <w:hyperlink w:anchor="_Toc242828286" w:history="1">
+        <w:r>
+          <w:rPr>
+            <w:rStyle w:val="Hyperlink"/>
+            <w:noProof/>
+          </w:rPr>
+          <w:t>Mejora progresiva e interfaz de usuario</w:t>
+        </w:r>
+        <w:r>
+          <w:rPr>
+            <w:noProof/>
+            <w:webHidden/>
+          </w:rPr>
+          <w:tab/>
+        </w:r>
+        <w:r>
+          <w:rPr>
+            <w:noProof/>
+            <w:webHidden/>
+          </w:rPr>
+          <w:fldChar w:fldCharType="begin"/>
+        </w:r>
+        <w:r>
+          <w:rPr>
+            <w:noProof/>
+            <w:webHidden/>
+          </w:rPr>
+          <w:instrText xml:space="preserve"> PAGEREF _Toc242828286 \h </w:instrText>
         </w:r>
         <w:r>
           <w:rPr>
@@ -910,7 +976,7 @@
           <w14:ligatures w14:val="standardContextual"/>
         </w:rPr>
       </w:pPr>
-      <w:hyperlink w:anchor="_Toc242826222" w:history="1">
+      <w:hyperlink w:anchor="_Toc242828287" w:history="1">
         <w:r>
           <w:rPr>
             <w:rStyle w:val="Hyperlink"/>
@@ -937,7 +1003,7 @@
             <w:noProof/>
             <w:webHidden/>
           </w:rPr>
-          <w:instrText xml:space="preserve"> PAGEREF _Toc242826222 \h </w:instrText>
+          <w:instrText xml:space="preserve"> PAGEREF _Toc242828287 \h </w:instrText>
         </w:r>
         <w:r>
           <w:rPr>
@@ -984,7 +1050,7 @@
           <w14:ligatures w14:val="standardContextual"/>
         </w:rPr>
       </w:pPr>
-      <w:hyperlink w:anchor="_Toc242826223" w:history="1">
+      <w:hyperlink w:anchor="_Toc242828288" w:history="1">
         <w:r>
           <w:rPr>
             <w:rStyle w:val="Hyperlink"/>
@@ -1011,7 +1077,7 @@
             <w:noProof/>
             <w:webHidden/>
           </w:rPr>
-          <w:instrText xml:space="preserve"> PAGEREF _Toc242826223 \h </w:instrText>
+          <w:instrText xml:space="preserve"> PAGEREF _Toc242828288 \h </w:instrText>
         </w:r>
         <w:r>
           <w:rPr>
@@ -1058,7 +1124,7 @@
           <w14:ligatures w14:val="standardContextual"/>
         </w:rPr>
       </w:pPr>
-      <w:hyperlink w:anchor="_Toc242826224" w:history="1">
+      <w:hyperlink w:anchor="_Toc242828289" w:history="1">
         <w:r>
           <w:rPr>
             <w:rStyle w:val="Hyperlink"/>
@@ -1085,7 +1151,7 @@
             <w:noProof/>
             <w:webHidden/>
           </w:rPr>
-          <w:instrText xml:space="preserve"> PAGEREF _Toc242826224 \h </w:instrText>
+          <w:instrText xml:space="preserve"> PAGEREF _Toc242828289 \h </w:instrText>
         </w:r>
         <w:r>
           <w:rPr>
@@ -1132,7 +1198,7 @@
           <w14:ligatures w14:val="standardContextual"/>
         </w:rPr>
       </w:pPr>
-      <w:hyperlink w:anchor="_Toc242826225" w:history="1">
+      <w:hyperlink w:anchor="_Toc242828290" w:history="1">
         <w:r>
           <w:rPr>
             <w:rStyle w:val="Hyperlink"/>
@@ -1159,7 +1225,7 @@
             <w:noProof/>
             <w:webHidden/>
           </w:rPr>
-          <w:instrText xml:space="preserve"> PAGEREF _Toc242826225 \h </w:instrText>
+          <w:instrText xml:space="preserve"> PAGEREF _Toc242828290 \h </w:instrText>
         </w:r>
         <w:r>
           <w:rPr>
@@ -1206,7 +1272,7 @@
           <w14:ligatures w14:val="standardContextual"/>
         </w:rPr>
       </w:pPr>
-      <w:hyperlink w:anchor="_Toc242826226" w:history="1">
+      <w:hyperlink w:anchor="_Toc242828291" w:history="1">
         <w:r>
           <w:rPr>
             <w:rStyle w:val="Hyperlink"/>
@@ -1233,7 +1299,7 @@
             <w:noProof/>
             <w:webHidden/>
           </w:rPr>
-          <w:instrText xml:space="preserve"> PAGEREF _Toc242826226 \h </w:instrText>
+          <w:instrText xml:space="preserve"> PAGEREF _Toc242828291 \h </w:instrText>
         </w:r>
         <w:r>
           <w:rPr>
@@ -1280,7 +1346,7 @@
           <w14:ligatures w14:val="standardContextual"/>
         </w:rPr>
       </w:pPr>
-      <w:hyperlink w:anchor="_Toc242826227" w:history="1">
+      <w:hyperlink w:anchor="_Toc242828292" w:history="1">
         <w:r>
           <w:rPr>
             <w:rStyle w:val="Hyperlink"/>
@@ -1307,7 +1373,7 @@
             <w:noProof/>
             <w:webHidden/>
           </w:rPr>
-          <w:instrText xml:space="preserve"> PAGEREF _Toc242826227 \h </w:instrText>
+          <w:instrText xml:space="preserve"> PAGEREF _Toc242828292 \h </w:instrText>
         </w:r>
         <w:r>
           <w:rPr>
@@ -1354,7 +1420,7 @@
           <w14:ligatures w14:val="standardContextual"/>
         </w:rPr>
       </w:pPr>
-      <w:hyperlink w:anchor="_Toc242826228" w:history="1">
+      <w:hyperlink w:anchor="_Toc242828293" w:history="1">
         <w:r>
           <w:rPr>
             <w:rStyle w:val="Hyperlink"/>
@@ -1381,7 +1447,7 @@
             <w:noProof/>
             <w:webHidden/>
           </w:rPr>
-          <w:instrText xml:space="preserve"> PAGEREF _Toc242826228 \h </w:instrText>
+          <w:instrText xml:space="preserve"> PAGEREF _Toc242828293 \h </w:instrText>
         </w:r>
         <w:r>
           <w:rPr>
@@ -1428,7 +1494,7 @@
           <w14:ligatures w14:val="standardContextual"/>
         </w:rPr>
       </w:pPr>
-      <w:hyperlink w:anchor="_Toc242826229" w:history="1">
+      <w:hyperlink w:anchor="_Toc242828294" w:history="1">
         <w:r>
           <w:rPr>
             <w:rStyle w:val="Hyperlink"/>
@@ -1455,7 +1521,7 @@
             <w:noProof/>
             <w:webHidden/>
           </w:rPr>
-          <w:instrText xml:space="preserve"> PAGEREF _Toc242826229 \h </w:instrText>
+          <w:instrText xml:space="preserve"> PAGEREF _Toc242828294 \h </w:instrText>
         </w:r>
         <w:r>
           <w:rPr>
@@ -1502,7 +1568,7 @@
           <w14:ligatures w14:val="standardContextual"/>
         </w:rPr>
       </w:pPr>
-      <w:hyperlink w:anchor="_Toc242826230" w:history="1">
+      <w:hyperlink w:anchor="_Toc242828295" w:history="1">
         <w:r>
           <w:rPr>
             <w:rStyle w:val="Hyperlink"/>
@@ -1529,7 +1595,7 @@
             <w:noProof/>
             <w:webHidden/>
           </w:rPr>
-          <w:instrText xml:space="preserve"> PAGEREF _Toc242826230 \h </w:instrText>
+          <w:instrText xml:space="preserve"> PAGEREF _Toc242828295 \h </w:instrText>
         </w:r>
         <w:r>
           <w:rPr>
@@ -1576,13 +1642,13 @@
           <w14:ligatures w14:val="standardContextual"/>
         </w:rPr>
       </w:pPr>
-      <w:hyperlink w:anchor="_Toc242826231" w:history="1">
+      <w:hyperlink w:anchor="_Toc242828296" w:history="1">
         <w:r>
           <w:rPr>
             <w:rStyle w:val="Hyperlink"/>
             <w:noProof/>
           </w:rPr>
-          <w:t>Paso 8. Pruebas automáticas</w:t>
+          <w:t>Paso 8. Interfaz con Bootstrap 5: modales, avisos y paleta pastel</w:t>
         </w:r>
         <w:r>
           <w:rPr>
@@ -1603,7 +1669,7 @@
             <w:noProof/>
             <w:webHidden/>
           </w:rPr>
-          <w:instrText xml:space="preserve"> PAGEREF _Toc242826231 \h </w:instrText>
+          <w:instrText xml:space="preserve"> PAGEREF _Toc242828296 \h </w:instrText>
         </w:r>
         <w:r>
           <w:rPr>
@@ -1624,6 +1690,80 @@
             <w:webHidden/>
           </w:rPr>
           <w:t>21</w:t>
+        </w:r>
+        <w:r>
+          <w:rPr>
+            <w:noProof/>
+            <w:webHidden/>
+          </w:rPr>
+          <w:fldChar w:fldCharType="end"/>
+        </w:r>
+      </w:hyperlink>
+    </w:p>
+    <w:p>
+      <w:pPr>
+        <w:pStyle w:val="TOC2"/>
+        <w:tabs>
+          <w:tab w:val="right" w:leader="dot" w:pos="9350"/>
+        </w:tabs>
+        <w:rPr>
+          <w:rFonts w:asciiTheme="minorHAnsi" w:eastAsiaTheme="minorEastAsia" w:hAnsiTheme="minorHAnsi" w:cstheme="minorBidi"/>
+          <w:noProof/>
+          <w:color w:val="auto"/>
+          <w:kern w:val="2"/>
+          <w:szCs w:val="24"/>
+          <w:lang w:val="es-ES" w:eastAsia="es-ES"/>
+          <w14:ligatures w14:val="standardContextual"/>
+        </w:rPr>
+      </w:pPr>
+      <w:hyperlink w:anchor="_Toc242828297" w:history="1">
+        <w:r>
+          <w:rPr>
+            <w:rStyle w:val="Hyperlink"/>
+            <w:noProof/>
+          </w:rPr>
+          <w:t>Paso 9. Pruebas automáticas</w:t>
+        </w:r>
+        <w:r>
+          <w:rPr>
+            <w:noProof/>
+            <w:webHidden/>
+          </w:rPr>
+          <w:tab/>
+        </w:r>
+        <w:r>
+          <w:rPr>
+            <w:noProof/>
+            <w:webHidden/>
+          </w:rPr>
+          <w:fldChar w:fldCharType="begin"/>
+        </w:r>
+        <w:r>
+          <w:rPr>
+            <w:noProof/>
+            <w:webHidden/>
+          </w:rPr>
+          <w:instrText xml:space="preserve"> PAGEREF _Toc242828297 \h </w:instrText>
+        </w:r>
+        <w:r>
+          <w:rPr>
+            <w:noProof/>
+            <w:webHidden/>
+          </w:rPr>
+        </w:r>
+        <w:r>
+          <w:rPr>
+            <w:noProof/>
+            <w:webHidden/>
+          </w:rPr>
+          <w:fldChar w:fldCharType="separate"/>
+        </w:r>
+        <w:r>
+          <w:rPr>
+            <w:noProof/>
+            <w:webHidden/>
+          </w:rPr>
+          <w:t>27</w:t>
         </w:r>
         <w:r>
           <w:rPr>
@@ -1650,7 +1790,7 @@
           <w14:ligatures w14:val="standardContextual"/>
         </w:rPr>
       </w:pPr>
-      <w:hyperlink w:anchor="_Toc242826232" w:history="1">
+      <w:hyperlink w:anchor="_Toc242828298" w:history="1">
         <w:r>
           <w:rPr>
             <w:rStyle w:val="Hyperlink"/>
@@ -1677,7 +1817,7 @@
             <w:noProof/>
             <w:webHidden/>
           </w:rPr>
-          <w:instrText xml:space="preserve"> PAGEREF _Toc242826232 \h </w:instrText>
+          <w:instrText xml:space="preserve"> PAGEREF _Toc242828298 \h </w:instrText>
         </w:r>
         <w:r>
           <w:rPr>
@@ -1697,7 +1837,7 @@
             <w:noProof/>
             <w:webHidden/>
           </w:rPr>
-          <w:t>24</w:t>
+          <w:t>30</w:t>
         </w:r>
         <w:r>
           <w:rPr>
@@ -1724,7 +1864,7 @@
           <w14:ligatures w14:val="standardContextual"/>
         </w:rPr>
       </w:pPr>
-      <w:hyperlink w:anchor="_Toc242826233" w:history="1">
+      <w:hyperlink w:anchor="_Toc242828299" w:history="1">
         <w:r>
           <w:rPr>
             <w:rStyle w:val="Hyperlink"/>
@@ -1751,7 +1891,7 @@
             <w:noProof/>
             <w:webHidden/>
           </w:rPr>
-          <w:instrText xml:space="preserve"> PAGEREF _Toc242826233 \h </w:instrText>
+          <w:instrText xml:space="preserve"> PAGEREF _Toc242828299 \h </w:instrText>
         </w:r>
         <w:r>
           <w:rPr>
@@ -1771,7 +1911,7 @@
             <w:noProof/>
             <w:webHidden/>
           </w:rPr>
-          <w:t>26</w:t>
+          <w:t>32</w:t>
         </w:r>
         <w:r>
           <w:rPr>
@@ -1798,7 +1938,7 @@
           <w14:ligatures w14:val="standardContextual"/>
         </w:rPr>
       </w:pPr>
-      <w:hyperlink w:anchor="_Toc242826234" w:history="1">
+      <w:hyperlink w:anchor="_Toc242828300" w:history="1">
         <w:r>
           <w:rPr>
             <w:rStyle w:val="Hyperlink"/>
@@ -1825,7 +1965,7 @@
             <w:noProof/>
             <w:webHidden/>
           </w:rPr>
-          <w:instrText xml:space="preserve"> PAGEREF _Toc242826234 \h </w:instrText>
+          <w:instrText xml:space="preserve"> PAGEREF _Toc242828300 \h </w:instrText>
         </w:r>
         <w:r>
           <w:rPr>
@@ -1845,7 +1985,7 @@
             <w:noProof/>
             <w:webHidden/>
           </w:rPr>
-          <w:t>27</w:t>
+          <w:t>33</w:t>
         </w:r>
         <w:r>
           <w:rPr>
@@ -1872,7 +2012,7 @@
           <w14:ligatures w14:val="standardContextual"/>
         </w:rPr>
       </w:pPr>
-      <w:hyperlink w:anchor="_Toc242826235" w:history="1">
+      <w:hyperlink w:anchor="_Toc242828301" w:history="1">
         <w:r>
           <w:rPr>
             <w:rStyle w:val="Hyperlink"/>
@@ -1899,7 +2039,7 @@
             <w:noProof/>
             <w:webHidden/>
           </w:rPr>
-          <w:instrText xml:space="preserve"> PAGEREF _Toc242826235 \h </w:instrText>
+          <w:instrText xml:space="preserve"> PAGEREF _Toc242828301 \h </w:instrText>
         </w:r>
         <w:r>
           <w:rPr>
@@ -1919,7 +2059,7 @@
             <w:noProof/>
             <w:webHidden/>
           </w:rPr>
-          <w:t>29</w:t>
+          <w:t>35</w:t>
         </w:r>
         <w:r>
           <w:rPr>
@@ -1946,7 +2086,7 @@
           <w14:ligatures w14:val="standardContextual"/>
         </w:rPr>
       </w:pPr>
-      <w:hyperlink w:anchor="_Toc242826236" w:history="1">
+      <w:hyperlink w:anchor="_Toc242828302" w:history="1">
         <w:r>
           <w:rPr>
             <w:rStyle w:val="Hyperlink"/>
@@ -1973,7 +2113,7 @@
             <w:noProof/>
             <w:webHidden/>
           </w:rPr>
-          <w:instrText xml:space="preserve"> PAGEREF _Toc242826236 \h </w:instrText>
+          <w:instrText xml:space="preserve"> PAGEREF _Toc242828302 \h </w:instrText>
         </w:r>
         <w:r>
           <w:rPr>
@@ -1993,7 +2133,7 @@
             <w:noProof/>
             <w:webHidden/>
           </w:rPr>
-          <w:t>29</w:t>
+          <w:t>35</w:t>
         </w:r>
         <w:r>
           <w:rPr>
@@ -2020,7 +2160,7 @@
           <w14:ligatures w14:val="standardContextual"/>
         </w:rPr>
       </w:pPr>
-      <w:hyperlink w:anchor="_Toc242826237" w:history="1">
+      <w:hyperlink w:anchor="_Toc242828303" w:history="1">
         <w:r>
           <w:rPr>
             <w:rStyle w:val="Hyperlink"/>
@@ -2047,7 +2187,7 @@
             <w:noProof/>
             <w:webHidden/>
           </w:rPr>
-          <w:instrText xml:space="preserve"> PAGEREF _Toc242826237 \h </w:instrText>
+          <w:instrText xml:space="preserve"> PAGEREF _Toc242828303 \h </w:instrText>
         </w:r>
         <w:r>
           <w:rPr>
@@ -2067,7 +2207,7 @@
             <w:noProof/>
             <w:webHidden/>
           </w:rPr>
-          <w:t>30</w:t>
+          <w:t>36</w:t>
         </w:r>
         <w:r>
           <w:rPr>
@@ -2094,7 +2234,7 @@
           <w14:ligatures w14:val="standardContextual"/>
         </w:rPr>
       </w:pPr>
-      <w:hyperlink w:anchor="_Toc242826238" w:history="1">
+      <w:hyperlink w:anchor="_Toc242828304" w:history="1">
         <w:r>
           <w:rPr>
             <w:rStyle w:val="Hyperlink"/>
@@ -2121,7 +2261,7 @@
             <w:noProof/>
             <w:webHidden/>
           </w:rPr>
-          <w:instrText xml:space="preserve"> PAGEREF _Toc242826238 \h </w:instrText>
+          <w:instrText xml:space="preserve"> PAGEREF _Toc242828304 \h </w:instrText>
         </w:r>
         <w:r>
           <w:rPr>
@@ -2141,7 +2281,7 @@
             <w:noProof/>
             <w:webHidden/>
           </w:rPr>
-          <w:t>30</w:t>
+          <w:t>36</w:t>
         </w:r>
         <w:r>
           <w:rPr>
@@ -2199,7 +2339,7 @@
       <w:r>
         <w:fldChar w:fldCharType="separate"/>
       </w:r>
-      <w:hyperlink w:anchor="_Toc242826239" w:history="1">
+      <w:hyperlink w:anchor="_Toc242828305" w:history="1">
         <w:r>
           <w:rPr>
             <w:rStyle w:val="Hyperlink"/>
@@ -2226,7 +2366,7 @@
             <w:noProof/>
             <w:webHidden/>
           </w:rPr>
-          <w:instrText xml:space="preserve"> PAGEREF _Toc242826239 \h </w:instrText>
+          <w:instrText xml:space="preserve"> PAGEREF _Toc242828305 \h </w:instrText>
         </w:r>
         <w:r>
           <w:rPr>
@@ -2273,7 +2413,7 @@
           <w14:ligatures w14:val="standardContextual"/>
         </w:rPr>
       </w:pPr>
-      <w:hyperlink w:anchor="_Toc242826240" w:history="1">
+      <w:hyperlink w:anchor="_Toc242828306" w:history="1">
         <w:r>
           <w:rPr>
             <w:rStyle w:val="Hyperlink"/>
@@ -2300,7 +2440,7 @@
             <w:noProof/>
             <w:webHidden/>
           </w:rPr>
-          <w:instrText xml:space="preserve"> PAGEREF _Toc242826240 \h </w:instrText>
+          <w:instrText xml:space="preserve"> PAGEREF _Toc242828306 \h </w:instrText>
         </w:r>
         <w:r>
           <w:rPr>
@@ -2320,7 +2460,7 @@
             <w:noProof/>
             <w:webHidden/>
           </w:rPr>
-          <w:t>10</w:t>
+          <w:t>9</w:t>
         </w:r>
         <w:r>
           <w:rPr>
@@ -2347,7 +2487,7 @@
           <w14:ligatures w14:val="standardContextual"/>
         </w:rPr>
       </w:pPr>
-      <w:hyperlink w:anchor="_Toc242826241" w:history="1">
+      <w:hyperlink w:anchor="_Toc242828307" w:history="1">
         <w:r>
           <w:rPr>
             <w:rStyle w:val="Hyperlink"/>
@@ -2374,7 +2514,7 @@
             <w:noProof/>
             <w:webHidden/>
           </w:rPr>
-          <w:instrText xml:space="preserve"> PAGEREF _Toc242826241 \h </w:instrText>
+          <w:instrText xml:space="preserve"> PAGEREF _Toc242828307 \h </w:instrText>
         </w:r>
         <w:r>
           <w:rPr>
@@ -2394,7 +2534,7 @@
             <w:noProof/>
             <w:webHidden/>
           </w:rPr>
-          <w:t>11</w:t>
+          <w:t>10</w:t>
         </w:r>
         <w:r>
           <w:rPr>
@@ -2421,7 +2561,7 @@
           <w14:ligatures w14:val="standardContextual"/>
         </w:rPr>
       </w:pPr>
-      <w:hyperlink w:anchor="_Toc242826242" w:history="1">
+      <w:hyperlink w:anchor="_Toc242828308" w:history="1">
         <w:r>
           <w:rPr>
             <w:rStyle w:val="Hyperlink"/>
@@ -2448,7 +2588,7 @@
             <w:noProof/>
             <w:webHidden/>
           </w:rPr>
-          <w:instrText xml:space="preserve"> PAGEREF _Toc242826242 \h </w:instrText>
+          <w:instrText xml:space="preserve"> PAGEREF _Toc242828308 \h </w:instrText>
         </w:r>
         <w:r>
           <w:rPr>
@@ -2495,7 +2635,7 @@
           <w14:ligatures w14:val="standardContextual"/>
         </w:rPr>
       </w:pPr>
-      <w:hyperlink w:anchor="_Toc242826243" w:history="1">
+      <w:hyperlink w:anchor="_Toc242828309" w:history="1">
         <w:r>
           <w:rPr>
             <w:rStyle w:val="Hyperlink"/>
@@ -2522,7 +2662,7 @@
             <w:noProof/>
             <w:webHidden/>
           </w:rPr>
-          <w:instrText xml:space="preserve"> PAGEREF _Toc242826243 \h </w:instrText>
+          <w:instrText xml:space="preserve"> PAGEREF _Toc242828309 \h </w:instrText>
         </w:r>
         <w:r>
           <w:rPr>
@@ -2569,7 +2709,7 @@
           <w14:ligatures w14:val="standardContextual"/>
         </w:rPr>
       </w:pPr>
-      <w:hyperlink w:anchor="_Toc242826244" w:history="1">
+      <w:hyperlink w:anchor="_Toc242828310" w:history="1">
         <w:r>
           <w:rPr>
             <w:rStyle w:val="Hyperlink"/>
@@ -2596,7 +2736,7 @@
             <w:noProof/>
             <w:webHidden/>
           </w:rPr>
-          <w:instrText xml:space="preserve"> PAGEREF _Toc242826244 \h </w:instrText>
+          <w:instrText xml:space="preserve"> PAGEREF _Toc242828310 \h </w:instrText>
         </w:r>
         <w:r>
           <w:rPr>
@@ -2643,7 +2783,7 @@
           <w14:ligatures w14:val="standardContextual"/>
         </w:rPr>
       </w:pPr>
-      <w:hyperlink w:anchor="_Toc242826245" w:history="1">
+      <w:hyperlink w:anchor="_Toc242828311" w:history="1">
         <w:r>
           <w:rPr>
             <w:rStyle w:val="Hyperlink"/>
@@ -2670,7 +2810,7 @@
             <w:noProof/>
             <w:webHidden/>
           </w:rPr>
-          <w:instrText xml:space="preserve"> PAGEREF _Toc242826245 \h </w:instrText>
+          <w:instrText xml:space="preserve"> PAGEREF _Toc242828311 \h </w:instrText>
         </w:r>
         <w:r>
           <w:rPr>
@@ -2717,7 +2857,7 @@
           <w14:ligatures w14:val="standardContextual"/>
         </w:rPr>
       </w:pPr>
-      <w:hyperlink w:anchor="_Toc242826246" w:history="1">
+      <w:hyperlink w:anchor="_Toc242828312" w:history="1">
         <w:r>
           <w:rPr>
             <w:rStyle w:val="Hyperlink"/>
@@ -2744,7 +2884,7 @@
             <w:noProof/>
             <w:webHidden/>
           </w:rPr>
-          <w:instrText xml:space="preserve"> PAGEREF _Toc242826246 \h </w:instrText>
+          <w:instrText xml:space="preserve"> PAGEREF _Toc242828312 \h </w:instrText>
         </w:r>
         <w:r>
           <w:rPr>
@@ -2791,13 +2931,13 @@
           <w14:ligatures w14:val="standardContextual"/>
         </w:rPr>
       </w:pPr>
-      <w:hyperlink w:anchor="_Toc242826247" w:history="1">
+      <w:hyperlink w:anchor="_Toc242828313" w:history="1">
         <w:r>
           <w:rPr>
             <w:rStyle w:val="Hyperlink"/>
             <w:noProof/>
           </w:rPr>
-          <w:t>Figura 4. Tienda paginada de ocho en ocho con los datos de MySQL</w:t>
+          <w:t>Figura 4. Tienda con los datos de MySQL y el diseño final</w:t>
         </w:r>
         <w:r>
           <w:rPr>
@@ -2818,7 +2958,7 @@
             <w:noProof/>
             <w:webHidden/>
           </w:rPr>
-          <w:instrText xml:space="preserve"> PAGEREF _Toc242826247 \h </w:instrText>
+          <w:instrText xml:space="preserve"> PAGEREF _Toc242828313 \h </w:instrText>
         </w:r>
         <w:r>
           <w:rPr>
@@ -2865,7 +3005,7 @@
           <w14:ligatures w14:val="standardContextual"/>
         </w:rPr>
       </w:pPr>
-      <w:hyperlink w:anchor="_Toc242826248" w:history="1">
+      <w:hyperlink w:anchor="_Toc242828314" w:history="1">
         <w:r>
           <w:rPr>
             <w:rStyle w:val="Hyperlink"/>
@@ -2892,7 +3032,7 @@
             <w:noProof/>
             <w:webHidden/>
           </w:rPr>
-          <w:instrText xml:space="preserve"> PAGEREF _Toc242826248 \h </w:instrText>
+          <w:instrText xml:space="preserve"> PAGEREF _Toc242828314 \h </w:instrText>
         </w:r>
         <w:r>
           <w:rPr>
@@ -2939,7 +3079,7 @@
           <w14:ligatures w14:val="standardContextual"/>
         </w:rPr>
       </w:pPr>
-      <w:hyperlink w:anchor="_Toc242826249" w:history="1">
+      <w:hyperlink w:anchor="_Toc242828315" w:history="1">
         <w:r>
           <w:rPr>
             <w:rStyle w:val="Hyperlink"/>
@@ -2966,7 +3106,7 @@
             <w:noProof/>
             <w:webHidden/>
           </w:rPr>
-          <w:instrText xml:space="preserve"> PAGEREF _Toc242826249 \h </w:instrText>
+          <w:instrText xml:space="preserve"> PAGEREF _Toc242828315 \h </w:instrText>
         </w:r>
         <w:r>
           <w:rPr>
@@ -3013,13 +3153,13 @@
           <w14:ligatures w14:val="standardContextual"/>
         </w:rPr>
       </w:pPr>
-      <w:hyperlink w:anchor="_Toc242826250" w:history="1">
+      <w:hyperlink w:anchor="_Toc242828316" w:history="1">
         <w:r>
           <w:rPr>
             <w:rStyle w:val="Hyperlink"/>
             <w:noProof/>
           </w:rPr>
-          <w:t>Figura 7. Formulario de socio con errores de validación por campo</w:t>
+          <w:t>Figura 7. Formulario de socio con errores de validación por campo, dentro del modal</w:t>
         </w:r>
         <w:r>
           <w:rPr>
@@ -3040,7 +3180,7 @@
             <w:noProof/>
             <w:webHidden/>
           </w:rPr>
-          <w:instrText xml:space="preserve"> PAGEREF _Toc242826250 \h </w:instrText>
+          <w:instrText xml:space="preserve"> PAGEREF _Toc242828316 \h </w:instrText>
         </w:r>
         <w:r>
           <w:rPr>
@@ -3087,7 +3227,7 @@
           <w14:ligatures w14:val="standardContextual"/>
         </w:rPr>
       </w:pPr>
-      <w:hyperlink w:anchor="_Toc242826251" w:history="1">
+      <w:hyperlink w:anchor="_Toc242828317" w:history="1">
         <w:r>
           <w:rPr>
             <w:rStyle w:val="Hyperlink"/>
@@ -3114,7 +3254,7 @@
             <w:noProof/>
             <w:webHidden/>
           </w:rPr>
-          <w:instrText xml:space="preserve"> PAGEREF _Toc242826251 \h </w:instrText>
+          <w:instrText xml:space="preserve"> PAGEREF _Toc242828317 \h </w:instrText>
         </w:r>
         <w:r>
           <w:rPr>
@@ -3161,7 +3301,7 @@
           <w14:ligatures w14:val="standardContextual"/>
         </w:rPr>
       </w:pPr>
-      <w:hyperlink w:anchor="_Toc242826252" w:history="1">
+      <w:hyperlink w:anchor="_Toc242828318" w:history="1">
         <w:r>
           <w:rPr>
             <w:rStyle w:val="Hyperlink"/>
@@ -3188,7 +3328,7 @@
             <w:noProof/>
             <w:webHidden/>
           </w:rPr>
-          <w:instrText xml:space="preserve"> PAGEREF _Toc242826252 \h </w:instrText>
+          <w:instrText xml:space="preserve"> PAGEREF _Toc242828318 \h </w:instrText>
         </w:r>
         <w:r>
           <w:rPr>
@@ -3235,13 +3375,13 @@
           <w14:ligatures w14:val="standardContextual"/>
         </w:rPr>
       </w:pPr>
-      <w:hyperlink w:anchor="_Toc242826253" w:history="1">
+      <w:hyperlink w:anchor="_Toc242828319" w:history="1">
         <w:r>
           <w:rPr>
             <w:rStyle w:val="Hyperlink"/>
             <w:noProof/>
           </w:rPr>
-          <w:t>Tabla 7. Resumen de las comprobaciones automáticas</w:t>
+          <w:t>Tabla 7. Paleta de colores y su uso en la interfaz</w:t>
         </w:r>
         <w:r>
           <w:rPr>
@@ -3262,7 +3402,7 @@
             <w:noProof/>
             <w:webHidden/>
           </w:rPr>
-          <w:instrText xml:space="preserve"> PAGEREF _Toc242826253 \h </w:instrText>
+          <w:instrText xml:space="preserve"> PAGEREF _Toc242828319 \h </w:instrText>
         </w:r>
         <w:r>
           <w:rPr>
@@ -3309,13 +3449,13 @@
           <w14:ligatures w14:val="standardContextual"/>
         </w:rPr>
       </w:pPr>
-      <w:hyperlink w:anchor="_Toc242826254" w:history="1">
+      <w:hyperlink w:anchor="_Toc242828320" w:history="1">
         <w:r>
           <w:rPr>
             <w:rStyle w:val="Hyperlink"/>
             <w:noProof/>
           </w:rPr>
-          <w:t>Figura 9. Ejecución de las pruebas automáticas en el entorno Docker del curso</w:t>
+          <w:t>Figura 9. Detalle de una prenda en una ventana modal, sin salir de la tienda</w:t>
         </w:r>
         <w:r>
           <w:rPr>
@@ -3336,7 +3476,7 @@
             <w:noProof/>
             <w:webHidden/>
           </w:rPr>
-          <w:instrText xml:space="preserve"> PAGEREF _Toc242826254 \h </w:instrText>
+          <w:instrText xml:space="preserve"> PAGEREF _Toc242828320 \h </w:instrText>
         </w:r>
         <w:r>
           <w:rPr>
@@ -3383,13 +3523,13 @@
           <w14:ligatures w14:val="standardContextual"/>
         </w:rPr>
       </w:pPr>
-      <w:hyperlink w:anchor="_Toc242826255" w:history="1">
+      <w:hyperlink w:anchor="_Toc242828321" w:history="1">
         <w:r>
           <w:rPr>
             <w:rStyle w:val="Hyperlink"/>
             <w:noProof/>
           </w:rPr>
-          <w:t>Tabla 8. Fallos de prueba originados en propuestas de la IA y su causa real</w:t>
+          <w:t>Figura 10. Registro de prenda en un modal con los errores de validación por campo</w:t>
         </w:r>
         <w:r>
           <w:rPr>
@@ -3410,7 +3550,7 @@
             <w:noProof/>
             <w:webHidden/>
           </w:rPr>
-          <w:instrText xml:space="preserve"> PAGEREF _Toc242826255 \h </w:instrText>
+          <w:instrText xml:space="preserve"> PAGEREF _Toc242828321 \h </w:instrText>
         </w:r>
         <w:r>
           <w:rPr>
@@ -3457,13 +3597,13 @@
           <w14:ligatures w14:val="standardContextual"/>
         </w:rPr>
       </w:pPr>
-      <w:hyperlink w:anchor="_Toc242826256" w:history="1">
+      <w:hyperlink w:anchor="_Toc242828322" w:history="1">
         <w:r>
           <w:rPr>
             <w:rStyle w:val="Hyperlink"/>
             <w:noProof/>
           </w:rPr>
-          <w:t>Tabla 9. Registro de uso de IA en la Actividad 2</w:t>
+          <w:t>Figura 11. Confirmación antes de eliminar una prenda</w:t>
         </w:r>
         <w:r>
           <w:rPr>
@@ -3484,7 +3624,7 @@
             <w:noProof/>
             <w:webHidden/>
           </w:rPr>
-          <w:instrText xml:space="preserve"> PAGEREF _Toc242826256 \h </w:instrText>
+          <w:instrText xml:space="preserve"> PAGEREF _Toc242828322 \h </w:instrText>
         </w:r>
         <w:r>
           <w:rPr>
@@ -3504,7 +3644,7 @@
             <w:noProof/>
             <w:webHidden/>
           </w:rPr>
-          <w:t>29</w:t>
+          <w:t>24</w:t>
         </w:r>
         <w:r>
           <w:rPr>
@@ -3531,13 +3671,13 @@
           <w14:ligatures w14:val="standardContextual"/>
         </w:rPr>
       </w:pPr>
-      <w:hyperlink w:anchor="_Toc242826257" w:history="1">
+      <w:hyperlink w:anchor="_Toc242828323" w:history="1">
         <w:r>
           <w:rPr>
             <w:rStyle w:val="Hyperlink"/>
             <w:noProof/>
           </w:rPr>
-          <w:t>Tabla 10. Matriz de trazabilidad: requisito, issue, implementación y prueba</w:t>
+          <w:t>Figura 12. Aviso del resultado en la esquina superior derecha</w:t>
         </w:r>
         <w:r>
           <w:rPr>
@@ -3558,7 +3698,7 @@
             <w:noProof/>
             <w:webHidden/>
           </w:rPr>
-          <w:instrText xml:space="preserve"> PAGEREF _Toc242826257 \h </w:instrText>
+          <w:instrText xml:space="preserve"> PAGEREF _Toc242828323 \h </w:instrText>
         </w:r>
         <w:r>
           <w:rPr>
@@ -3578,7 +3718,7 @@
             <w:noProof/>
             <w:webHidden/>
           </w:rPr>
-          <w:t>30</w:t>
+          <w:t>25</w:t>
         </w:r>
         <w:r>
           <w:rPr>
@@ -3591,6 +3731,524 @@
     </w:p>
     <w:p>
       <w:pPr>
+        <w:pStyle w:val="TOC1"/>
+        <w:tabs>
+          <w:tab w:val="right" w:leader="dot" w:pos="9350"/>
+        </w:tabs>
+        <w:rPr>
+          <w:rFonts w:asciiTheme="minorHAnsi" w:eastAsiaTheme="minorEastAsia" w:hAnsiTheme="minorHAnsi" w:cstheme="minorBidi"/>
+          <w:noProof/>
+          <w:color w:val="auto"/>
+          <w:kern w:val="2"/>
+          <w:szCs w:val="24"/>
+          <w:lang w:val="es-ES" w:eastAsia="es-ES"/>
+          <w14:ligatures w14:val="standardContextual"/>
+        </w:rPr>
+      </w:pPr>
+      <w:hyperlink w:anchor="_Toc242828324" w:history="1">
+        <w:r>
+          <w:rPr>
+            <w:rStyle w:val="Hyperlink"/>
+            <w:noProof/>
+          </w:rPr>
+          <w:t>Figura 13. La tienda en un celular</w:t>
+        </w:r>
+        <w:r>
+          <w:rPr>
+            <w:noProof/>
+            <w:webHidden/>
+          </w:rPr>
+          <w:tab/>
+        </w:r>
+        <w:r>
+          <w:rPr>
+            <w:noProof/>
+            <w:webHidden/>
+          </w:rPr>
+          <w:fldChar w:fldCharType="begin"/>
+        </w:r>
+        <w:r>
+          <w:rPr>
+            <w:noProof/>
+            <w:webHidden/>
+          </w:rPr>
+          <w:instrText xml:space="preserve"> PAGEREF _Toc242828324 \h </w:instrText>
+        </w:r>
+        <w:r>
+          <w:rPr>
+            <w:noProof/>
+            <w:webHidden/>
+          </w:rPr>
+        </w:r>
+        <w:r>
+          <w:rPr>
+            <w:noProof/>
+            <w:webHidden/>
+          </w:rPr>
+          <w:fldChar w:fldCharType="separate"/>
+        </w:r>
+        <w:r>
+          <w:rPr>
+            <w:noProof/>
+            <w:webHidden/>
+          </w:rPr>
+          <w:t>26</w:t>
+        </w:r>
+        <w:r>
+          <w:rPr>
+            <w:noProof/>
+            <w:webHidden/>
+          </w:rPr>
+          <w:fldChar w:fldCharType="end"/>
+        </w:r>
+      </w:hyperlink>
+    </w:p>
+    <w:p>
+      <w:pPr>
+        <w:pStyle w:val="TOC1"/>
+        <w:tabs>
+          <w:tab w:val="right" w:leader="dot" w:pos="9350"/>
+        </w:tabs>
+        <w:rPr>
+          <w:rFonts w:asciiTheme="minorHAnsi" w:eastAsiaTheme="minorEastAsia" w:hAnsiTheme="minorHAnsi" w:cstheme="minorBidi"/>
+          <w:noProof/>
+          <w:color w:val="auto"/>
+          <w:kern w:val="2"/>
+          <w:szCs w:val="24"/>
+          <w:lang w:val="es-ES" w:eastAsia="es-ES"/>
+          <w14:ligatures w14:val="standardContextual"/>
+        </w:rPr>
+      </w:pPr>
+      <w:hyperlink w:anchor="_Toc242828325" w:history="1">
+        <w:r>
+          <w:rPr>
+            <w:rStyle w:val="Hyperlink"/>
+            <w:noProof/>
+          </w:rPr>
+          <w:t>Figura 14. Carga de una página dentro del modal y envío del formulario sin salir de la lista</w:t>
+        </w:r>
+        <w:r>
+          <w:rPr>
+            <w:noProof/>
+            <w:webHidden/>
+          </w:rPr>
+          <w:tab/>
+        </w:r>
+        <w:r>
+          <w:rPr>
+            <w:noProof/>
+            <w:webHidden/>
+          </w:rPr>
+          <w:fldChar w:fldCharType="begin"/>
+        </w:r>
+        <w:r>
+          <w:rPr>
+            <w:noProof/>
+            <w:webHidden/>
+          </w:rPr>
+          <w:instrText xml:space="preserve"> PAGEREF _Toc242828325 \h </w:instrText>
+        </w:r>
+        <w:r>
+          <w:rPr>
+            <w:noProof/>
+            <w:webHidden/>
+          </w:rPr>
+        </w:r>
+        <w:r>
+          <w:rPr>
+            <w:noProof/>
+            <w:webHidden/>
+          </w:rPr>
+          <w:fldChar w:fldCharType="separate"/>
+        </w:r>
+        <w:r>
+          <w:rPr>
+            <w:noProof/>
+            <w:webHidden/>
+          </w:rPr>
+          <w:t>27</w:t>
+        </w:r>
+        <w:r>
+          <w:rPr>
+            <w:noProof/>
+            <w:webHidden/>
+          </w:rPr>
+          <w:fldChar w:fldCharType="end"/>
+        </w:r>
+      </w:hyperlink>
+    </w:p>
+    <w:p>
+      <w:pPr>
+        <w:pStyle w:val="TOC1"/>
+        <w:tabs>
+          <w:tab w:val="right" w:leader="dot" w:pos="9350"/>
+        </w:tabs>
+        <w:rPr>
+          <w:rFonts w:asciiTheme="minorHAnsi" w:eastAsiaTheme="minorEastAsia" w:hAnsiTheme="minorHAnsi" w:cstheme="minorBidi"/>
+          <w:noProof/>
+          <w:color w:val="auto"/>
+          <w:kern w:val="2"/>
+          <w:szCs w:val="24"/>
+          <w:lang w:val="es-ES" w:eastAsia="es-ES"/>
+          <w14:ligatures w14:val="standardContextual"/>
+        </w:rPr>
+      </w:pPr>
+      <w:hyperlink w:anchor="_Toc242828326" w:history="1">
+        <w:r>
+          <w:rPr>
+            <w:rStyle w:val="Hyperlink"/>
+            <w:noProof/>
+          </w:rPr>
+          <w:t>Tabla 8. Resumen de las comprobaciones automáticas</w:t>
+        </w:r>
+        <w:r>
+          <w:rPr>
+            <w:noProof/>
+            <w:webHidden/>
+          </w:rPr>
+          <w:tab/>
+        </w:r>
+        <w:r>
+          <w:rPr>
+            <w:noProof/>
+            <w:webHidden/>
+          </w:rPr>
+          <w:fldChar w:fldCharType="begin"/>
+        </w:r>
+        <w:r>
+          <w:rPr>
+            <w:noProof/>
+            <w:webHidden/>
+          </w:rPr>
+          <w:instrText xml:space="preserve"> PAGEREF _Toc242828326 \h </w:instrText>
+        </w:r>
+        <w:r>
+          <w:rPr>
+            <w:noProof/>
+            <w:webHidden/>
+          </w:rPr>
+        </w:r>
+        <w:r>
+          <w:rPr>
+            <w:noProof/>
+            <w:webHidden/>
+          </w:rPr>
+          <w:fldChar w:fldCharType="separate"/>
+        </w:r>
+        <w:r>
+          <w:rPr>
+            <w:noProof/>
+            <w:webHidden/>
+          </w:rPr>
+          <w:t>27</w:t>
+        </w:r>
+        <w:r>
+          <w:rPr>
+            <w:noProof/>
+            <w:webHidden/>
+          </w:rPr>
+          <w:fldChar w:fldCharType="end"/>
+        </w:r>
+      </w:hyperlink>
+    </w:p>
+    <w:p>
+      <w:pPr>
+        <w:pStyle w:val="TOC1"/>
+        <w:tabs>
+          <w:tab w:val="right" w:leader="dot" w:pos="9350"/>
+        </w:tabs>
+        <w:rPr>
+          <w:rFonts w:asciiTheme="minorHAnsi" w:eastAsiaTheme="minorEastAsia" w:hAnsiTheme="minorHAnsi" w:cstheme="minorBidi"/>
+          <w:noProof/>
+          <w:color w:val="auto"/>
+          <w:kern w:val="2"/>
+          <w:szCs w:val="24"/>
+          <w:lang w:val="es-ES" w:eastAsia="es-ES"/>
+          <w14:ligatures w14:val="standardContextual"/>
+        </w:rPr>
+      </w:pPr>
+      <w:hyperlink w:anchor="_Toc242828327" w:history="1">
+        <w:r>
+          <w:rPr>
+            <w:rStyle w:val="Hyperlink"/>
+            <w:noProof/>
+          </w:rPr>
+          <w:t>Figura 15. Ejecución de las pruebas automáticas en el entorno Docker del curso, después del rediseño</w:t>
+        </w:r>
+        <w:r>
+          <w:rPr>
+            <w:noProof/>
+            <w:webHidden/>
+          </w:rPr>
+          <w:tab/>
+        </w:r>
+        <w:r>
+          <w:rPr>
+            <w:noProof/>
+            <w:webHidden/>
+          </w:rPr>
+          <w:fldChar w:fldCharType="begin"/>
+        </w:r>
+        <w:r>
+          <w:rPr>
+            <w:noProof/>
+            <w:webHidden/>
+          </w:rPr>
+          <w:instrText xml:space="preserve"> PAGEREF _Toc242828327 \h </w:instrText>
+        </w:r>
+        <w:r>
+          <w:rPr>
+            <w:noProof/>
+            <w:webHidden/>
+          </w:rPr>
+        </w:r>
+        <w:r>
+          <w:rPr>
+            <w:noProof/>
+            <w:webHidden/>
+          </w:rPr>
+          <w:fldChar w:fldCharType="separate"/>
+        </w:r>
+        <w:r>
+          <w:rPr>
+            <w:noProof/>
+            <w:webHidden/>
+          </w:rPr>
+          <w:t>28</w:t>
+        </w:r>
+        <w:r>
+          <w:rPr>
+            <w:noProof/>
+            <w:webHidden/>
+          </w:rPr>
+          <w:fldChar w:fldCharType="end"/>
+        </w:r>
+      </w:hyperlink>
+    </w:p>
+    <w:p>
+      <w:pPr>
+        <w:pStyle w:val="TOC1"/>
+        <w:tabs>
+          <w:tab w:val="right" w:leader="dot" w:pos="9350"/>
+        </w:tabs>
+        <w:rPr>
+          <w:rFonts w:asciiTheme="minorHAnsi" w:eastAsiaTheme="minorEastAsia" w:hAnsiTheme="minorHAnsi" w:cstheme="minorBidi"/>
+          <w:noProof/>
+          <w:color w:val="auto"/>
+          <w:kern w:val="2"/>
+          <w:szCs w:val="24"/>
+          <w:lang w:val="es-ES" w:eastAsia="es-ES"/>
+          <w14:ligatures w14:val="standardContextual"/>
+        </w:rPr>
+      </w:pPr>
+      <w:hyperlink w:anchor="_Toc242828328" w:history="1">
+        <w:r>
+          <w:rPr>
+            <w:rStyle w:val="Hyperlink"/>
+            <w:noProof/>
+          </w:rPr>
+          <w:t>Tabla 9. Fallos de prueba originados en propuestas de la IA y su causa real</w:t>
+        </w:r>
+        <w:r>
+          <w:rPr>
+            <w:noProof/>
+            <w:webHidden/>
+          </w:rPr>
+          <w:tab/>
+        </w:r>
+        <w:r>
+          <w:rPr>
+            <w:noProof/>
+            <w:webHidden/>
+          </w:rPr>
+          <w:fldChar w:fldCharType="begin"/>
+        </w:r>
+        <w:r>
+          <w:rPr>
+            <w:noProof/>
+            <w:webHidden/>
+          </w:rPr>
+          <w:instrText xml:space="preserve"> PAGEREF _Toc242828328 \h </w:instrText>
+        </w:r>
+        <w:r>
+          <w:rPr>
+            <w:noProof/>
+            <w:webHidden/>
+          </w:rPr>
+        </w:r>
+        <w:r>
+          <w:rPr>
+            <w:noProof/>
+            <w:webHidden/>
+          </w:rPr>
+          <w:fldChar w:fldCharType="separate"/>
+        </w:r>
+        <w:r>
+          <w:rPr>
+            <w:noProof/>
+            <w:webHidden/>
+          </w:rPr>
+          <w:t>29</w:t>
+        </w:r>
+        <w:r>
+          <w:rPr>
+            <w:noProof/>
+            <w:webHidden/>
+          </w:rPr>
+          <w:fldChar w:fldCharType="end"/>
+        </w:r>
+      </w:hyperlink>
+    </w:p>
+    <w:p>
+      <w:pPr>
+        <w:pStyle w:val="TOC1"/>
+        <w:tabs>
+          <w:tab w:val="right" w:leader="dot" w:pos="9350"/>
+        </w:tabs>
+        <w:rPr>
+          <w:rFonts w:asciiTheme="minorHAnsi" w:eastAsiaTheme="minorEastAsia" w:hAnsiTheme="minorHAnsi" w:cstheme="minorBidi"/>
+          <w:noProof/>
+          <w:color w:val="auto"/>
+          <w:kern w:val="2"/>
+          <w:szCs w:val="24"/>
+          <w:lang w:val="es-ES" w:eastAsia="es-ES"/>
+          <w14:ligatures w14:val="standardContextual"/>
+        </w:rPr>
+      </w:pPr>
+      <w:hyperlink w:anchor="_Toc242828329" w:history="1">
+        <w:r>
+          <w:rPr>
+            <w:rStyle w:val="Hyperlink"/>
+            <w:noProof/>
+          </w:rPr>
+          <w:t>Tabla 10. Registro de uso de IA en la Actividad 2</w:t>
+        </w:r>
+        <w:r>
+          <w:rPr>
+            <w:noProof/>
+            <w:webHidden/>
+          </w:rPr>
+          <w:tab/>
+        </w:r>
+        <w:r>
+          <w:rPr>
+            <w:noProof/>
+            <w:webHidden/>
+          </w:rPr>
+          <w:fldChar w:fldCharType="begin"/>
+        </w:r>
+        <w:r>
+          <w:rPr>
+            <w:noProof/>
+            <w:webHidden/>
+          </w:rPr>
+          <w:instrText xml:space="preserve"> PAGEREF _Toc242828329 \h </w:instrText>
+        </w:r>
+        <w:r>
+          <w:rPr>
+            <w:noProof/>
+            <w:webHidden/>
+          </w:rPr>
+        </w:r>
+        <w:r>
+          <w:rPr>
+            <w:noProof/>
+            <w:webHidden/>
+          </w:rPr>
+          <w:fldChar w:fldCharType="separate"/>
+        </w:r>
+        <w:r>
+          <w:rPr>
+            <w:noProof/>
+            <w:webHidden/>
+          </w:rPr>
+          <w:t>35</w:t>
+        </w:r>
+        <w:r>
+          <w:rPr>
+            <w:noProof/>
+            <w:webHidden/>
+          </w:rPr>
+          <w:fldChar w:fldCharType="end"/>
+        </w:r>
+      </w:hyperlink>
+    </w:p>
+    <w:p>
+      <w:pPr>
+        <w:pStyle w:val="TOC1"/>
+        <w:tabs>
+          <w:tab w:val="right" w:leader="dot" w:pos="9350"/>
+        </w:tabs>
+        <w:rPr>
+          <w:rFonts w:asciiTheme="minorHAnsi" w:eastAsiaTheme="minorEastAsia" w:hAnsiTheme="minorHAnsi" w:cstheme="minorBidi"/>
+          <w:noProof/>
+          <w:color w:val="auto"/>
+          <w:kern w:val="2"/>
+          <w:szCs w:val="24"/>
+          <w:lang w:val="es-ES" w:eastAsia="es-ES"/>
+          <w14:ligatures w14:val="standardContextual"/>
+        </w:rPr>
+      </w:pPr>
+      <w:hyperlink w:anchor="_Toc242828330" w:history="1">
+        <w:r>
+          <w:rPr>
+            <w:rStyle w:val="Hyperlink"/>
+            <w:noProof/>
+          </w:rPr>
+          <w:t>Tabla 11. Matriz de trazabilidad: requisito, issue, implementación y prueba</w:t>
+        </w:r>
+        <w:r>
+          <w:rPr>
+            <w:noProof/>
+            <w:webHidden/>
+          </w:rPr>
+          <w:tab/>
+        </w:r>
+        <w:r>
+          <w:rPr>
+            <w:noProof/>
+            <w:webHidden/>
+          </w:rPr>
+          <w:fldChar w:fldCharType="begin"/>
+        </w:r>
+        <w:r>
+          <w:rPr>
+            <w:noProof/>
+            <w:webHidden/>
+          </w:rPr>
+          <w:instrText xml:space="preserve"> PAGEREF _Toc242828330 \h </w:instrText>
+        </w:r>
+        <w:r>
+          <w:rPr>
+            <w:noProof/>
+            <w:webHidden/>
+          </w:rPr>
+        </w:r>
+        <w:r>
+          <w:rPr>
+            <w:noProof/>
+            <w:webHidden/>
+          </w:rPr>
+          <w:fldChar w:fldCharType="separate"/>
+        </w:r>
+        <w:r>
+          <w:rPr>
+            <w:noProof/>
+            <w:webHidden/>
+          </w:rPr>
+          <w:t>36</w:t>
+        </w:r>
+        <w:r>
+          <w:rPr>
+            <w:noProof/>
+            <w:webHidden/>
+          </w:rPr>
+          <w:fldChar w:fldCharType="end"/>
+        </w:r>
+      </w:hyperlink>
+    </w:p>
+    <w:p>
+      <w:pPr>
         <w:ind w:firstLine="0"/>
       </w:pPr>
       <w:r>
@@ -3601,8 +4259,9 @@
       <w:pPr>
         <w:pStyle w:val="Heading1"/>
       </w:pPr>
-      <w:bookmarkStart w:id="0" w:name="_Toc242826214"/>
-      <w:r>
+      <w:bookmarkStart w:id="0" w:name="_Toc242828278"/>
+      <w:r>
+        <w:lastRenderedPageBreak/>
         <w:t>Resumen</w:t>
       </w:r>
       <w:bookmarkEnd w:id="0"/>
@@ -3612,7 +4271,16 @@
         <w:ind w:firstLine="0"/>
       </w:pPr>
       <w:r>
-        <w:t>Este informe presenta la segunda actividad del proyecto «Manos del Oriente», el sistema web de una asociación de confeccionistas textiles de la Chiquitanía que se desarrolla de forma incremental en la asignatura Tecnología Web II. En la primera actividad el catálogo guardaba las prendas en archivos JSON; en esta se migró la persistencia a una base de datos MySQL. Se diseñó un modelo entidad-relación de cinco tablas con cuatro claves foráneas, restricciones UNIQUE y CHECK; se configuró la conexión PDO fuera del código público y sin emulación de consultas preparadas; y se implementaron dos repositorios, ProductoRepositorio y SocioRepositorio, que concentran el CRUD con consultas preparadas, transacciones y paginación. Se agregó un CRUD web de socios, se migraron los datos de la primera actividad y se demostró con trece ataques que la aplicación resiste la inyección SQL. La verificación se realizó con 57 comprobaciones automáticas ejecutadas con cero fallos tanto en Windows (PHP 8.4 y MariaDB 10.4) como en el entorno Docker del curso (PHP 8.3 y MySQL 8.4). El trabajo se organizó en un tablero de sprint de GitHub Projects y se registró el uso de inteligencia artificial: de las propuestas de la IA, cinco contenían errores que las propias pruebas pusieron en evidencia y que el equipo corrigió.</w:t>
+        <w:t xml:space="preserve">Este informe presenta la segunda actividad del proyecto «Manos del Oriente», el sistema web de una asociación de confeccionistas textiles de la Chiquitanía que se desarrolla de forma incremental en la asignatura Tecnología Web II. En la primera actividad el catálogo guardaba las prendas en archivos JSON; en esta se migró la persistencia a una base de datos MySQL. Se diseñó un modelo entidad-relación de cinco tablas con cuatro claves foráneas, restricciones UNIQUE y CHECK; se configuró la conexión PDO fuera </w:t>
+      </w:r>
+      <w:r>
+        <w:t>del código público y sin emulación de consultas preparadas; y se implementaron dos repositorios, ProductoRepositorio y SocioRepositorio, que concentran el CRUD con consultas preparadas, transacciones y paginación. Se agregó un CRUD web de socios, se migraron los datos de la primera actividad y se demostró con trece ataques que la aplicación resiste la inyección SQL. La verificación se realizó con 57 comprobaciones automáticas ejecutadas con cero fallos tanto en Windows (PHP 8.4 y MariaDB 10.4) como en el en</w:t>
+      </w:r>
+      <w:r>
+        <w:t>torno Docker del curso (PHP 8.3 y MySQL 8.4). El trabajo se organizó en un tablero de sprint de GitHub Projects y se registró el uso de inteligencia artificial: de las propuestas de la IA, cinco contenían errores que las propias pruebas pusieron en evidencia y que el equipo corrigió. Finalmente, la interfaz se rediseñó con Bootstrap 5 y una paleta pastel propia de una tienda de ropa: el detalle, el registro y la edición se abren en ventanas modales, la eliminación pide confirmación y el resultado se anuncia</w:t>
+      </w:r>
+      <w:r>
+        <w:t xml:space="preserve"> con un aviso en la esquina de la pantalla, sin perder el funcionamiento sin JavaScript. Una prueba de punta a punta en el navegador validó esos flujos y descubrió un error previo en el inicio de la sesión que impedía eliminar con el token CSRF; se corrigió y las 57 comprobaciones siguieron en verde.</w:t>
       </w:r>
     </w:p>
     <w:p>
@@ -3623,40 +4291,51 @@
         <w:t xml:space="preserve">Palabras clave: </w:t>
       </w:r>
       <w:r>
-        <w:t>PHP 8, MySQL, PDO, consultas preparadas, inyección SQL, patrón repositorio, paginación, modelo entidad-relación</w:t>
+        <w:t>PHP 8, MySQL, PDO, consultas preparadas, inyección SQL, patrón repositorio, paginación, modelo entidad-relación, Bootstrap 5, mejora progresiva</w:t>
       </w:r>
     </w:p>
     <w:p>
       <w:pPr>
         <w:pStyle w:val="Heading1"/>
       </w:pPr>
-      <w:bookmarkStart w:id="1" w:name="_Toc242826215"/>
-      <w:r>
+      <w:bookmarkStart w:id="1" w:name="_Toc242828279"/>
+      <w:r>
+        <w:lastRenderedPageBreak/>
         <w:t>Introducción</w:t>
       </w:r>
       <w:bookmarkEnd w:id="1"/>
     </w:p>
     <w:p>
       <w:r>
-        <w:t>Un catálogo guardado en archivos JSON funciona mientras lo usa una sola persona y los datos son pocos, pero no garantiza que dos ventas simultáneas no se pisen, que una prenda no quede asociada a una socia inexistente ni que el inventario se pueda consultar con criterios combinados. Esas garantías son precisamente las que ofrece un sistema gestor de bases de datos relacional (Elmasri y Navathe, 2016), y son las que necesita la Asociación de Confeccionistas Textiles «Manos del Oriente» para que su tienda virtual pueda crecer hacia pedidos, usuarios y reportes en las siguientes actividades.</w:t>
-      </w:r>
-    </w:p>
-    <w:p>
-      <w:r>
-        <w:t>El objetivo de esta actividad fue migrar la aplicación de la Actividad 1 de JSON a MySQL sin perder ninguna de sus funciones. Los objetivos específicos fueron: (a) diseñar el modelo entidad-relación y el script SQL con tablas, claves foráneas y datos de ejemplo; (b) configurar la conexión PDO fuera del código público; (c) implementar ProductoRepositorio y SocioRepositorio con CRUD, validación y paginación; (d) demostrar que la aplicación resiste la inyección SQL; y (e) registrar el uso de inteligencia artificial en la bitácora del proyecto.</w:t>
-      </w:r>
-    </w:p>
-    <w:p>
-      <w:r>
-        <w:t>El documento se organiza como sigue: el marco teórico reúne los conceptos que sostienen las decisiones técnicas; la metodología describe cómo se organizó y verificó el trabajo; los resultados presentan, paso a paso, el alcance, el modelo de datos, la conexión, los repositorios, la defensa contra la inyección SQL, la migración y las pruebas; la discusión interpreta los hallazgos y sus limitaciones; y las conclusiones cierran con el trabajo futuro. Los anexos contienen el registro de uso de inteligencia artificial, la matriz de trazabilidad y un glosario.</w:t>
+        <w:t>Un catálogo guardado en archivos JSON funciona mientras lo usa una sola persona y los datos son pocos, pero no garantiza que dos ventas simultáneas no se pisen, que una prenda no quede asociada a una socia inexistente ni que el inventario se pueda consultar con criterios combinados. Esas garantías son precisamente las que ofrece un sistema gestor de bases de datos relacional (Elmasri y Navathe, 2016), y son las que necesita la Asociación de Confeccionistas Textiles «Manos del Oriente» para que su tienda vir</w:t>
+      </w:r>
+      <w:r>
+        <w:t>tual pueda crecer hacia pedidos, usuarios y reportes en las siguientes actividades.</w:t>
+      </w:r>
+    </w:p>
+    <w:p>
+      <w:r>
+        <w:t>El objetivo de esta actividad fue migrar la aplicación de la Actividad 1 de JSON a MySQL sin perder ninguna de sus funciones. Los objetivos específicos fueron: (a) diseñar el modelo entidad-relación y el script SQL con tablas, claves foráneas y datos de ejemplo; (b) configurar la conexión PDO fuera del código público; (c) implementar ProductoRepositorio y SocioRepositorio con CRUD, validación y paginación; (d) demostrar que la aplicación resiste la inyección SQL; (e) mejorar la interfaz con Bootstrap 5, ven</w:t>
+      </w:r>
+      <w:r>
+        <w:t>tanas modales y avisos, sin depender de JavaScript para funcionar; y (f) registrar el uso de inteligencia artificial en la bitácora del proyecto.</w:t>
+      </w:r>
+    </w:p>
+    <w:p>
+      <w:r>
+        <w:t>El documento se organiza como sigue: el marco teórico reúne los conceptos que sostienen las decisiones técnicas; la metodología describe cómo se organizó y verificó el trabajo; los resultados presentan, paso a paso, el alcance, el modelo de datos, la conexión, los repositorios, la defensa contra la inyección SQL, la migración, la interfaz y las pruebas; la discusión interpreta los hallazgos y sus limitaciones; y las conclusiones cierran con el trabajo futuro. Los anexos contienen el registro de uso de intel</w:t>
+      </w:r>
+      <w:r>
+        <w:t>igencia artificial, la matriz de trazabilidad y un glosario.</w:t>
       </w:r>
     </w:p>
     <w:p>
       <w:pPr>
         <w:pStyle w:val="Heading1"/>
       </w:pPr>
-      <w:bookmarkStart w:id="2" w:name="_Toc242826216"/>
-      <w:r>
+      <w:bookmarkStart w:id="2" w:name="_Toc242828280"/>
+      <w:r>
+        <w:lastRenderedPageBreak/>
         <w:t>Marco teórico</w:t>
       </w:r>
       <w:bookmarkEnd w:id="2"/>
@@ -3665,7 +4344,7 @@
       <w:pPr>
         <w:pStyle w:val="Heading2"/>
       </w:pPr>
-      <w:bookmarkStart w:id="3" w:name="_Toc242826217"/>
+      <w:bookmarkStart w:id="3" w:name="_Toc242828281"/>
       <w:r>
         <w:t>Modelo relacional y normalización</w:t>
       </w:r>
@@ -3673,14 +4352,17 @@
     </w:p>
     <w:p>
       <w:r>
-        <w:t>Codd (1970) propuso representar los datos como relaciones, es decir, tablas de filas sin orden definido, de modo que las aplicaciones no dependan de cómo se almacenan físicamente. Elmasri y Navathe (2016) explican que la normalización organiza esas tablas para evitar redundancia y anomalías de actualización; la primera forma normal exige que cada celda contenga un único valor atómico. Ese principio justifica que las tallas de una prenda se guarden en una tabla intermedia y no como un texto «S,M,L» dentro de la tabla de productos.</w:t>
+        <w:t>Codd (1970) propuso representar los datos como relaciones, es decir, tablas de filas sin orden definido, de modo que las aplicaciones no dependan de cómo se almacenan físicamente. Elmasri y Navathe (2016) explican que la normalización organiza esas tablas para evitar redundancia y anomalías de actualización; la primera forma normal exige que cada celda contenga un único valor atómico. Ese principio justifica que las tallas de una prenda se guarden en una tabla intermedia y no como un texto «S,M,L» dentro de</w:t>
+      </w:r>
+      <w:r>
+        <w:t xml:space="preserve"> la tabla de productos.</w:t>
       </w:r>
     </w:p>
     <w:p>
       <w:pPr>
         <w:pStyle w:val="Heading2"/>
       </w:pPr>
-      <w:bookmarkStart w:id="4" w:name="_Toc242826218"/>
+      <w:bookmarkStart w:id="4" w:name="_Toc242828282"/>
       <w:r>
         <w:t>Integridad referencial y transacciones</w:t>
       </w:r>
@@ -3695,7 +4377,7 @@
       <w:pPr>
         <w:pStyle w:val="Heading2"/>
       </w:pPr>
-      <w:bookmarkStart w:id="5" w:name="_Toc242826219"/>
+      <w:bookmarkStart w:id="5" w:name="_Toc242828283"/>
       <w:r>
         <w:t>PDO y consultas preparadas</w:t>
       </w:r>
@@ -3703,29 +4385,36 @@
     </w:p>
     <w:p>
       <w:r>
-        <w:t>PHP Data Objects (PDO) es la capa de acceso a datos de PHP que ofrece una interfaz común para distintos gestores (The PHP Group, s.f.-a). Una consulta preparada separa el texto SQL de los datos: el servidor compila primero la consulta con marcadores y después recibe los valores, por lo que un dato nunca se interpreta como código (The PHP Group, s.f.-b). Por defecto, el controlador de MySQL emula las consultas preparadas armando el texto en PHP; desactivar la emulación hace que la separación ocurra en el propio servidor.</w:t>
+        <w:t>PHP Data Objects (PDO) es la capa de acceso a datos de PHP que ofrece una interfaz común para distintos gestores (The PHP Group, s.f.-a). Una consulta preparada separa el texto SQL de los datos: el servidor compila primero la consulta con marcadores y después recibe los valores, por lo que un dato nunca se interpreta como código (The PHP Group, s.f.-b). Por defecto, el controlador de MySQL emula las consultas preparadas armando el texto en PHP; desactivar la emulación hace que la separación ocurra en el pro</w:t>
+      </w:r>
+      <w:r>
+        <w:t>pio servidor.</w:t>
       </w:r>
     </w:p>
     <w:p>
       <w:pPr>
         <w:pStyle w:val="Heading2"/>
       </w:pPr>
-      <w:bookmarkStart w:id="6" w:name="_Toc242826220"/>
-      <w:r>
+      <w:bookmarkStart w:id="6" w:name="_Toc242828284"/>
+      <w:r>
+        <w:lastRenderedPageBreak/>
         <w:t>Inyección SQL</w:t>
       </w:r>
       <w:bookmarkEnd w:id="6"/>
     </w:p>
     <w:p>
       <w:r>
-        <w:t>La inyección SQL ocurre cuando un dato del usuario se concatena dentro de una consulta y altera su estructura. Halfond et al. (2006) clasifican sus variantes —tautologías como ' OR '1'='1, consultas UNION y consultas encadenadas, entre otras—, y la categoría de inyección figura entre los riesgos más críticos de las aplicaciones web (OWASP Foundation, 2021). La defensa principal recomendada es usar consultas parametrizadas y, para las partes de la consulta que no admiten parámetros, como ORDER BY, una lista blanca de valores permitidos (OWASP Foundation, s.f.).</w:t>
+        <w:t xml:space="preserve">La inyección SQL ocurre cuando un dato del usuario se concatena dentro de una consulta y altera su estructura. Halfond et al. (2006) clasifican sus variantes —tautologías como ' OR '1'='1, consultas UNION y consultas encadenadas, entre otras—, y la categoría de inyección figura entre los riesgos más críticos de las aplicaciones web (OWASP Foundation, 2021). La defensa principal recomendada es usar consultas parametrizadas y, para las partes de la consulta que no admiten parámetros, como ORDER BY, una lista </w:t>
+      </w:r>
+      <w:r>
+        <w:t>blanca de valores permitidos (OWASP Foundation, s.f.).</w:t>
       </w:r>
     </w:p>
     <w:p>
       <w:pPr>
         <w:pStyle w:val="Heading2"/>
       </w:pPr>
-      <w:bookmarkStart w:id="7" w:name="_Toc242826221"/>
+      <w:bookmarkStart w:id="7" w:name="_Toc242828285"/>
       <w:r>
         <w:t>Patrón repositorio</w:t>
       </w:r>
@@ -3738,17 +4427,39 @@
     </w:p>
     <w:p>
       <w:pPr>
+        <w:pStyle w:val="Heading2"/>
+      </w:pPr>
+      <w:bookmarkStart w:id="8" w:name="_Toc242828286"/>
+      <w:r>
+        <w:t>Mejora progresiva e interfaz de usuario</w:t>
+      </w:r>
+      <w:bookmarkEnd w:id="8"/>
+    </w:p>
+    <w:p>
+      <w:r>
+        <w:t>Champeon y Finck (2003) propusieron la mejora progresiva: construir primero una página que funcione con HTML y peticiones normales, y agregar después estilos y JavaScript como capas que mejoran la experiencia sin ser imprescindibles. Bootstrap es un conjunto de componentes de interfaz (rejilla adaptable, formularios, ventanas modales y avisos tipo toast) que acelera ese trabajo visual (Bootstrap Team, s.f.). Las pautas de accesibilidad WCAG 2.2 piden, entre otras cosas, que los mensajes de estado se anuncie</w:t>
+      </w:r>
+      <w:r>
+        <w:t>n sin mover el foco y que los errores de un formulario se identifiquen campo por campo (World Wide Web Consortium [W3C], 2023).</w:t>
+      </w:r>
+    </w:p>
+    <w:p>
+      <w:pPr>
         <w:pStyle w:val="Heading1"/>
       </w:pPr>
-      <w:bookmarkStart w:id="8" w:name="_Toc242826222"/>
-      <w:r>
+      <w:bookmarkStart w:id="9" w:name="_Toc242828287"/>
+      <w:r>
+        <w:lastRenderedPageBreak/>
         <w:t>Metodología</w:t>
       </w:r>
-      <w:bookmarkEnd w:id="8"/>
-    </w:p>
-    <w:p>
-      <w:r>
-        <w:t>El desarrollo siguió un enfoque incremental sobre la base de la Actividad 1: primero se diseñó el modelo de datos, después la conexión, luego los repositorios y, por último, se adaptaron las páginas, que dejaron de usar la clase Catalogo para usar los repositorios. Cada unidad de trabajo se registró como un issue en el tablero de sprint del proyecto en GitHub Projects (https://github.com/orgs/TecnologiaWeb2/projects/1), con las columnas Backlog, To Do, In Progress, In Review y Done, y con un hito (milestone) por actividad; el código se versionó en el repositorio https://github.com/TecnologiaWeb2/Tecnologiaweb2 y cada actividad entregada se marca con una etiqueta (actividad-1, actividad-2).</w:t>
+      <w:bookmarkEnd w:id="9"/>
+    </w:p>
+    <w:p>
+      <w:r>
+        <w:t>El desarrollo siguió un enfoque incremental sobre la base de la Actividad 1: primero se diseñó el modelo de datos, después la conexión, luego los repositorios y, por último, se adaptaron las páginas, que dejaron de usar la clase Catalogo para usar los repositorios. Cada unidad de trabajo se registró como un issue en el tablero de sprint del proyecto en GitHub Projects (https://github.com/orgs/TecnologiaWeb2/projects/1), con las columnas Backlog, To Do, In Progress, In Review y Done, y con un hito (milestone</w:t>
+      </w:r>
+      <w:r>
+        <w:t>) por actividad; el código se versionó en el repositorio https://github.com/TecnologiaWeb2/Tecnologiaweb2 y cada actividad entregada se marca con una etiqueta (actividad-1, actividad-2).</w:t>
       </w:r>
     </w:p>
     <w:p>
@@ -3762,24 +4473,30 @@
       </w:r>
     </w:p>
     <w:p>
+      <w:r>
+        <w:t>Para la nueva interfaz se agregó una prueba de punta a punta que controla un navegador Microsoft Edge real con Puppeteer (Google, s.f.): abre el detalle de una prenda, registra con datos inválidos y válidos, edita y elimina, y comprueba en cada paso que aparezcan el modal, los errores, la confirmación y el aviso esperados.</w:t>
+      </w:r>
+    </w:p>
+    <w:p>
       <w:pPr>
         <w:pStyle w:val="Heading1"/>
       </w:pPr>
-      <w:bookmarkStart w:id="9" w:name="_Toc242826223"/>
-      <w:r>
+      <w:bookmarkStart w:id="10" w:name="_Toc242828288"/>
+      <w:r>
+        <w:lastRenderedPageBreak/>
         <w:t>Resultados</w:t>
       </w:r>
-      <w:bookmarkEnd w:id="9"/>
+      <w:bookmarkEnd w:id="10"/>
     </w:p>
     <w:p>
       <w:pPr>
         <w:pStyle w:val="Heading2"/>
       </w:pPr>
-      <w:bookmarkStart w:id="10" w:name="_Toc242826224"/>
+      <w:bookmarkStart w:id="11" w:name="_Toc242828289"/>
       <w:r>
         <w:t>Paso 1. Alcance de la actividad</w:t>
       </w:r>
-      <w:bookmarkEnd w:id="10"/>
+      <w:bookmarkEnd w:id="11"/>
     </w:p>
     <w:p>
       <w:r>
@@ -3805,11 +4522,11 @@
       <w:r>
         <w:instrText xml:space="preserve"> TC "</w:instrText>
       </w:r>
-      <w:bookmarkStart w:id="11" w:name="_Toc242826239"/>
+      <w:bookmarkStart w:id="12" w:name="_Toc242828305"/>
       <w:r>
         <w:instrText>Tabla 1. Alcance de la Actividad 2: dentro y fuera</w:instrText>
       </w:r>
-      <w:bookmarkEnd w:id="11"/>
+      <w:bookmarkEnd w:id="12"/>
       <w:r>
         <w:instrText xml:space="preserve">" \f t \l 1 </w:instrText>
       </w:r>
@@ -4197,11 +4914,11 @@
       <w:r>
         <w:instrText xml:space="preserve"> TC "</w:instrText>
       </w:r>
-      <w:bookmarkStart w:id="12" w:name="_Toc242826240"/>
+      <w:bookmarkStart w:id="13" w:name="_Toc242828306"/>
       <w:r>
         <w:instrText>Tabla 2. Backlog de la Actividad 2 en el tablero de GitHub Projects</w:instrText>
       </w:r>
-      <w:bookmarkEnd w:id="12"/>
+      <w:bookmarkEnd w:id="13"/>
       <w:r>
         <w:instrText xml:space="preserve">" \f t \l 1 </w:instrText>
       </w:r>
@@ -4249,7 +4966,6 @@
           </w:tcPr>
           <w:p>
             <w:pPr>
-              <w:keepNext/>
               <w:spacing w:before="40" w:after="40" w:line="240" w:lineRule="auto"/>
               <w:ind w:firstLine="0"/>
               <w:jc w:val="left"/>
@@ -4270,7 +4986,6 @@
           </w:tcPr>
           <w:p>
             <w:pPr>
-              <w:keepNext/>
               <w:spacing w:before="40" w:after="40" w:line="240" w:lineRule="auto"/>
               <w:ind w:firstLine="0"/>
               <w:jc w:val="left"/>
@@ -4291,7 +5006,6 @@
           </w:tcPr>
           <w:p>
             <w:pPr>
-              <w:keepNext/>
               <w:spacing w:before="40" w:after="40" w:line="240" w:lineRule="auto"/>
               <w:ind w:firstLine="0"/>
               <w:jc w:val="left"/>
@@ -4312,7 +5026,6 @@
           </w:tcPr>
           <w:p>
             <w:pPr>
-              <w:keepNext/>
               <w:spacing w:before="40" w:after="40" w:line="240" w:lineRule="auto"/>
               <w:ind w:firstLine="0"/>
               <w:jc w:val="left"/>
@@ -4338,7 +5051,6 @@
           </w:tcPr>
           <w:p>
             <w:pPr>
-              <w:keepNext/>
               <w:spacing w:before="40" w:after="40" w:line="240" w:lineRule="auto"/>
               <w:ind w:firstLine="0"/>
               <w:jc w:val="left"/>
@@ -4357,7 +5069,6 @@
           </w:tcPr>
           <w:p>
             <w:pPr>
-              <w:keepNext/>
               <w:spacing w:before="40" w:after="40" w:line="240" w:lineRule="auto"/>
               <w:ind w:firstLine="0"/>
               <w:jc w:val="left"/>
@@ -4376,7 +5087,6 @@
           </w:tcPr>
           <w:p>
             <w:pPr>
-              <w:keepNext/>
               <w:spacing w:before="40" w:after="40" w:line="240" w:lineRule="auto"/>
               <w:ind w:firstLine="0"/>
               <w:jc w:val="left"/>
@@ -4395,7 +5105,6 @@
           </w:tcPr>
           <w:p>
             <w:pPr>
-              <w:keepNext/>
               <w:spacing w:before="40" w:after="40" w:line="240" w:lineRule="auto"/>
               <w:ind w:firstLine="0"/>
               <w:jc w:val="left"/>
@@ -4420,7 +5129,6 @@
           </w:tcPr>
           <w:p>
             <w:pPr>
-              <w:keepNext/>
               <w:spacing w:before="40" w:after="40" w:line="240" w:lineRule="auto"/>
               <w:ind w:firstLine="0"/>
               <w:jc w:val="left"/>
@@ -4439,7 +5147,6 @@
           </w:tcPr>
           <w:p>
             <w:pPr>
-              <w:keepNext/>
               <w:spacing w:before="40" w:after="40" w:line="240" w:lineRule="auto"/>
               <w:ind w:firstLine="0"/>
               <w:jc w:val="left"/>
@@ -4458,7 +5165,6 @@
           </w:tcPr>
           <w:p>
             <w:pPr>
-              <w:keepNext/>
               <w:spacing w:before="40" w:after="40" w:line="240" w:lineRule="auto"/>
               <w:ind w:firstLine="0"/>
               <w:jc w:val="left"/>
@@ -4477,7 +5183,6 @@
           </w:tcPr>
           <w:p>
             <w:pPr>
-              <w:keepNext/>
               <w:spacing w:before="40" w:after="40" w:line="240" w:lineRule="auto"/>
               <w:ind w:firstLine="0"/>
               <w:jc w:val="left"/>
@@ -4502,7 +5207,6 @@
           </w:tcPr>
           <w:p>
             <w:pPr>
-              <w:keepNext/>
               <w:spacing w:before="40" w:after="40" w:line="240" w:lineRule="auto"/>
               <w:ind w:firstLine="0"/>
               <w:jc w:val="left"/>
@@ -4521,7 +5225,6 @@
           </w:tcPr>
           <w:p>
             <w:pPr>
-              <w:keepNext/>
               <w:spacing w:before="40" w:after="40" w:line="240" w:lineRule="auto"/>
               <w:ind w:firstLine="0"/>
               <w:jc w:val="left"/>
@@ -4540,7 +5243,6 @@
           </w:tcPr>
           <w:p>
             <w:pPr>
-              <w:keepNext/>
               <w:spacing w:before="40" w:after="40" w:line="240" w:lineRule="auto"/>
               <w:ind w:firstLine="0"/>
               <w:jc w:val="left"/>
@@ -4559,7 +5261,6 @@
           </w:tcPr>
           <w:p>
             <w:pPr>
-              <w:keepNext/>
               <w:spacing w:before="40" w:after="40" w:line="240" w:lineRule="auto"/>
               <w:ind w:firstLine="0"/>
               <w:jc w:val="left"/>
@@ -4584,7 +5285,6 @@
           </w:tcPr>
           <w:p>
             <w:pPr>
-              <w:keepNext/>
               <w:spacing w:before="40" w:after="40" w:line="240" w:lineRule="auto"/>
               <w:ind w:firstLine="0"/>
               <w:jc w:val="left"/>
@@ -4603,7 +5303,6 @@
           </w:tcPr>
           <w:p>
             <w:pPr>
-              <w:keepNext/>
               <w:spacing w:before="40" w:after="40" w:line="240" w:lineRule="auto"/>
               <w:ind w:firstLine="0"/>
               <w:jc w:val="left"/>
@@ -4622,7 +5321,6 @@
           </w:tcPr>
           <w:p>
             <w:pPr>
-              <w:keepNext/>
               <w:spacing w:before="40" w:after="40" w:line="240" w:lineRule="auto"/>
               <w:ind w:firstLine="0"/>
               <w:jc w:val="left"/>
@@ -4641,7 +5339,6 @@
           </w:tcPr>
           <w:p>
             <w:pPr>
-              <w:keepNext/>
               <w:spacing w:before="40" w:after="40" w:line="240" w:lineRule="auto"/>
               <w:ind w:firstLine="0"/>
               <w:jc w:val="left"/>
@@ -4666,7 +5363,6 @@
           </w:tcPr>
           <w:p>
             <w:pPr>
-              <w:keepNext/>
               <w:spacing w:before="40" w:after="40" w:line="240" w:lineRule="auto"/>
               <w:ind w:firstLine="0"/>
               <w:jc w:val="left"/>
@@ -4685,7 +5381,6 @@
           </w:tcPr>
           <w:p>
             <w:pPr>
-              <w:keepNext/>
               <w:spacing w:before="40" w:after="40" w:line="240" w:lineRule="auto"/>
               <w:ind w:firstLine="0"/>
               <w:jc w:val="left"/>
@@ -4704,7 +5399,6 @@
           </w:tcPr>
           <w:p>
             <w:pPr>
-              <w:keepNext/>
               <w:spacing w:before="40" w:after="40" w:line="240" w:lineRule="auto"/>
               <w:ind w:firstLine="0"/>
               <w:jc w:val="left"/>
@@ -4723,7 +5417,6 @@
           </w:tcPr>
           <w:p>
             <w:pPr>
-              <w:keepNext/>
               <w:spacing w:before="40" w:after="40" w:line="240" w:lineRule="auto"/>
               <w:ind w:firstLine="0"/>
               <w:jc w:val="left"/>
@@ -4748,7 +5441,6 @@
           </w:tcPr>
           <w:p>
             <w:pPr>
-              <w:keepNext/>
               <w:spacing w:before="40" w:after="40" w:line="240" w:lineRule="auto"/>
               <w:ind w:firstLine="0"/>
               <w:jc w:val="left"/>
@@ -4767,7 +5459,6 @@
           </w:tcPr>
           <w:p>
             <w:pPr>
-              <w:keepNext/>
               <w:spacing w:before="40" w:after="40" w:line="240" w:lineRule="auto"/>
               <w:ind w:firstLine="0"/>
               <w:jc w:val="left"/>
@@ -4786,7 +5477,6 @@
           </w:tcPr>
           <w:p>
             <w:pPr>
-              <w:keepNext/>
               <w:spacing w:before="40" w:after="40" w:line="240" w:lineRule="auto"/>
               <w:ind w:firstLine="0"/>
               <w:jc w:val="left"/>
@@ -4805,7 +5495,6 @@
           </w:tcPr>
           <w:p>
             <w:pPr>
-              <w:keepNext/>
               <w:spacing w:before="40" w:after="40" w:line="240" w:lineRule="auto"/>
               <w:ind w:firstLine="0"/>
               <w:jc w:val="left"/>
@@ -4830,15 +5519,15 @@
           </w:tcPr>
           <w:p>
             <w:pPr>
-              <w:keepNext/>
-              <w:spacing w:before="40" w:after="40" w:line="240" w:lineRule="auto"/>
-              <w:ind w:firstLine="0"/>
-              <w:jc w:val="left"/>
-            </w:pPr>
-            <w:r>
-              <w:rPr>
-                <w:sz w:val="20"/>
-              </w:rPr>
+              <w:spacing w:before="40" w:after="40" w:line="240" w:lineRule="auto"/>
+              <w:ind w:firstLine="0"/>
+              <w:jc w:val="left"/>
+            </w:pPr>
+            <w:r>
+              <w:rPr>
+                <w:sz w:val="20"/>
+              </w:rPr>
+              <w:lastRenderedPageBreak/>
               <w:t>#15</w:t>
             </w:r>
           </w:p>
@@ -4849,7 +5538,6 @@
           </w:tcPr>
           <w:p>
             <w:pPr>
-              <w:keepNext/>
               <w:spacing w:before="40" w:after="40" w:line="240" w:lineRule="auto"/>
               <w:ind w:firstLine="0"/>
               <w:jc w:val="left"/>
@@ -4868,7 +5556,6 @@
           </w:tcPr>
           <w:p>
             <w:pPr>
-              <w:keepNext/>
               <w:spacing w:before="40" w:after="40" w:line="240" w:lineRule="auto"/>
               <w:ind w:firstLine="0"/>
               <w:jc w:val="left"/>
@@ -4887,7 +5574,6 @@
           </w:tcPr>
           <w:p>
             <w:pPr>
-              <w:keepNext/>
               <w:spacing w:before="40" w:after="40" w:line="240" w:lineRule="auto"/>
               <w:ind w:firstLine="0"/>
               <w:jc w:val="left"/>
@@ -4912,7 +5598,6 @@
           </w:tcPr>
           <w:p>
             <w:pPr>
-              <w:keepNext/>
               <w:spacing w:before="40" w:after="40" w:line="240" w:lineRule="auto"/>
               <w:ind w:firstLine="0"/>
               <w:jc w:val="left"/>
@@ -4931,7 +5616,6 @@
           </w:tcPr>
           <w:p>
             <w:pPr>
-              <w:keepNext/>
               <w:spacing w:before="40" w:after="40" w:line="240" w:lineRule="auto"/>
               <w:ind w:firstLine="0"/>
               <w:jc w:val="left"/>
@@ -4950,7 +5634,6 @@
           </w:tcPr>
           <w:p>
             <w:pPr>
-              <w:keepNext/>
               <w:spacing w:before="40" w:after="40" w:line="240" w:lineRule="auto"/>
               <w:ind w:firstLine="0"/>
               <w:jc w:val="left"/>
@@ -4969,7 +5652,6 @@
           </w:tcPr>
           <w:p>
             <w:pPr>
-              <w:keepNext/>
               <w:spacing w:before="40" w:after="40" w:line="240" w:lineRule="auto"/>
               <w:ind w:firstLine="0"/>
               <w:jc w:val="left"/>
@@ -4994,7 +5676,6 @@
           </w:tcPr>
           <w:p>
             <w:pPr>
-              <w:keepNext/>
               <w:spacing w:before="40" w:after="40" w:line="240" w:lineRule="auto"/>
               <w:ind w:firstLine="0"/>
               <w:jc w:val="left"/>
@@ -5013,7 +5694,6 @@
           </w:tcPr>
           <w:p>
             <w:pPr>
-              <w:keepNext/>
               <w:spacing w:before="40" w:after="40" w:line="240" w:lineRule="auto"/>
               <w:ind w:firstLine="0"/>
               <w:jc w:val="left"/>
@@ -5032,7 +5712,6 @@
           </w:tcPr>
           <w:p>
             <w:pPr>
-              <w:keepNext/>
               <w:spacing w:before="40" w:after="40" w:line="240" w:lineRule="auto"/>
               <w:ind w:firstLine="0"/>
               <w:jc w:val="left"/>
@@ -5051,16 +5730,15 @@
           </w:tcPr>
           <w:p>
             <w:pPr>
-              <w:keepNext/>
-              <w:spacing w:before="40" w:after="40" w:line="240" w:lineRule="auto"/>
-              <w:ind w:firstLine="0"/>
-              <w:jc w:val="left"/>
-            </w:pPr>
-            <w:r>
-              <w:rPr>
-                <w:sz w:val="20"/>
-              </w:rPr>
-              <w:t>In Progress</w:t>
+              <w:spacing w:before="40" w:after="40" w:line="240" w:lineRule="auto"/>
+              <w:ind w:firstLine="0"/>
+              <w:jc w:val="left"/>
+            </w:pPr>
+            <w:r>
+              <w:rPr>
+                <w:sz w:val="20"/>
+              </w:rPr>
+              <w:t>Done</w:t>
             </w:r>
           </w:p>
         </w:tc>
@@ -5076,7 +5754,6 @@
           </w:tcPr>
           <w:p>
             <w:pPr>
-              <w:keepNext/>
               <w:spacing w:before="40" w:after="40" w:line="240" w:lineRule="auto"/>
               <w:ind w:firstLine="0"/>
               <w:jc w:val="left"/>
@@ -5095,7 +5772,6 @@
           </w:tcPr>
           <w:p>
             <w:pPr>
-              <w:keepNext/>
               <w:spacing w:before="40" w:after="40" w:line="240" w:lineRule="auto"/>
               <w:ind w:firstLine="0"/>
               <w:jc w:val="left"/>
@@ -5114,7 +5790,6 @@
           </w:tcPr>
           <w:p>
             <w:pPr>
-              <w:keepNext/>
               <w:spacing w:before="40" w:after="40" w:line="240" w:lineRule="auto"/>
               <w:ind w:firstLine="0"/>
               <w:jc w:val="left"/>
@@ -5133,16 +5808,15 @@
           </w:tcPr>
           <w:p>
             <w:pPr>
-              <w:keepNext/>
-              <w:spacing w:before="40" w:after="40" w:line="240" w:lineRule="auto"/>
-              <w:ind w:firstLine="0"/>
-              <w:jc w:val="left"/>
-            </w:pPr>
-            <w:r>
-              <w:rPr>
-                <w:sz w:val="20"/>
-              </w:rPr>
-              <w:t>In Progress</w:t>
+              <w:spacing w:before="40" w:after="40" w:line="240" w:lineRule="auto"/>
+              <w:ind w:firstLine="0"/>
+              <w:jc w:val="left"/>
+            </w:pPr>
+            <w:r>
+              <w:rPr>
+                <w:sz w:val="20"/>
+              </w:rPr>
+              <w:t>Done</w:t>
             </w:r>
           </w:p>
         </w:tc>
@@ -5158,7 +5832,6 @@
           </w:tcPr>
           <w:p>
             <w:pPr>
-              <w:keepNext/>
               <w:spacing w:before="40" w:after="40" w:line="240" w:lineRule="auto"/>
               <w:ind w:firstLine="0"/>
               <w:jc w:val="left"/>
@@ -5177,7 +5850,6 @@
           </w:tcPr>
           <w:p>
             <w:pPr>
-              <w:keepNext/>
               <w:spacing w:before="40" w:after="40" w:line="240" w:lineRule="auto"/>
               <w:ind w:firstLine="0"/>
               <w:jc w:val="left"/>
@@ -5196,7 +5868,6 @@
           </w:tcPr>
           <w:p>
             <w:pPr>
-              <w:keepNext/>
               <w:spacing w:before="40" w:after="40" w:line="240" w:lineRule="auto"/>
               <w:ind w:firstLine="0"/>
               <w:jc w:val="left"/>
@@ -5215,16 +5886,15 @@
           </w:tcPr>
           <w:p>
             <w:pPr>
-              <w:keepNext/>
-              <w:spacing w:before="40" w:after="40" w:line="240" w:lineRule="auto"/>
-              <w:ind w:firstLine="0"/>
-              <w:jc w:val="left"/>
-            </w:pPr>
-            <w:r>
-              <w:rPr>
-                <w:sz w:val="20"/>
-              </w:rPr>
-              <w:t>To Do</w:t>
+              <w:spacing w:before="40" w:after="40" w:line="240" w:lineRule="auto"/>
+              <w:ind w:firstLine="0"/>
+              <w:jc w:val="left"/>
+            </w:pPr>
+            <w:r>
+              <w:rPr>
+                <w:sz w:val="20"/>
+              </w:rPr>
+              <w:t>In Progress</w:t>
             </w:r>
           </w:p>
         </w:tc>
@@ -5302,6 +5972,240 @@
               <w:rPr>
                 <w:sz w:val="20"/>
               </w:rPr>
+              <w:t>Done</w:t>
+            </w:r>
+          </w:p>
+        </w:tc>
+      </w:tr>
+      <w:tr>
+        <w:trPr>
+          <w:cantSplit/>
+          <w:jc w:val="center"/>
+        </w:trPr>
+        <w:tc>
+          <w:tcPr>
+            <w:tcW w:w="864" w:type="dxa"/>
+          </w:tcPr>
+          <w:p>
+            <w:pPr>
+              <w:spacing w:before="40" w:after="40" w:line="240" w:lineRule="auto"/>
+              <w:ind w:firstLine="0"/>
+              <w:jc w:val="left"/>
+            </w:pPr>
+            <w:r>
+              <w:rPr>
+                <w:sz w:val="20"/>
+              </w:rPr>
+              <w:t>#29</w:t>
+            </w:r>
+          </w:p>
+        </w:tc>
+        <w:tc>
+          <w:tcPr>
+            <w:tcW w:w="5040" w:type="dxa"/>
+          </w:tcPr>
+          <w:p>
+            <w:pPr>
+              <w:spacing w:before="40" w:after="40" w:line="240" w:lineRule="auto"/>
+              <w:ind w:firstLine="0"/>
+              <w:jc w:val="left"/>
+            </w:pPr>
+            <w:r>
+              <w:rPr>
+                <w:sz w:val="20"/>
+              </w:rPr>
+              <w:t>Revisión final del informe técnico (leinn04)</w:t>
+            </w:r>
+          </w:p>
+        </w:tc>
+        <w:tc>
+          <w:tcPr>
+            <w:tcW w:w="1872" w:type="dxa"/>
+          </w:tcPr>
+          <w:p>
+            <w:pPr>
+              <w:spacing w:before="40" w:after="40" w:line="240" w:lineRule="auto"/>
+              <w:ind w:firstLine="0"/>
+              <w:jc w:val="left"/>
+            </w:pPr>
+            <w:r>
+              <w:rPr>
+                <w:sz w:val="20"/>
+              </w:rPr>
+              <w:t>—</w:t>
+            </w:r>
+          </w:p>
+        </w:tc>
+        <w:tc>
+          <w:tcPr>
+            <w:tcW w:w="1584" w:type="dxa"/>
+          </w:tcPr>
+          <w:p>
+            <w:pPr>
+              <w:spacing w:before="40" w:after="40" w:line="240" w:lineRule="auto"/>
+              <w:ind w:firstLine="0"/>
+              <w:jc w:val="left"/>
+            </w:pPr>
+            <w:r>
+              <w:rPr>
+                <w:sz w:val="20"/>
+              </w:rPr>
+              <w:t>To Do</w:t>
+            </w:r>
+          </w:p>
+        </w:tc>
+      </w:tr>
+      <w:tr>
+        <w:trPr>
+          <w:cantSplit/>
+          <w:jc w:val="center"/>
+        </w:trPr>
+        <w:tc>
+          <w:tcPr>
+            <w:tcW w:w="864" w:type="dxa"/>
+          </w:tcPr>
+          <w:p>
+            <w:pPr>
+              <w:spacing w:before="40" w:after="40" w:line="240" w:lineRule="auto"/>
+              <w:ind w:firstLine="0"/>
+              <w:jc w:val="left"/>
+            </w:pPr>
+            <w:r>
+              <w:rPr>
+                <w:sz w:val="20"/>
+              </w:rPr>
+              <w:t>#30</w:t>
+            </w:r>
+          </w:p>
+        </w:tc>
+        <w:tc>
+          <w:tcPr>
+            <w:tcW w:w="5040" w:type="dxa"/>
+          </w:tcPr>
+          <w:p>
+            <w:pPr>
+              <w:spacing w:before="40" w:after="40" w:line="240" w:lineRule="auto"/>
+              <w:ind w:firstLine="0"/>
+              <w:jc w:val="left"/>
+            </w:pPr>
+            <w:r>
+              <w:rPr>
+                <w:sz w:val="20"/>
+              </w:rPr>
+              <w:t>Guion y ensayo de la defensa (tolavi)</w:t>
+            </w:r>
+          </w:p>
+        </w:tc>
+        <w:tc>
+          <w:tcPr>
+            <w:tcW w:w="1872" w:type="dxa"/>
+          </w:tcPr>
+          <w:p>
+            <w:pPr>
+              <w:spacing w:before="40" w:after="40" w:line="240" w:lineRule="auto"/>
+              <w:ind w:firstLine="0"/>
+              <w:jc w:val="left"/>
+            </w:pPr>
+            <w:r>
+              <w:rPr>
+                <w:sz w:val="20"/>
+              </w:rPr>
+              <w:t>—</w:t>
+            </w:r>
+          </w:p>
+        </w:tc>
+        <w:tc>
+          <w:tcPr>
+            <w:tcW w:w="1584" w:type="dxa"/>
+          </w:tcPr>
+          <w:p>
+            <w:pPr>
+              <w:spacing w:before="40" w:after="40" w:line="240" w:lineRule="auto"/>
+              <w:ind w:firstLine="0"/>
+              <w:jc w:val="left"/>
+            </w:pPr>
+            <w:r>
+              <w:rPr>
+                <w:sz w:val="20"/>
+              </w:rPr>
+              <w:t>To Do</w:t>
+            </w:r>
+          </w:p>
+        </w:tc>
+      </w:tr>
+      <w:tr>
+        <w:trPr>
+          <w:cantSplit/>
+          <w:jc w:val="center"/>
+        </w:trPr>
+        <w:tc>
+          <w:tcPr>
+            <w:tcW w:w="864" w:type="dxa"/>
+          </w:tcPr>
+          <w:p>
+            <w:pPr>
+              <w:spacing w:before="40" w:after="40" w:line="240" w:lineRule="auto"/>
+              <w:ind w:firstLine="0"/>
+              <w:jc w:val="left"/>
+            </w:pPr>
+            <w:r>
+              <w:rPr>
+                <w:sz w:val="20"/>
+              </w:rPr>
+              <w:t>#31</w:t>
+            </w:r>
+          </w:p>
+        </w:tc>
+        <w:tc>
+          <w:tcPr>
+            <w:tcW w:w="5040" w:type="dxa"/>
+          </w:tcPr>
+          <w:p>
+            <w:pPr>
+              <w:spacing w:before="40" w:after="40" w:line="240" w:lineRule="auto"/>
+              <w:ind w:firstLine="0"/>
+              <w:jc w:val="left"/>
+            </w:pPr>
+            <w:r>
+              <w:rPr>
+                <w:sz w:val="20"/>
+              </w:rPr>
+              <w:t>Demostración en vivo de la inyección SQL (JUANJOVICO2021)</w:t>
+            </w:r>
+          </w:p>
+        </w:tc>
+        <w:tc>
+          <w:tcPr>
+            <w:tcW w:w="1872" w:type="dxa"/>
+          </w:tcPr>
+          <w:p>
+            <w:pPr>
+              <w:spacing w:before="40" w:after="40" w:line="240" w:lineRule="auto"/>
+              <w:ind w:firstLine="0"/>
+              <w:jc w:val="left"/>
+            </w:pPr>
+            <w:r>
+              <w:rPr>
+                <w:sz w:val="20"/>
+              </w:rPr>
+              <w:t>RNF-06</w:t>
+            </w:r>
+          </w:p>
+        </w:tc>
+        <w:tc>
+          <w:tcPr>
+            <w:tcW w:w="1584" w:type="dxa"/>
+          </w:tcPr>
+          <w:p>
+            <w:pPr>
+              <w:spacing w:before="40" w:after="40" w:line="240" w:lineRule="auto"/>
+              <w:ind w:firstLine="0"/>
+              <w:jc w:val="left"/>
+            </w:pPr>
+            <w:r>
+              <w:rPr>
+                <w:sz w:val="20"/>
+              </w:rPr>
               <w:t>To Do</w:t>
             </w:r>
           </w:p>
@@ -5324,18 +6228,18 @@
         <w:rPr>
           <w:sz w:val="22"/>
         </w:rPr>
-        <w:t>Elaboración propia a partir del tablero https://github.com/orgs/TecnologiaWeb2/projects/1. Los requisitos se definen en la Tabla 3.</w:t>
+        <w:t>Elaboración propia a partir del tablero https://github.com/orgs/TecnologiaWeb2/projects/1. Los requisitos se definen en la Tabla 3. Las tareas de cierre y de las próximas actividades se repartieron entre los cinco integrantes del equipo.</w:t>
       </w:r>
     </w:p>
     <w:p>
       <w:pPr>
         <w:pStyle w:val="Heading2"/>
       </w:pPr>
-      <w:bookmarkStart w:id="13" w:name="_Toc242826225"/>
+      <w:bookmarkStart w:id="14" w:name="_Toc242828290"/>
       <w:r>
         <w:t>Paso 2. Requisitos de la actividad</w:t>
       </w:r>
-      <w:bookmarkEnd w:id="13"/>
+      <w:bookmarkEnd w:id="14"/>
     </w:p>
     <w:p>
       <w:r>
@@ -5361,11 +6265,11 @@
       <w:r>
         <w:instrText xml:space="preserve"> TC "</w:instrText>
       </w:r>
-      <w:bookmarkStart w:id="14" w:name="_Toc242826241"/>
+      <w:bookmarkStart w:id="15" w:name="_Toc242828307"/>
       <w:r>
         <w:instrText>Tabla 3. Requisitos agregados en la Actividad 2</w:instrText>
       </w:r>
-      <w:bookmarkEnd w:id="14"/>
+      <w:bookmarkEnd w:id="15"/>
       <w:r>
         <w:instrText xml:space="preserve">" \f t \l 1 </w:instrText>
       </w:r>
@@ -5984,6 +6888,7 @@
           </w:tcPr>
           <w:p>
             <w:pPr>
+              <w:keepNext/>
               <w:spacing w:before="40" w:after="40" w:line="240" w:lineRule="auto"/>
               <w:ind w:firstLine="0"/>
               <w:jc w:val="left"/>
@@ -6002,6 +6907,7 @@
           </w:tcPr>
           <w:p>
             <w:pPr>
+              <w:keepNext/>
               <w:spacing w:before="40" w:after="40" w:line="240" w:lineRule="auto"/>
               <w:ind w:firstLine="0"/>
               <w:jc w:val="left"/>
@@ -6020,6 +6926,7 @@
           </w:tcPr>
           <w:p>
             <w:pPr>
+              <w:keepNext/>
               <w:spacing w:before="40" w:after="40" w:line="240" w:lineRule="auto"/>
               <w:ind w:firstLine="0"/>
               <w:jc w:val="left"/>
@@ -6029,6 +6936,129 @@
                 <w:sz w:val="20"/>
               </w:rPr>
               <w:t>Seguridad</w:t>
+            </w:r>
+          </w:p>
+        </w:tc>
+      </w:tr>
+      <w:tr>
+        <w:trPr>
+          <w:cantSplit/>
+          <w:jc w:val="center"/>
+        </w:trPr>
+        <w:tc>
+          <w:tcPr>
+            <w:tcW w:w="1152" w:type="dxa"/>
+          </w:tcPr>
+          <w:p>
+            <w:pPr>
+              <w:keepNext/>
+              <w:spacing w:before="40" w:after="40" w:line="240" w:lineRule="auto"/>
+              <w:ind w:firstLine="0"/>
+              <w:jc w:val="left"/>
+            </w:pPr>
+            <w:r>
+              <w:rPr>
+                <w:sz w:val="20"/>
+              </w:rPr>
+              <w:t>RF-10</w:t>
+            </w:r>
+          </w:p>
+        </w:tc>
+        <w:tc>
+          <w:tcPr>
+            <w:tcW w:w="6624" w:type="dxa"/>
+          </w:tcPr>
+          <w:p>
+            <w:pPr>
+              <w:keepNext/>
+              <w:spacing w:before="40" w:after="40" w:line="240" w:lineRule="auto"/>
+              <w:ind w:firstLine="0"/>
+              <w:jc w:val="left"/>
+            </w:pPr>
+            <w:r>
+              <w:rPr>
+                <w:sz w:val="20"/>
+              </w:rPr>
+              <w:t>Ver el detalle, registrar y editar en ventanas modales, con confirmación al eliminar y avisos del resultado</w:t>
+            </w:r>
+          </w:p>
+        </w:tc>
+        <w:tc>
+          <w:tcPr>
+            <w:tcW w:w="1584" w:type="dxa"/>
+          </w:tcPr>
+          <w:p>
+            <w:pPr>
+              <w:keepNext/>
+              <w:spacing w:before="40" w:after="40" w:line="240" w:lineRule="auto"/>
+              <w:ind w:firstLine="0"/>
+              <w:jc w:val="left"/>
+            </w:pPr>
+            <w:r>
+              <w:rPr>
+                <w:sz w:val="20"/>
+              </w:rPr>
+              <w:t>Funcional</w:t>
+            </w:r>
+          </w:p>
+        </w:tc>
+      </w:tr>
+      <w:tr>
+        <w:trPr>
+          <w:cantSplit/>
+          <w:jc w:val="center"/>
+        </w:trPr>
+        <w:tc>
+          <w:tcPr>
+            <w:tcW w:w="1152" w:type="dxa"/>
+          </w:tcPr>
+          <w:p>
+            <w:pPr>
+              <w:spacing w:before="40" w:after="40" w:line="240" w:lineRule="auto"/>
+              <w:ind w:firstLine="0"/>
+              <w:jc w:val="left"/>
+            </w:pPr>
+            <w:r>
+              <w:rPr>
+                <w:sz w:val="20"/>
+              </w:rPr>
+              <w:t>RNF-11</w:t>
+            </w:r>
+          </w:p>
+        </w:tc>
+        <w:tc>
+          <w:tcPr>
+            <w:tcW w:w="6624" w:type="dxa"/>
+          </w:tcPr>
+          <w:p>
+            <w:pPr>
+              <w:spacing w:before="40" w:after="40" w:line="240" w:lineRule="auto"/>
+              <w:ind w:firstLine="0"/>
+              <w:jc w:val="left"/>
+            </w:pPr>
+            <w:r>
+              <w:rPr>
+                <w:sz w:val="20"/>
+              </w:rPr>
+              <w:t>Funcionar también sin JavaScript (mejora progresiva) y adaptarse al celular</w:t>
+            </w:r>
+          </w:p>
+        </w:tc>
+        <w:tc>
+          <w:tcPr>
+            <w:tcW w:w="1584" w:type="dxa"/>
+          </w:tcPr>
+          <w:p>
+            <w:pPr>
+              <w:spacing w:before="40" w:after="40" w:line="240" w:lineRule="auto"/>
+              <w:ind w:firstLine="0"/>
+              <w:jc w:val="left"/>
+            </w:pPr>
+            <w:r>
+              <w:rPr>
+                <w:sz w:val="20"/>
+              </w:rPr>
+              <w:t>Usabilidad</w:t>
             </w:r>
           </w:p>
         </w:tc>
@@ -6057,11 +7087,12 @@
       <w:pPr>
         <w:pStyle w:val="Heading2"/>
       </w:pPr>
-      <w:bookmarkStart w:id="15" w:name="_Toc242826226"/>
-      <w:r>
+      <w:bookmarkStart w:id="16" w:name="_Toc242828291"/>
+      <w:r>
+        <w:lastRenderedPageBreak/>
         <w:t>Paso 3. Modelo entidad-relación y script SQL</w:t>
       </w:r>
-      <w:bookmarkEnd w:id="15"/>
+      <w:bookmarkEnd w:id="16"/>
     </w:p>
     <w:p>
       <w:r>
@@ -6079,6 +7110,7 @@
         <w:rPr>
           <w:b/>
         </w:rPr>
+        <w:lastRenderedPageBreak/>
         <w:t>Figura 1</w:t>
       </w:r>
       <w:r>
@@ -6087,11 +7119,11 @@
       <w:r>
         <w:instrText xml:space="preserve"> TC "</w:instrText>
       </w:r>
-      <w:bookmarkStart w:id="16" w:name="_Toc242826242"/>
+      <w:bookmarkStart w:id="17" w:name="_Toc242828308"/>
       <w:r>
         <w:instrText>Figura 1. Modelo entidad-relación de la base de datos manos_del_oriente</w:instrText>
       </w:r>
-      <w:bookmarkEnd w:id="16"/>
+      <w:bookmarkEnd w:id="17"/>
       <w:r>
         <w:instrText xml:space="preserve">" \f t \l 1 </w:instrText>
       </w:r>
@@ -6124,7 +7156,7 @@
           <w:noProof/>
         </w:rPr>
         <w:drawing>
-          <wp:inline distT="0" distB="0" distL="0" distR="0" wp14:anchorId="35465231" wp14:editId="65CBF7F7">
+          <wp:inline distT="0" distB="0" distL="0" distR="0" wp14:anchorId="1B12C3CD" wp14:editId="39EE486B">
             <wp:extent cx="5486400" cy="4724400"/>
             <wp:effectExtent l="0" t="0" r="0" b="0"/>
             <wp:docPr id="2" name="Picture 2"/>
@@ -6195,6 +7227,7 @@
         <w:rPr>
           <w:b/>
         </w:rPr>
+        <w:lastRenderedPageBreak/>
         <w:t>Tabla 4</w:t>
       </w:r>
       <w:r>
@@ -6203,11 +7236,11 @@
       <w:r>
         <w:instrText xml:space="preserve"> TC "</w:instrText>
       </w:r>
-      <w:bookmarkStart w:id="17" w:name="_Toc242826243"/>
+      <w:bookmarkStart w:id="18" w:name="_Toc242828309"/>
       <w:r>
         <w:instrText>Tabla 4. Decisiones de diseño de la base de datos</w:instrText>
       </w:r>
-      <w:bookmarkEnd w:id="17"/>
+      <w:bookmarkEnd w:id="18"/>
       <w:r>
         <w:instrText xml:space="preserve">" \f t \l 1 </w:instrText>
       </w:r>
@@ -6639,11 +7672,11 @@
       <w:r>
         <w:instrText xml:space="preserve"> TC "</w:instrText>
       </w:r>
-      <w:bookmarkStart w:id="18" w:name="_Toc242826244"/>
+      <w:bookmarkStart w:id="19" w:name="_Toc242828310"/>
       <w:r>
         <w:instrText>Tabla 5. Verificación manual de los datos de ejemplo</w:instrText>
       </w:r>
-      <w:bookmarkEnd w:id="18"/>
+      <w:bookmarkEnd w:id="19"/>
       <w:r>
         <w:instrText xml:space="preserve">" \f t \l 1 </w:instrText>
       </w:r>
@@ -7346,22 +8379,26 @@
         <w:rPr>
           <w:sz w:val="22"/>
         </w:rPr>
-        <w:t>El inventario suma 157 unidades y un valor de Bs 19.538,50 (Σ precio × stock). El mismo valor se obtuvo con SUM(precio * stock) en MySQL y aparece en la página de gestión (Figura 4).</w:t>
+        <w:t>El inventario suma 157 unidades y un valor de Bs 19.538,50 (Σ precio × stock). El mismo valor se obtuvo con SUM(precio * stock) en MySQL y aparece en la página de gestión (Figura 5).</w:t>
       </w:r>
     </w:p>
     <w:p>
       <w:pPr>
         <w:pStyle w:val="Heading2"/>
       </w:pPr>
-      <w:bookmarkStart w:id="19" w:name="_Toc242826227"/>
-      <w:r>
+      <w:bookmarkStart w:id="20" w:name="_Toc242828292"/>
+      <w:r>
+        <w:lastRenderedPageBreak/>
         <w:t>Paso 4. Conexión PDO fuera del código público</w:t>
       </w:r>
-      <w:bookmarkEnd w:id="19"/>
-    </w:p>
-    <w:p>
-      <w:r>
-        <w:t>Los datos de conexión viven en config/config.php, que está fuera de public/ —la única carpeta que expone el servidor— y figura en .gitignore, por lo que nunca se sube al repositorio; en su lugar se versiona la plantilla config/config.ejemplo.php. Cada valor puede reemplazarse con variables de entorno (TIENDA_BD_… o las BD_… del Docker del curso), lo que permite usar otra base en las pruebas y otras credenciales en el hosting sin tocar el código. La clase Conexion (Figura 2) crea una sola conexión por petición con dos atributos clave: los errores lanzan excepciones y la emulación de consultas preparadas está desactivada.</w:t>
+      <w:bookmarkEnd w:id="20"/>
+    </w:p>
+    <w:p>
+      <w:r>
+        <w:t>Los datos de conexión viven en config/config.php, que está fuera de public/ —la única carpeta que expone el servidor— y figura en .gitignore, por lo que nunca se sube al repositorio; en su lugar se versiona la plantilla config/config.ejemplo.php. Cada valor puede reemplazarse con variables de entorno (TIENDA_BD_… o las BD_… del Docker del curso), lo que permite usar otra base en las pruebas y otras credenciales en el hosting sin tocar el código. La clase Conexion (Figura 2) crea una sola conexión por petici</w:t>
+      </w:r>
+      <w:r>
+        <w:t>ón con dos atributos clave: los errores lanzan excepciones y la emulación de consultas preparadas está desactivada.</w:t>
       </w:r>
     </w:p>
     <w:p>
@@ -7383,11 +8420,11 @@
       <w:r>
         <w:instrText xml:space="preserve"> TC "</w:instrText>
       </w:r>
-      <w:bookmarkStart w:id="20" w:name="_Toc242826245"/>
+      <w:bookmarkStart w:id="21" w:name="_Toc242828311"/>
       <w:r>
         <w:instrText>Figura 2. Creación de la conexión PDO en la clase Conexion</w:instrText>
       </w:r>
-      <w:bookmarkEnd w:id="20"/>
+      <w:bookmarkEnd w:id="21"/>
       <w:r>
         <w:instrText xml:space="preserve">" \f t \l 1 </w:instrText>
       </w:r>
@@ -7595,15 +8632,19 @@
       <w:pPr>
         <w:pStyle w:val="Heading2"/>
       </w:pPr>
-      <w:bookmarkStart w:id="21" w:name="_Toc242826228"/>
+      <w:bookmarkStart w:id="22" w:name="_Toc242828293"/>
       <w:r>
         <w:t>Paso 5. Repositorios, CRUD y paginación</w:t>
       </w:r>
-      <w:bookmarkEnd w:id="21"/>
-    </w:p>
-    <w:p>
-      <w:r>
-        <w:t>ProductoRepositorio y SocioRepositorio reemplazan a la clase Catalogo de la Actividad 1. Como en esa actividad toda la persistencia ya estaba concentrada en una sola clase, la migración no obligó a reescribir los modelos: Producto y Categoria siguen siendo clases readonly, y se agregó Socio con la misma técnica de promoción de propiedades. Los repositorios ofrecen buscarPorCodigo(), paginar(), crear(), actualizar() y eliminar(), todos con consultas preparadas.</w:t>
+      <w:bookmarkEnd w:id="22"/>
+    </w:p>
+    <w:p>
+      <w:r>
+        <w:t xml:space="preserve">ProductoRepositorio y SocioRepositorio reemplazan a la clase Catalogo de la Actividad 1. Como en esa actividad toda la persistencia ya estaba concentrada en una sola clase, la migración no obligó a reescribir los modelos: Producto y Categoria siguen siendo clases readonly, y se agregó Socio con la misma técnica de promoción de propiedades. Los repositorios </w:t>
+      </w:r>
+      <w:r>
+        <w:lastRenderedPageBreak/>
+        <w:t>ofrecen buscarPorCodigo(), paginar(), crear(), actualizar() y eliminar(), todos con consultas preparadas.</w:t>
       </w:r>
     </w:p>
     <w:p>
@@ -7630,11 +8671,11 @@
       <w:r>
         <w:instrText xml:space="preserve"> TC "</w:instrText>
       </w:r>
-      <w:bookmarkStart w:id="22" w:name="_Toc242826246"/>
+      <w:bookmarkStart w:id="23" w:name="_Toc242828312"/>
       <w:r>
         <w:instrText>Figura 3. Paginación con parámetros enlazados en ProductoRepositorio::paginar()</w:instrText>
       </w:r>
-      <w:bookmarkEnd w:id="22"/>
+      <w:bookmarkEnd w:id="23"/>
       <w:r>
         <w:instrText xml:space="preserve">" \f t \l 1 </w:instrText>
       </w:r>
@@ -7817,6 +8858,7 @@
         <w:rPr>
           <w:b/>
         </w:rPr>
+        <w:lastRenderedPageBreak/>
         <w:t>Figura 4</w:t>
       </w:r>
       <w:r>
@@ -7825,11 +8867,11 @@
       <w:r>
         <w:instrText xml:space="preserve"> TC "</w:instrText>
       </w:r>
-      <w:bookmarkStart w:id="23" w:name="_Toc242826247"/>
-      <w:r>
-        <w:instrText>Figura 4. Tienda paginada de ocho en ocho con los datos de MySQL</w:instrText>
-      </w:r>
-      <w:bookmarkEnd w:id="23"/>
+      <w:bookmarkStart w:id="24" w:name="_Toc242828313"/>
+      <w:r>
+        <w:instrText>Figura 4. Tienda con los datos de MySQL y el diseño final</w:instrText>
+      </w:r>
+      <w:bookmarkEnd w:id="24"/>
       <w:r>
         <w:instrText xml:space="preserve">" \f t \l 1 </w:instrText>
       </w:r>
@@ -7847,7 +8889,7 @@
         <w:rPr>
           <w:i/>
         </w:rPr>
-        <w:t>Tienda paginada de ocho en ocho con los datos de MySQL</w:t>
+        <w:t>Tienda con los datos de MySQL y el diseño final</w:t>
       </w:r>
     </w:p>
     <w:p>
@@ -7862,8 +8904,8 @@
           <w:noProof/>
         </w:rPr>
         <w:drawing>
-          <wp:inline distT="0" distB="0" distL="0" distR="0" wp14:anchorId="5CF4BA96" wp14:editId="33A6EFFF">
-            <wp:extent cx="4754880" cy="5200650"/>
+          <wp:inline distT="0" distB="0" distL="0" distR="0" wp14:anchorId="055D0C83" wp14:editId="5DB5B6AF">
+            <wp:extent cx="5120640" cy="3223829"/>
             <wp:effectExtent l="0" t="0" r="0" b="0"/>
             <wp:docPr id="3" name="Picture 3"/>
             <wp:cNvGraphicFramePr>
@@ -7885,7 +8927,7 @@
                   <pic:spPr>
                     <a:xfrm>
                       <a:off x="0" y="0"/>
-                      <a:ext cx="4754880" cy="5200650"/>
+                      <a:ext cx="5120640" cy="3223829"/>
                     </a:xfrm>
                     <a:prstGeom prst="rect">
                       <a:avLst/>
@@ -7928,6 +8970,7 @@
         <w:rPr>
           <w:b/>
         </w:rPr>
+        <w:lastRenderedPageBreak/>
         <w:t>Figura 5</w:t>
       </w:r>
       <w:r>
@@ -7936,11 +8979,11 @@
       <w:r>
         <w:instrText xml:space="preserve"> TC "</w:instrText>
       </w:r>
-      <w:bookmarkStart w:id="24" w:name="_Toc242826248"/>
+      <w:bookmarkStart w:id="25" w:name="_Toc242828314"/>
       <w:r>
         <w:instrText>Figura 5. Gestión de prendas con el resumen del inventario calculado por MySQL</w:instrText>
       </w:r>
-      <w:bookmarkEnd w:id="24"/>
+      <w:bookmarkEnd w:id="25"/>
       <w:r>
         <w:instrText xml:space="preserve">" \f t \l 1 </w:instrText>
       </w:r>
@@ -7973,8 +9016,8 @@
           <w:noProof/>
         </w:rPr>
         <w:drawing>
-          <wp:inline distT="0" distB="0" distL="0" distR="0" wp14:anchorId="2651EBDF" wp14:editId="2FD28282">
-            <wp:extent cx="5120640" cy="4440555"/>
+          <wp:inline distT="0" distB="0" distL="0" distR="0" wp14:anchorId="1F2E4127" wp14:editId="4C862605">
+            <wp:extent cx="5303520" cy="3338966"/>
             <wp:effectExtent l="0" t="0" r="0" b="0"/>
             <wp:docPr id="4" name="Picture 4"/>
             <wp:cNvGraphicFramePr>
@@ -7996,7 +9039,7 @@
                   <pic:spPr>
                     <a:xfrm>
                       <a:off x="0" y="0"/>
-                      <a:ext cx="5120640" cy="4440555"/>
+                      <a:ext cx="5303520" cy="3338966"/>
                     </a:xfrm>
                     <a:prstGeom prst="rect">
                       <a:avLst/>
@@ -8039,6 +9082,7 @@
         <w:rPr>
           <w:b/>
         </w:rPr>
+        <w:lastRenderedPageBreak/>
         <w:t>Figura 6</w:t>
       </w:r>
       <w:r>
@@ -8047,11 +9091,11 @@
       <w:r>
         <w:instrText xml:space="preserve"> TC "</w:instrText>
       </w:r>
-      <w:bookmarkStart w:id="25" w:name="_Toc242826249"/>
+      <w:bookmarkStart w:id="26" w:name="_Toc242828315"/>
       <w:r>
         <w:instrText>Figura 6. Módulo de socios con paginación de cinco en cinco</w:instrText>
       </w:r>
-      <w:bookmarkEnd w:id="25"/>
+      <w:bookmarkEnd w:id="26"/>
       <w:r>
         <w:instrText xml:space="preserve">" \f t \l 1 </w:instrText>
       </w:r>
@@ -8084,8 +9128,8 @@
           <w:noProof/>
         </w:rPr>
         <w:drawing>
-          <wp:inline distT="0" distB="0" distL="0" distR="0" wp14:anchorId="39E58D6B" wp14:editId="366F13B2">
-            <wp:extent cx="5120640" cy="2840355"/>
+          <wp:inline distT="0" distB="0" distL="0" distR="0" wp14:anchorId="516D7824" wp14:editId="6FA6CD40">
+            <wp:extent cx="5303520" cy="3338966"/>
             <wp:effectExtent l="0" t="0" r="0" b="0"/>
             <wp:docPr id="5" name="Picture 5"/>
             <wp:cNvGraphicFramePr>
@@ -8107,7 +9151,7 @@
                   <pic:spPr>
                     <a:xfrm>
                       <a:off x="0" y="0"/>
-                      <a:ext cx="5120640" cy="2840355"/>
+                      <a:ext cx="5303520" cy="3338966"/>
                     </a:xfrm>
                     <a:prstGeom prst="rect">
                       <a:avLst/>
@@ -8141,7 +9185,7 @@
     </w:p>
     <w:p>
       <w:r>
-        <w:t>Los formularios de prendas y de socios conservan la validación de la Actividad 1 y agregan las reglas nuevas: cédula de identidad con complemento opcional, celular boliviano, fecha de ingreso no futura y CI no repetido. Ante datos inválidos la página responde con el código 422 y muestra el mensaje junto a cada campo (Figura 7).</w:t>
+        <w:t>Los formularios de prendas y de socios conservan la validación de la Actividad 1 y agregan las reglas nuevas: cédula de identidad con complemento opcional, celular boliviano, fecha de ingreso no futura y CI no repetido. Ante datos inválidos la página responde con el código 422 y muestra el mensaje junto a cada campo (Figura 7); con la nueva interfaz, esa respuesta se muestra dentro del mismo modal.</w:t>
       </w:r>
     </w:p>
     <w:p>
@@ -8155,6 +9199,7 @@
         <w:rPr>
           <w:b/>
         </w:rPr>
+        <w:lastRenderedPageBreak/>
         <w:t>Figura 7</w:t>
       </w:r>
       <w:r>
@@ -8163,11 +9208,11 @@
       <w:r>
         <w:instrText xml:space="preserve"> TC "</w:instrText>
       </w:r>
-      <w:bookmarkStart w:id="26" w:name="_Toc242826250"/>
-      <w:r>
-        <w:instrText>Figura 7. Formulario de socio con errores de validación por campo</w:instrText>
-      </w:r>
-      <w:bookmarkEnd w:id="26"/>
+      <w:bookmarkStart w:id="27" w:name="_Toc242828316"/>
+      <w:r>
+        <w:instrText>Figura 7. Formulario de socio con errores de validación por campo, dentro del modal</w:instrText>
+      </w:r>
+      <w:bookmarkEnd w:id="27"/>
       <w:r>
         <w:instrText xml:space="preserve">" \f t \l 1 </w:instrText>
       </w:r>
@@ -8185,7 +9230,7 @@
         <w:rPr>
           <w:i/>
         </w:rPr>
-        <w:t>Formulario de socio con errores de validación por campo</w:t>
+        <w:t>Formulario de socio con errores de validación por campo, dentro del modal</w:t>
       </w:r>
     </w:p>
     <w:p>
@@ -8200,8 +9245,8 @@
           <w:noProof/>
         </w:rPr>
         <w:drawing>
-          <wp:inline distT="0" distB="0" distL="0" distR="0" wp14:anchorId="5E5354A0" wp14:editId="3DE26A79">
-            <wp:extent cx="4754880" cy="3343275"/>
+          <wp:inline distT="0" distB="0" distL="0" distR="0" wp14:anchorId="6D1CF7B9" wp14:editId="0B586E92">
+            <wp:extent cx="5303520" cy="3338966"/>
             <wp:effectExtent l="0" t="0" r="0" b="0"/>
             <wp:docPr id="6" name="Picture 6"/>
             <wp:cNvGraphicFramePr>
@@ -8223,7 +9268,7 @@
                   <pic:spPr>
                     <a:xfrm>
                       <a:off x="0" y="0"/>
-                      <a:ext cx="4754880" cy="3343275"/>
+                      <a:ext cx="5303520" cy="3338966"/>
                     </a:xfrm>
                     <a:prstGeom prst="rect">
                       <a:avLst/>
@@ -8259,15 +9304,18 @@
       <w:pPr>
         <w:pStyle w:val="Heading2"/>
       </w:pPr>
-      <w:bookmarkStart w:id="27" w:name="_Toc242826229"/>
+      <w:bookmarkStart w:id="28" w:name="_Toc242828294"/>
       <w:r>
         <w:t>Paso 6. Resistencia a la inyección SQL</w:t>
       </w:r>
-      <w:bookmarkEnd w:id="27"/>
-    </w:p>
-    <w:p>
-      <w:r>
-        <w:t>La defensa combina cinco medidas: consultas preparadas reales para todos los datos; una lista blanca para ORDER BY, que no admite parámetros; el escape de los comodines % y _ en las búsquedas LIKE; la validación de enteros con filter_var() y su enlace con PDO::PARAM_INT; y mensajes de error sin detalles técnicos (OWASP Foundation, s.f.). Para demostrarlo se probaron trece ataques, de los cuales la Tabla 6 presenta los más representativos, y una prueba adicional revisa el código fuente de los repositorios y falla si algún prepare(), query() o exec() interpola una variable que no pertenezca a las listas blancas.</w:t>
+      <w:bookmarkEnd w:id="28"/>
+    </w:p>
+    <w:p>
+      <w:r>
+        <w:t xml:space="preserve">La defensa combina cinco medidas: consultas preparadas reales para todos los datos; una lista blanca para ORDER BY, que no admite parámetros; el escape de los comodines % y _ en las búsquedas LIKE; la validación de enteros con filter_var() y su enlace con PDO::PARAM_INT; y mensajes de error sin detalles técnicos (OWASP Foundation, s.f.). Para demostrarlo se probaron trece ataques, de los cuales la Tabla 6 presenta los más representativos, y una prueba adicional revisa el código fuente de los repositorios y </w:t>
+      </w:r>
+      <w:r>
+        <w:t>falla si algún prepare(), query() o exec() interpola una variable que no pertenezca a las listas blancas.</w:t>
       </w:r>
     </w:p>
     <w:p>
@@ -8281,6 +9329,7 @@
         <w:rPr>
           <w:b/>
         </w:rPr>
+        <w:lastRenderedPageBreak/>
         <w:t>Tabla 6</w:t>
       </w:r>
       <w:r>
@@ -8289,11 +9338,11 @@
       <w:r>
         <w:instrText xml:space="preserve"> TC "</w:instrText>
       </w:r>
-      <w:bookmarkStart w:id="28" w:name="_Toc242826251"/>
+      <w:bookmarkStart w:id="29" w:name="_Toc242828317"/>
       <w:r>
         <w:instrText>Tabla 6. Ataques de inyección SQL probados y resultado obtenido</w:instrText>
       </w:r>
-      <w:bookmarkEnd w:id="28"/>
+      <w:bookmarkEnd w:id="29"/>
       <w:r>
         <w:instrText xml:space="preserve">" \f t \l 1 </w:instrText>
       </w:r>
@@ -8937,11 +9986,11 @@
       <w:r>
         <w:instrText xml:space="preserve"> TC "</w:instrText>
       </w:r>
-      <w:bookmarkStart w:id="29" w:name="_Toc242826252"/>
+      <w:bookmarkStart w:id="30" w:name="_Toc242828318"/>
       <w:r>
         <w:instrText>Figura 8. Resultado de buscar</w:instrText>
       </w:r>
-      <w:bookmarkEnd w:id="29"/>
+      <w:bookmarkEnd w:id="30"/>
       <w:r>
         <w:instrText xml:space="preserve"> «' OR '1'='1» en la tienda" \f t \l 1 </w:instrText>
       </w:r>
@@ -8974,8 +10023,8 @@
           <w:noProof/>
         </w:rPr>
         <w:drawing>
-          <wp:inline distT="0" distB="0" distL="0" distR="0" wp14:anchorId="321B7076" wp14:editId="61B623CD">
-            <wp:extent cx="4754880" cy="2971800"/>
+          <wp:inline distT="0" distB="0" distL="0" distR="0" wp14:anchorId="5A967BFA" wp14:editId="5A1F14B7">
+            <wp:extent cx="5120640" cy="3223829"/>
             <wp:effectExtent l="0" t="0" r="0" b="0"/>
             <wp:docPr id="7" name="Picture 7"/>
             <wp:cNvGraphicFramePr>
@@ -8997,7 +10046,7 @@
                   <pic:spPr>
                     <a:xfrm>
                       <a:off x="0" y="0"/>
-                      <a:ext cx="4754880" cy="2971800"/>
+                      <a:ext cx="5120640" cy="3223829"/>
                     </a:xfrm>
                     <a:prstGeom prst="rect">
                       <a:avLst/>
@@ -9033,11 +10082,12 @@
       <w:pPr>
         <w:pStyle w:val="Heading2"/>
       </w:pPr>
-      <w:bookmarkStart w:id="30" w:name="_Toc242826230"/>
-      <w:r>
+      <w:bookmarkStart w:id="31" w:name="_Toc242828295"/>
+      <w:r>
+        <w:lastRenderedPageBreak/>
         <w:t>Paso 7. Migración de los datos de la Actividad 1</w:t>
       </w:r>
-      <w:bookmarkEnd w:id="30"/>
+      <w:bookmarkEnd w:id="31"/>
     </w:p>
     <w:p>
       <w:r>
@@ -9048,15 +10098,15 @@
       <w:pPr>
         <w:pStyle w:val="Heading2"/>
       </w:pPr>
-      <w:bookmarkStart w:id="31" w:name="_Toc242826231"/>
-      <w:r>
-        <w:t>Paso 8. Pruebas automáticas</w:t>
-      </w:r>
-      <w:bookmarkEnd w:id="31"/>
-    </w:p>
-    <w:p>
-      <w:r>
-        <w:t>El archivo verificar.php, con el motor Verificador.php de la asignatura, reúne 57 comprobaciones. La primera parte prueba la base y los repositorios directamente; la segunda levanta el servidor embebido de PHP y envía peticiones HTTP reales con cURL, incluidos los ataques de inyección (Tabla 7).</w:t>
+      <w:bookmarkStart w:id="32" w:name="_Toc242828296"/>
+      <w:r>
+        <w:t>Paso 8. Interfaz con Bootstrap 5: modales, avisos y paleta pastel</w:t>
+      </w:r>
+      <w:bookmarkEnd w:id="32"/>
+    </w:p>
+    <w:p>
+      <w:r>
+        <w:t>Con la funcionalidad completa, se rediseñó la interfaz para que se pareciera a las tiendas de ropa en línea más visitadas: fondo crema, acentos en rosa empolvado, lavanda y menta, texto y botones principales en un tono casi negro, tipografía Playfair Display para los títulos e Inter para el texto. Bootstrap 5.3, sus íconos y las fuentes se guardaron dentro del proyecto (public/vendor), de modo que la tienda funciona aunque no haya internet, por ejemplo en una feria o durante la defensa (Tabla 7).</w:t>
       </w:r>
     </w:p>
     <w:p>
@@ -9078,11 +10128,1328 @@
       <w:r>
         <w:instrText xml:space="preserve"> TC "</w:instrText>
       </w:r>
-      <w:bookmarkStart w:id="32" w:name="_Toc242826253"/>
-      <w:r>
-        <w:instrText>Tabla 7. Resumen de las comprobaciones automáticas</w:instrText>
-      </w:r>
-      <w:bookmarkEnd w:id="32"/>
+      <w:bookmarkStart w:id="33" w:name="_Toc242828319"/>
+      <w:r>
+        <w:instrText>Tabla 7. Paleta de colores y su uso en la interfaz</w:instrText>
+      </w:r>
+      <w:bookmarkEnd w:id="33"/>
+      <w:r>
+        <w:instrText xml:space="preserve">" \f t \l 1 </w:instrText>
+      </w:r>
+      <w:r>
+        <w:fldChar w:fldCharType="end"/>
+      </w:r>
+    </w:p>
+    <w:p>
+      <w:pPr>
+        <w:keepNext/>
+        <w:ind w:firstLine="0"/>
+        <w:jc w:val="left"/>
+      </w:pPr>
+      <w:r>
+        <w:rPr>
+          <w:i/>
+        </w:rPr>
+        <w:t>Paleta de colores y su uso en la interfaz</w:t>
+      </w:r>
+    </w:p>
+    <w:tbl>
+      <w:tblPr>
+        <w:tblStyle w:val="TableGrid"/>
+        <w:tblW w:w="0" w:type="auto"/>
+        <w:jc w:val="center"/>
+        <w:tblLayout w:type="fixed"/>
+        <w:tblLook w:val="04A0" w:firstRow="1" w:lastRow="0" w:firstColumn="1" w:lastColumn="0" w:noHBand="0" w:noVBand="1"/>
+      </w:tblPr>
+      <w:tblGrid>
+        <w:gridCol w:w="2304"/>
+        <w:gridCol w:w="1584"/>
+        <w:gridCol w:w="5472"/>
+      </w:tblGrid>
+      <w:tr>
+        <w:trPr>
+          <w:cantSplit/>
+          <w:tblHeader/>
+          <w:jc w:val="center"/>
+        </w:trPr>
+        <w:tc>
+          <w:tcPr>
+            <w:tcW w:w="2304" w:type="dxa"/>
+            <w:shd w:val="clear" w:color="auto" w:fill="D9D9D9"/>
+          </w:tcPr>
+          <w:p>
+            <w:pPr>
+              <w:keepNext/>
+              <w:spacing w:before="40" w:after="40" w:line="240" w:lineRule="auto"/>
+              <w:ind w:firstLine="0"/>
+              <w:jc w:val="left"/>
+            </w:pPr>
+            <w:r>
+              <w:rPr>
+                <w:b/>
+                <w:sz w:val="20"/>
+              </w:rPr>
+              <w:t>Color</w:t>
+            </w:r>
+          </w:p>
+        </w:tc>
+        <w:tc>
+          <w:tcPr>
+            <w:tcW w:w="1584" w:type="dxa"/>
+            <w:shd w:val="clear" w:color="auto" w:fill="D9D9D9"/>
+          </w:tcPr>
+          <w:p>
+            <w:pPr>
+              <w:keepNext/>
+              <w:spacing w:before="40" w:after="40" w:line="240" w:lineRule="auto"/>
+              <w:ind w:firstLine="0"/>
+              <w:jc w:val="left"/>
+            </w:pPr>
+            <w:r>
+              <w:rPr>
+                <w:b/>
+                <w:sz w:val="20"/>
+              </w:rPr>
+              <w:t>Código</w:t>
+            </w:r>
+          </w:p>
+        </w:tc>
+        <w:tc>
+          <w:tcPr>
+            <w:tcW w:w="5472" w:type="dxa"/>
+            <w:shd w:val="clear" w:color="auto" w:fill="D9D9D9"/>
+          </w:tcPr>
+          <w:p>
+            <w:pPr>
+              <w:keepNext/>
+              <w:spacing w:before="40" w:after="40" w:line="240" w:lineRule="auto"/>
+              <w:ind w:firstLine="0"/>
+              <w:jc w:val="left"/>
+            </w:pPr>
+            <w:r>
+              <w:rPr>
+                <w:b/>
+                <w:sz w:val="20"/>
+              </w:rPr>
+              <w:t>Uso</w:t>
+            </w:r>
+          </w:p>
+        </w:tc>
+      </w:tr>
+      <w:tr>
+        <w:trPr>
+          <w:cantSplit/>
+          <w:jc w:val="center"/>
+        </w:trPr>
+        <w:tc>
+          <w:tcPr>
+            <w:tcW w:w="2304" w:type="dxa"/>
+          </w:tcPr>
+          <w:p>
+            <w:pPr>
+              <w:keepNext/>
+              <w:spacing w:before="40" w:after="40" w:line="240" w:lineRule="auto"/>
+              <w:ind w:firstLine="0"/>
+              <w:jc w:val="left"/>
+            </w:pPr>
+            <w:r>
+              <w:rPr>
+                <w:sz w:val="20"/>
+              </w:rPr>
+              <w:t>Crema</w:t>
+            </w:r>
+          </w:p>
+        </w:tc>
+        <w:tc>
+          <w:tcPr>
+            <w:tcW w:w="1584" w:type="dxa"/>
+          </w:tcPr>
+          <w:p>
+            <w:pPr>
+              <w:keepNext/>
+              <w:spacing w:before="40" w:after="40" w:line="240" w:lineRule="auto"/>
+              <w:ind w:firstLine="0"/>
+              <w:jc w:val="left"/>
+            </w:pPr>
+            <w:r>
+              <w:rPr>
+                <w:sz w:val="20"/>
+              </w:rPr>
+              <w:t>#FBF7F4</w:t>
+            </w:r>
+          </w:p>
+        </w:tc>
+        <w:tc>
+          <w:tcPr>
+            <w:tcW w:w="5472" w:type="dxa"/>
+          </w:tcPr>
+          <w:p>
+            <w:pPr>
+              <w:keepNext/>
+              <w:spacing w:before="40" w:after="40" w:line="240" w:lineRule="auto"/>
+              <w:ind w:firstLine="0"/>
+              <w:jc w:val="left"/>
+            </w:pPr>
+            <w:r>
+              <w:rPr>
+                <w:sz w:val="20"/>
+              </w:rPr>
+              <w:t>Fondo general de las páginas</w:t>
+            </w:r>
+          </w:p>
+        </w:tc>
+      </w:tr>
+      <w:tr>
+        <w:trPr>
+          <w:cantSplit/>
+          <w:jc w:val="center"/>
+        </w:trPr>
+        <w:tc>
+          <w:tcPr>
+            <w:tcW w:w="2304" w:type="dxa"/>
+          </w:tcPr>
+          <w:p>
+            <w:pPr>
+              <w:keepNext/>
+              <w:spacing w:before="40" w:after="40" w:line="240" w:lineRule="auto"/>
+              <w:ind w:firstLine="0"/>
+              <w:jc w:val="left"/>
+            </w:pPr>
+            <w:r>
+              <w:rPr>
+                <w:sz w:val="20"/>
+              </w:rPr>
+              <w:t>Rosa empolvado</w:t>
+            </w:r>
+          </w:p>
+        </w:tc>
+        <w:tc>
+          <w:tcPr>
+            <w:tcW w:w="1584" w:type="dxa"/>
+          </w:tcPr>
+          <w:p>
+            <w:pPr>
+              <w:keepNext/>
+              <w:spacing w:before="40" w:after="40" w:line="240" w:lineRule="auto"/>
+              <w:ind w:firstLine="0"/>
+              <w:jc w:val="left"/>
+            </w:pPr>
+            <w:r>
+              <w:rPr>
+                <w:sz w:val="20"/>
+              </w:rPr>
+              <w:t>#F6DDE3</w:t>
+            </w:r>
+          </w:p>
+        </w:tc>
+        <w:tc>
+          <w:tcPr>
+            <w:tcW w:w="5472" w:type="dxa"/>
+          </w:tcPr>
+          <w:p>
+            <w:pPr>
+              <w:keepNext/>
+              <w:spacing w:before="40" w:after="40" w:line="240" w:lineRule="auto"/>
+              <w:ind w:firstLine="0"/>
+              <w:jc w:val="left"/>
+            </w:pPr>
+            <w:r>
+              <w:rPr>
+                <w:sz w:val="20"/>
+              </w:rPr>
+              <w:t>Elemento activo del menú, avisos de error, insignia «Agotado»</w:t>
+            </w:r>
+          </w:p>
+        </w:tc>
+      </w:tr>
+      <w:tr>
+        <w:trPr>
+          <w:cantSplit/>
+          <w:jc w:val="center"/>
+        </w:trPr>
+        <w:tc>
+          <w:tcPr>
+            <w:tcW w:w="2304" w:type="dxa"/>
+          </w:tcPr>
+          <w:p>
+            <w:pPr>
+              <w:keepNext/>
+              <w:spacing w:before="40" w:after="40" w:line="240" w:lineRule="auto"/>
+              <w:ind w:firstLine="0"/>
+              <w:jc w:val="left"/>
+            </w:pPr>
+            <w:r>
+              <w:rPr>
+                <w:sz w:val="20"/>
+              </w:rPr>
+              <w:t>Lavanda</w:t>
+            </w:r>
+          </w:p>
+        </w:tc>
+        <w:tc>
+          <w:tcPr>
+            <w:tcW w:w="1584" w:type="dxa"/>
+          </w:tcPr>
+          <w:p>
+            <w:pPr>
+              <w:keepNext/>
+              <w:spacing w:before="40" w:after="40" w:line="240" w:lineRule="auto"/>
+              <w:ind w:firstLine="0"/>
+              <w:jc w:val="left"/>
+            </w:pPr>
+            <w:r>
+              <w:rPr>
+                <w:sz w:val="20"/>
+              </w:rPr>
+              <w:t>#E9E3F5</w:t>
+            </w:r>
+          </w:p>
+        </w:tc>
+        <w:tc>
+          <w:tcPr>
+            <w:tcW w:w="5472" w:type="dxa"/>
+          </w:tcPr>
+          <w:p>
+            <w:pPr>
+              <w:keepNext/>
+              <w:spacing w:before="40" w:after="40" w:line="240" w:lineRule="auto"/>
+              <w:ind w:firstLine="0"/>
+              <w:jc w:val="left"/>
+            </w:pPr>
+            <w:r>
+              <w:rPr>
+                <w:sz w:val="20"/>
+              </w:rPr>
+              <w:t>Encabezado de los modales, avatares de los socios</w:t>
+            </w:r>
+          </w:p>
+        </w:tc>
+      </w:tr>
+      <w:tr>
+        <w:trPr>
+          <w:cantSplit/>
+          <w:jc w:val="center"/>
+        </w:trPr>
+        <w:tc>
+          <w:tcPr>
+            <w:tcW w:w="2304" w:type="dxa"/>
+          </w:tcPr>
+          <w:p>
+            <w:pPr>
+              <w:keepNext/>
+              <w:spacing w:before="40" w:after="40" w:line="240" w:lineRule="auto"/>
+              <w:ind w:firstLine="0"/>
+              <w:jc w:val="left"/>
+            </w:pPr>
+            <w:r>
+              <w:rPr>
+                <w:sz w:val="20"/>
+              </w:rPr>
+              <w:t>Menta</w:t>
+            </w:r>
+          </w:p>
+        </w:tc>
+        <w:tc>
+          <w:tcPr>
+            <w:tcW w:w="1584" w:type="dxa"/>
+          </w:tcPr>
+          <w:p>
+            <w:pPr>
+              <w:keepNext/>
+              <w:spacing w:before="40" w:after="40" w:line="240" w:lineRule="auto"/>
+              <w:ind w:firstLine="0"/>
+              <w:jc w:val="left"/>
+            </w:pPr>
+            <w:r>
+              <w:rPr>
+                <w:sz w:val="20"/>
+              </w:rPr>
+              <w:t>#DFF1E8</w:t>
+            </w:r>
+          </w:p>
+        </w:tc>
+        <w:tc>
+          <w:tcPr>
+            <w:tcW w:w="5472" w:type="dxa"/>
+          </w:tcPr>
+          <w:p>
+            <w:pPr>
+              <w:keepNext/>
+              <w:spacing w:before="40" w:after="40" w:line="240" w:lineRule="auto"/>
+              <w:ind w:firstLine="0"/>
+              <w:jc w:val="left"/>
+            </w:pPr>
+            <w:r>
+              <w:rPr>
+                <w:sz w:val="20"/>
+              </w:rPr>
+              <w:t>Insignias de estado positivo y avisos de éxito</w:t>
+            </w:r>
+          </w:p>
+        </w:tc>
+      </w:tr>
+      <w:tr>
+        <w:trPr>
+          <w:cantSplit/>
+          <w:jc w:val="center"/>
+        </w:trPr>
+        <w:tc>
+          <w:tcPr>
+            <w:tcW w:w="2304" w:type="dxa"/>
+          </w:tcPr>
+          <w:p>
+            <w:pPr>
+              <w:keepNext/>
+              <w:spacing w:before="40" w:after="40" w:line="240" w:lineRule="auto"/>
+              <w:ind w:firstLine="0"/>
+              <w:jc w:val="left"/>
+            </w:pPr>
+            <w:r>
+              <w:rPr>
+                <w:sz w:val="20"/>
+              </w:rPr>
+              <w:t>Tinta</w:t>
+            </w:r>
+          </w:p>
+        </w:tc>
+        <w:tc>
+          <w:tcPr>
+            <w:tcW w:w="1584" w:type="dxa"/>
+          </w:tcPr>
+          <w:p>
+            <w:pPr>
+              <w:keepNext/>
+              <w:spacing w:before="40" w:after="40" w:line="240" w:lineRule="auto"/>
+              <w:ind w:firstLine="0"/>
+              <w:jc w:val="left"/>
+            </w:pPr>
+            <w:r>
+              <w:rPr>
+                <w:sz w:val="20"/>
+              </w:rPr>
+              <w:t>#2D2A32</w:t>
+            </w:r>
+          </w:p>
+        </w:tc>
+        <w:tc>
+          <w:tcPr>
+            <w:tcW w:w="5472" w:type="dxa"/>
+          </w:tcPr>
+          <w:p>
+            <w:pPr>
+              <w:keepNext/>
+              <w:spacing w:before="40" w:after="40" w:line="240" w:lineRule="auto"/>
+              <w:ind w:firstLine="0"/>
+              <w:jc w:val="left"/>
+            </w:pPr>
+            <w:r>
+              <w:rPr>
+                <w:sz w:val="20"/>
+              </w:rPr>
+              <w:t>Texto y botones principales (contraste alto sobre fondos claros)</w:t>
+            </w:r>
+          </w:p>
+        </w:tc>
+      </w:tr>
+      <w:tr>
+        <w:trPr>
+          <w:cantSplit/>
+          <w:jc w:val="center"/>
+        </w:trPr>
+        <w:tc>
+          <w:tcPr>
+            <w:tcW w:w="2304" w:type="dxa"/>
+          </w:tcPr>
+          <w:p>
+            <w:pPr>
+              <w:spacing w:before="40" w:after="40" w:line="240" w:lineRule="auto"/>
+              <w:ind w:firstLine="0"/>
+              <w:jc w:val="left"/>
+            </w:pPr>
+            <w:r>
+              <w:rPr>
+                <w:sz w:val="20"/>
+              </w:rPr>
+              <w:t>Salvia</w:t>
+            </w:r>
+          </w:p>
+        </w:tc>
+        <w:tc>
+          <w:tcPr>
+            <w:tcW w:w="1584" w:type="dxa"/>
+          </w:tcPr>
+          <w:p>
+            <w:pPr>
+              <w:spacing w:before="40" w:after="40" w:line="240" w:lineRule="auto"/>
+              <w:ind w:firstLine="0"/>
+              <w:jc w:val="left"/>
+            </w:pPr>
+            <w:r>
+              <w:rPr>
+                <w:sz w:val="20"/>
+              </w:rPr>
+              <w:t>#4C7A69</w:t>
+            </w:r>
+          </w:p>
+        </w:tc>
+        <w:tc>
+          <w:tcPr>
+            <w:tcW w:w="5472" w:type="dxa"/>
+          </w:tcPr>
+          <w:p>
+            <w:pPr>
+              <w:spacing w:before="40" w:after="40" w:line="240" w:lineRule="auto"/>
+              <w:ind w:firstLine="0"/>
+              <w:jc w:val="left"/>
+            </w:pPr>
+            <w:r>
+              <w:rPr>
+                <w:sz w:val="20"/>
+              </w:rPr>
+              <w:t>Precios</w:t>
+            </w:r>
+          </w:p>
+        </w:tc>
+      </w:tr>
+    </w:tbl>
+    <w:p>
+      <w:pPr>
+        <w:spacing w:before="60" w:after="240" w:line="240" w:lineRule="auto"/>
+        <w:ind w:firstLine="0"/>
+      </w:pPr>
+      <w:r>
+        <w:rPr>
+          <w:i/>
+          <w:sz w:val="22"/>
+        </w:rPr>
+        <w:t xml:space="preserve">Nota. </w:t>
+      </w:r>
+      <w:r>
+        <w:rPr>
+          <w:sz w:val="22"/>
+        </w:rPr>
+        <w:t>Elaboración propia a partir de public/css/estilo.css. Los tonos pastel se usan en fondos y acentos; el texto se mantiene oscuro para conservar la legibilidad.</w:t>
+      </w:r>
+    </w:p>
+    <w:p>
+      <w:r>
+        <w:t xml:space="preserve">El cambio de comportamiento más visible es que ya no hace falta cambiar de página. Al hacer clic en una prenda, su detalle se abre en una ventana modal (Figura 9); «Nueva prenda», «Editar» y «Nuevo socio» abren el formulario también en un modal, y si los datos no son válidos </w:t>
+      </w:r>
+      <w:r>
+        <w:lastRenderedPageBreak/>
+        <w:t>los errores aparecen dentro del mismo modal (Figura 10). Eliminar pide confirmación en una ventana propia en lugar del cuadro confirm() del navegador (Figura 11), y el resultado de registrar, editar o eliminar se anuncia con un aviso en la esquina superior derecha que desaparece solo (Figura 12). La interfaz se adapta al celular (Figura 13).</w:t>
+      </w:r>
+    </w:p>
+    <w:p>
+      <w:pPr>
+        <w:keepNext/>
+        <w:spacing w:before="240"/>
+        <w:ind w:firstLine="0"/>
+        <w:jc w:val="left"/>
+      </w:pPr>
+      <w:r>
+        <w:rPr>
+          <w:b/>
+        </w:rPr>
+        <w:t>Figura 9</w:t>
+      </w:r>
+      <w:r>
+        <w:fldChar w:fldCharType="begin"/>
+      </w:r>
+      <w:r>
+        <w:instrText xml:space="preserve"> TC "</w:instrText>
+      </w:r>
+      <w:bookmarkStart w:id="34" w:name="_Toc242828320"/>
+      <w:r>
+        <w:instrText>Figura 9. Detalle de una prenda en una ventana modal, sin salir de la tienda</w:instrText>
+      </w:r>
+      <w:bookmarkEnd w:id="34"/>
+      <w:r>
+        <w:instrText xml:space="preserve">" \f t \l 1 </w:instrText>
+      </w:r>
+      <w:r>
+        <w:fldChar w:fldCharType="end"/>
+      </w:r>
+    </w:p>
+    <w:p>
+      <w:pPr>
+        <w:keepNext/>
+        <w:ind w:firstLine="0"/>
+        <w:jc w:val="left"/>
+      </w:pPr>
+      <w:r>
+        <w:rPr>
+          <w:i/>
+        </w:rPr>
+        <w:t>Detalle de una prenda en una ventana modal, sin salir de la tienda</w:t>
+      </w:r>
+    </w:p>
+    <w:p>
+      <w:pPr>
+        <w:keepNext/>
+        <w:spacing w:line="240" w:lineRule="auto"/>
+        <w:ind w:firstLine="0"/>
+        <w:jc w:val="center"/>
+      </w:pPr>
+      <w:r>
+        <w:rPr>
+          <w:noProof/>
+        </w:rPr>
+        <w:drawing>
+          <wp:inline distT="0" distB="0" distL="0" distR="0" wp14:anchorId="756A83B9" wp14:editId="124C48D8">
+            <wp:extent cx="5120640" cy="3223829"/>
+            <wp:effectExtent l="0" t="0" r="0" b="0"/>
+            <wp:docPr id="8" name="Picture 8"/>
+            <wp:cNvGraphicFramePr>
+              <a:graphicFrameLocks xmlns:a="http://schemas.openxmlformats.org/drawingml/2006/main" noChangeAspect="1"/>
+            </wp:cNvGraphicFramePr>
+            <a:graphic xmlns:a="http://schemas.openxmlformats.org/drawingml/2006/main">
+              <a:graphicData uri="http://schemas.openxmlformats.org/drawingml/2006/picture">
+                <pic:pic xmlns:pic="http://schemas.openxmlformats.org/drawingml/2006/picture">
+                  <pic:nvPicPr>
+                    <pic:cNvPr id="0" name="ficha_producto.png"/>
+                    <pic:cNvPicPr/>
+                  </pic:nvPicPr>
+                  <pic:blipFill>
+                    <a:blip r:embed="rId15"/>
+                    <a:stretch>
+                      <a:fillRect/>
+                    </a:stretch>
+                  </pic:blipFill>
+                  <pic:spPr>
+                    <a:xfrm>
+                      <a:off x="0" y="0"/>
+                      <a:ext cx="5120640" cy="3223829"/>
+                    </a:xfrm>
+                    <a:prstGeom prst="rect">
+                      <a:avLst/>
+                    </a:prstGeom>
+                  </pic:spPr>
+                </pic:pic>
+              </a:graphicData>
+            </a:graphic>
+          </wp:inline>
+        </w:drawing>
+      </w:r>
+    </w:p>
+    <w:p>
+      <w:pPr>
+        <w:spacing w:before="60" w:after="240" w:line="240" w:lineRule="auto"/>
+        <w:ind w:firstLine="0"/>
+      </w:pPr>
+      <w:r>
+        <w:rPr>
+          <w:i/>
+          <w:sz w:val="22"/>
+        </w:rPr>
+        <w:t xml:space="preserve">Nota. </w:t>
+      </w:r>
+      <w:r>
+        <w:rPr>
+          <w:sz w:val="22"/>
+        </w:rPr>
+        <w:t>Al cerrar el modal, la tienda conserva los filtros y la página en que se encontraba el usuario.</w:t>
+      </w:r>
+    </w:p>
+    <w:p>
+      <w:pPr>
+        <w:keepNext/>
+        <w:spacing w:before="240"/>
+        <w:ind w:firstLine="0"/>
+        <w:jc w:val="left"/>
+      </w:pPr>
+      <w:r>
+        <w:rPr>
+          <w:b/>
+        </w:rPr>
+        <w:lastRenderedPageBreak/>
+        <w:t>Figura 10</w:t>
+      </w:r>
+      <w:r>
+        <w:fldChar w:fldCharType="begin"/>
+      </w:r>
+      <w:r>
+        <w:instrText xml:space="preserve"> TC "</w:instrText>
+      </w:r>
+      <w:bookmarkStart w:id="35" w:name="_Toc242828321"/>
+      <w:r>
+        <w:instrText>Figura 10. Registro de prenda en un modal con los errores de validación por campo</w:instrText>
+      </w:r>
+      <w:bookmarkEnd w:id="35"/>
+      <w:r>
+        <w:instrText xml:space="preserve">" \f t \l 1 </w:instrText>
+      </w:r>
+      <w:r>
+        <w:fldChar w:fldCharType="end"/>
+      </w:r>
+    </w:p>
+    <w:p>
+      <w:pPr>
+        <w:keepNext/>
+        <w:ind w:firstLine="0"/>
+        <w:jc w:val="left"/>
+      </w:pPr>
+      <w:r>
+        <w:rPr>
+          <w:i/>
+        </w:rPr>
+        <w:t>Registro de prenda en un modal con los errores de validación por campo</w:t>
+      </w:r>
+    </w:p>
+    <w:p>
+      <w:pPr>
+        <w:keepNext/>
+        <w:spacing w:line="240" w:lineRule="auto"/>
+        <w:ind w:firstLine="0"/>
+        <w:jc w:val="center"/>
+      </w:pPr>
+      <w:r>
+        <w:rPr>
+          <w:noProof/>
+        </w:rPr>
+        <w:drawing>
+          <wp:inline distT="0" distB="0" distL="0" distR="0" wp14:anchorId="13934B08" wp14:editId="14B22D1A">
+            <wp:extent cx="5120640" cy="3373775"/>
+            <wp:effectExtent l="0" t="0" r="0" b="0"/>
+            <wp:docPr id="9" name="Picture 9"/>
+            <wp:cNvGraphicFramePr>
+              <a:graphicFrameLocks xmlns:a="http://schemas.openxmlformats.org/drawingml/2006/main" noChangeAspect="1"/>
+            </wp:cNvGraphicFramePr>
+            <a:graphic xmlns:a="http://schemas.openxmlformats.org/drawingml/2006/main">
+              <a:graphicData uri="http://schemas.openxmlformats.org/drawingml/2006/picture">
+                <pic:pic xmlns:pic="http://schemas.openxmlformats.org/drawingml/2006/picture">
+                  <pic:nvPicPr>
+                    <pic:cNvPr id="0" name="03_registro_modal_validacion.png"/>
+                    <pic:cNvPicPr/>
+                  </pic:nvPicPr>
+                  <pic:blipFill>
+                    <a:blip r:embed="rId16"/>
+                    <a:stretch>
+                      <a:fillRect/>
+                    </a:stretch>
+                  </pic:blipFill>
+                  <pic:spPr>
+                    <a:xfrm>
+                      <a:off x="0" y="0"/>
+                      <a:ext cx="5120640" cy="3373775"/>
+                    </a:xfrm>
+                    <a:prstGeom prst="rect">
+                      <a:avLst/>
+                    </a:prstGeom>
+                  </pic:spPr>
+                </pic:pic>
+              </a:graphicData>
+            </a:graphic>
+          </wp:inline>
+        </w:drawing>
+      </w:r>
+    </w:p>
+    <w:p>
+      <w:pPr>
+        <w:spacing w:before="60" w:after="240" w:line="240" w:lineRule="auto"/>
+        <w:ind w:firstLine="0"/>
+      </w:pPr>
+      <w:r>
+        <w:rPr>
+          <w:i/>
+          <w:sz w:val="22"/>
+        </w:rPr>
+        <w:t xml:space="preserve">Nota. </w:t>
+      </w:r>
+      <w:r>
+        <w:rPr>
+          <w:sz w:val="22"/>
+        </w:rPr>
+        <w:t>El formulario se envía sin recargar la página; la respuesta 422 del servidor reemplaza el contenido del modal con los mensajes de cada campo.</w:t>
+      </w:r>
+    </w:p>
+    <w:p>
+      <w:pPr>
+        <w:keepNext/>
+        <w:spacing w:before="240"/>
+        <w:ind w:firstLine="0"/>
+        <w:jc w:val="left"/>
+      </w:pPr>
+      <w:r>
+        <w:rPr>
+          <w:b/>
+        </w:rPr>
+        <w:lastRenderedPageBreak/>
+        <w:t>Figura 11</w:t>
+      </w:r>
+      <w:r>
+        <w:fldChar w:fldCharType="begin"/>
+      </w:r>
+      <w:r>
+        <w:instrText xml:space="preserve"> TC "</w:instrText>
+      </w:r>
+      <w:bookmarkStart w:id="36" w:name="_Toc242828322"/>
+      <w:r>
+        <w:instrText>Figura 11. Confirmación antes de eliminar una prenda</w:instrText>
+      </w:r>
+      <w:bookmarkEnd w:id="36"/>
+      <w:r>
+        <w:instrText xml:space="preserve">" \f t \l 1 </w:instrText>
+      </w:r>
+      <w:r>
+        <w:fldChar w:fldCharType="end"/>
+      </w:r>
+    </w:p>
+    <w:p>
+      <w:pPr>
+        <w:keepNext/>
+        <w:ind w:firstLine="0"/>
+        <w:jc w:val="left"/>
+      </w:pPr>
+      <w:r>
+        <w:rPr>
+          <w:i/>
+        </w:rPr>
+        <w:t>Confirmación antes de eliminar una prenda</w:t>
+      </w:r>
+    </w:p>
+    <w:p>
+      <w:pPr>
+        <w:keepNext/>
+        <w:spacing w:line="240" w:lineRule="auto"/>
+        <w:ind w:firstLine="0"/>
+        <w:jc w:val="center"/>
+      </w:pPr>
+      <w:r>
+        <w:rPr>
+          <w:noProof/>
+        </w:rPr>
+        <w:drawing>
+          <wp:inline distT="0" distB="0" distL="0" distR="0" wp14:anchorId="127904F5" wp14:editId="47BFDB8F">
+            <wp:extent cx="5120640" cy="3373775"/>
+            <wp:effectExtent l="0" t="0" r="0" b="0"/>
+            <wp:docPr id="10" name="Picture 10"/>
+            <wp:cNvGraphicFramePr>
+              <a:graphicFrameLocks xmlns:a="http://schemas.openxmlformats.org/drawingml/2006/main" noChangeAspect="1"/>
+            </wp:cNvGraphicFramePr>
+            <a:graphic xmlns:a="http://schemas.openxmlformats.org/drawingml/2006/main">
+              <a:graphicData uri="http://schemas.openxmlformats.org/drawingml/2006/picture">
+                <pic:pic xmlns:pic="http://schemas.openxmlformats.org/drawingml/2006/picture">
+                  <pic:nvPicPr>
+                    <pic:cNvPr id="0" name="05_confirmar_eliminar.png"/>
+                    <pic:cNvPicPr/>
+                  </pic:nvPicPr>
+                  <pic:blipFill>
+                    <a:blip r:embed="rId17"/>
+                    <a:stretch>
+                      <a:fillRect/>
+                    </a:stretch>
+                  </pic:blipFill>
+                  <pic:spPr>
+                    <a:xfrm>
+                      <a:off x="0" y="0"/>
+                      <a:ext cx="5120640" cy="3373775"/>
+                    </a:xfrm>
+                    <a:prstGeom prst="rect">
+                      <a:avLst/>
+                    </a:prstGeom>
+                  </pic:spPr>
+                </pic:pic>
+              </a:graphicData>
+            </a:graphic>
+          </wp:inline>
+        </w:drawing>
+      </w:r>
+    </w:p>
+    <w:p>
+      <w:pPr>
+        <w:spacing w:before="60" w:after="240" w:line="240" w:lineRule="auto"/>
+        <w:ind w:firstLine="0"/>
+      </w:pPr>
+      <w:r>
+        <w:rPr>
+          <w:i/>
+          <w:sz w:val="22"/>
+        </w:rPr>
+        <w:t xml:space="preserve">Nota. </w:t>
+      </w:r>
+      <w:r>
+        <w:rPr>
+          <w:sz w:val="22"/>
+        </w:rPr>
+        <w:t>Reemplaza al cuadro confirm() del navegador e indica qué se eliminará.</w:t>
+      </w:r>
+    </w:p>
+    <w:p>
+      <w:pPr>
+        <w:keepNext/>
+        <w:spacing w:before="240"/>
+        <w:ind w:firstLine="0"/>
+        <w:jc w:val="left"/>
+      </w:pPr>
+      <w:r>
+        <w:rPr>
+          <w:b/>
+        </w:rPr>
+        <w:lastRenderedPageBreak/>
+        <w:t>Figura 12</w:t>
+      </w:r>
+      <w:r>
+        <w:fldChar w:fldCharType="begin"/>
+      </w:r>
+      <w:r>
+        <w:instrText xml:space="preserve"> TC "</w:instrText>
+      </w:r>
+      <w:bookmarkStart w:id="37" w:name="_Toc242828323"/>
+      <w:r>
+        <w:instrText>Figura 12. Aviso del resultado en la esquina superior derecha</w:instrText>
+      </w:r>
+      <w:bookmarkEnd w:id="37"/>
+      <w:r>
+        <w:instrText xml:space="preserve">" \f t \l 1 </w:instrText>
+      </w:r>
+      <w:r>
+        <w:fldChar w:fldCharType="end"/>
+      </w:r>
+    </w:p>
+    <w:p>
+      <w:pPr>
+        <w:keepNext/>
+        <w:ind w:firstLine="0"/>
+        <w:jc w:val="left"/>
+      </w:pPr>
+      <w:r>
+        <w:rPr>
+          <w:i/>
+        </w:rPr>
+        <w:t>Aviso del resultado en la esquina superior derecha</w:t>
+      </w:r>
+    </w:p>
+    <w:p>
+      <w:pPr>
+        <w:keepNext/>
+        <w:spacing w:line="240" w:lineRule="auto"/>
+        <w:ind w:firstLine="0"/>
+        <w:jc w:val="center"/>
+      </w:pPr>
+      <w:r>
+        <w:rPr>
+          <w:noProof/>
+        </w:rPr>
+        <w:drawing>
+          <wp:inline distT="0" distB="0" distL="0" distR="0" wp14:anchorId="2656CB67" wp14:editId="6AC5E8B6">
+            <wp:extent cx="5120640" cy="3373775"/>
+            <wp:effectExtent l="0" t="0" r="0" b="0"/>
+            <wp:docPr id="11" name="Picture 11"/>
+            <wp:cNvGraphicFramePr>
+              <a:graphicFrameLocks xmlns:a="http://schemas.openxmlformats.org/drawingml/2006/main" noChangeAspect="1"/>
+            </wp:cNvGraphicFramePr>
+            <a:graphic xmlns:a="http://schemas.openxmlformats.org/drawingml/2006/main">
+              <a:graphicData uri="http://schemas.openxmlformats.org/drawingml/2006/picture">
+                <pic:pic xmlns:pic="http://schemas.openxmlformats.org/drawingml/2006/picture">
+                  <pic:nvPicPr>
+                    <pic:cNvPr id="0" name="06_aviso_esquina.png"/>
+                    <pic:cNvPicPr/>
+                  </pic:nvPicPr>
+                  <pic:blipFill>
+                    <a:blip r:embed="rId18"/>
+                    <a:stretch>
+                      <a:fillRect/>
+                    </a:stretch>
+                  </pic:blipFill>
+                  <pic:spPr>
+                    <a:xfrm>
+                      <a:off x="0" y="0"/>
+                      <a:ext cx="5120640" cy="3373775"/>
+                    </a:xfrm>
+                    <a:prstGeom prst="rect">
+                      <a:avLst/>
+                    </a:prstGeom>
+                  </pic:spPr>
+                </pic:pic>
+              </a:graphicData>
+            </a:graphic>
+          </wp:inline>
+        </w:drawing>
+      </w:r>
+    </w:p>
+    <w:p>
+      <w:pPr>
+        <w:spacing w:before="60" w:after="240" w:line="240" w:lineRule="auto"/>
+        <w:ind w:firstLine="0"/>
+      </w:pPr>
+      <w:r>
+        <w:rPr>
+          <w:i/>
+          <w:sz w:val="22"/>
+        </w:rPr>
+        <w:t xml:space="preserve">Nota. </w:t>
+      </w:r>
+      <w:r>
+        <w:rPr>
+          <w:sz w:val="22"/>
+        </w:rPr>
+        <w:t>Los avisos usan role="status" para que los lectores de pantalla los anuncien sin mover el foco (W3C, 2023).</w:t>
+      </w:r>
+    </w:p>
+    <w:p>
+      <w:pPr>
+        <w:keepNext/>
+        <w:spacing w:before="240"/>
+        <w:ind w:firstLine="0"/>
+        <w:jc w:val="left"/>
+      </w:pPr>
+      <w:r>
+        <w:rPr>
+          <w:b/>
+        </w:rPr>
+        <w:lastRenderedPageBreak/>
+        <w:t>Figura 13</w:t>
+      </w:r>
+      <w:r>
+        <w:fldChar w:fldCharType="begin"/>
+      </w:r>
+      <w:r>
+        <w:instrText xml:space="preserve"> TC "</w:instrText>
+      </w:r>
+      <w:bookmarkStart w:id="38" w:name="_Toc242828324"/>
+      <w:r>
+        <w:instrText>Figura 13. La tienda en un celular</w:instrText>
+      </w:r>
+      <w:bookmarkEnd w:id="38"/>
+      <w:r>
+        <w:instrText xml:space="preserve">" \f t \l 1 </w:instrText>
+      </w:r>
+      <w:r>
+        <w:fldChar w:fldCharType="end"/>
+      </w:r>
+    </w:p>
+    <w:p>
+      <w:pPr>
+        <w:keepNext/>
+        <w:ind w:firstLine="0"/>
+        <w:jc w:val="left"/>
+      </w:pPr>
+      <w:r>
+        <w:rPr>
+          <w:i/>
+        </w:rPr>
+        <w:t>La tienda en un celular</w:t>
+      </w:r>
+    </w:p>
+    <w:p>
+      <w:pPr>
+        <w:keepNext/>
+        <w:spacing w:line="240" w:lineRule="auto"/>
+        <w:ind w:firstLine="0"/>
+        <w:jc w:val="center"/>
+      </w:pPr>
+      <w:r>
+        <w:rPr>
+          <w:noProof/>
+        </w:rPr>
+        <w:drawing>
+          <wp:inline distT="0" distB="0" distL="0" distR="0" wp14:anchorId="457D7418" wp14:editId="78DB9ECC">
+            <wp:extent cx="2194560" cy="4749253"/>
+            <wp:effectExtent l="0" t="0" r="0" b="0"/>
+            <wp:docPr id="12" name="Picture 12"/>
+            <wp:cNvGraphicFramePr>
+              <a:graphicFrameLocks xmlns:a="http://schemas.openxmlformats.org/drawingml/2006/main" noChangeAspect="1"/>
+            </wp:cNvGraphicFramePr>
+            <a:graphic xmlns:a="http://schemas.openxmlformats.org/drawingml/2006/main">
+              <a:graphicData uri="http://schemas.openxmlformats.org/drawingml/2006/picture">
+                <pic:pic xmlns:pic="http://schemas.openxmlformats.org/drawingml/2006/picture">
+                  <pic:nvPicPr>
+                    <pic:cNvPr id="0" name="08_movil.png"/>
+                    <pic:cNvPicPr/>
+                  </pic:nvPicPr>
+                  <pic:blipFill>
+                    <a:blip r:embed="rId19"/>
+                    <a:stretch>
+                      <a:fillRect/>
+                    </a:stretch>
+                  </pic:blipFill>
+                  <pic:spPr>
+                    <a:xfrm>
+                      <a:off x="0" y="0"/>
+                      <a:ext cx="2194560" cy="4749253"/>
+                    </a:xfrm>
+                    <a:prstGeom prst="rect">
+                      <a:avLst/>
+                    </a:prstGeom>
+                  </pic:spPr>
+                </pic:pic>
+              </a:graphicData>
+            </a:graphic>
+          </wp:inline>
+        </w:drawing>
+      </w:r>
+    </w:p>
+    <w:p>
+      <w:pPr>
+        <w:spacing w:before="60" w:after="240" w:line="240" w:lineRule="auto"/>
+        <w:ind w:firstLine="0"/>
+      </w:pPr>
+      <w:r>
+        <w:rPr>
+          <w:i/>
+          <w:sz w:val="22"/>
+        </w:rPr>
+        <w:t xml:space="preserve">Nota. </w:t>
+      </w:r>
+      <w:r>
+        <w:rPr>
+          <w:sz w:val="22"/>
+        </w:rPr>
+        <w:t>Vista de 390 píxeles de ancho: el menú se pliega y los filtros se apilan.</w:t>
+      </w:r>
+    </w:p>
+    <w:p>
+      <w:r>
+        <w:t>Técnicamente, los modales no duplican la lógica: public/js/app.js pide las mismas páginas de siempre (nuevo.php, editar.php, producto.php, socio_form.php) con la cabecera X-Parcial: 1, y el servidor devuelve solo su contenido, sin el encabezado ni el pie (Figura 14). La validación, el token CSRF y la redirección 303 siguen ocurriendo en PHP. Si JavaScript no está disponible, los mismos enlaces abren las páginas completas, como antes (Champeon y Finck, 2003).</w:t>
+      </w:r>
+    </w:p>
+    <w:p>
+      <w:pPr>
+        <w:keepNext/>
+        <w:spacing w:before="240"/>
+        <w:ind w:firstLine="0"/>
+        <w:jc w:val="left"/>
+      </w:pPr>
+      <w:r>
+        <w:rPr>
+          <w:b/>
+        </w:rPr>
+        <w:lastRenderedPageBreak/>
+        <w:t>Figura 14</w:t>
+      </w:r>
+      <w:r>
+        <w:fldChar w:fldCharType="begin"/>
+      </w:r>
+      <w:r>
+        <w:instrText xml:space="preserve"> TC "</w:instrText>
+      </w:r>
+      <w:bookmarkStart w:id="39" w:name="_Toc242828325"/>
+      <w:r>
+        <w:instrText>Figura 14. Carga de una página dentro del modal y envío del formulario sin salir de la lista</w:instrText>
+      </w:r>
+      <w:bookmarkEnd w:id="39"/>
+      <w:r>
+        <w:instrText xml:space="preserve">" \f t \l 1 </w:instrText>
+      </w:r>
+      <w:r>
+        <w:fldChar w:fldCharType="end"/>
+      </w:r>
+    </w:p>
+    <w:p>
+      <w:pPr>
+        <w:keepNext/>
+        <w:ind w:firstLine="0"/>
+        <w:jc w:val="left"/>
+      </w:pPr>
+      <w:r>
+        <w:rPr>
+          <w:i/>
+        </w:rPr>
+        <w:t>Carga de una página dentro del modal y envío del formulario sin salir de la lista</w:t>
+      </w:r>
+    </w:p>
+    <w:p>
+      <w:pPr>
+        <w:keepNext/>
+        <w:shd w:val="clear" w:color="auto" w:fill="F2F2F2"/>
+        <w:spacing w:line="240" w:lineRule="auto"/>
+        <w:ind w:left="360" w:firstLine="0"/>
+        <w:jc w:val="left"/>
+      </w:pPr>
+      <w:r>
+        <w:rPr>
+          <w:rFonts w:ascii="Consolas" w:hAnsi="Consolas"/>
+          <w:sz w:val="18"/>
+        </w:rPr>
+        <w:t>// public/js/app.js</w:t>
+      </w:r>
+    </w:p>
+    <w:p>
+      <w:pPr>
+        <w:keepNext/>
+        <w:shd w:val="clear" w:color="auto" w:fill="F2F2F2"/>
+        <w:spacing w:line="240" w:lineRule="auto"/>
+        <w:ind w:left="360" w:firstLine="0"/>
+        <w:jc w:val="left"/>
+      </w:pPr>
+      <w:r>
+        <w:rPr>
+          <w:rFonts w:ascii="Consolas" w:hAnsi="Consolas"/>
+          <w:sz w:val="18"/>
+        </w:rPr>
+        <w:t>const pedir = (url, opciones = {}) =&gt;</w:t>
+      </w:r>
+    </w:p>
+    <w:p>
+      <w:pPr>
+        <w:keepNext/>
+        <w:shd w:val="clear" w:color="auto" w:fill="F2F2F2"/>
+        <w:spacing w:line="240" w:lineRule="auto"/>
+        <w:ind w:left="360" w:firstLine="0"/>
+        <w:jc w:val="left"/>
+      </w:pPr>
+      <w:r>
+        <w:rPr>
+          <w:rFonts w:ascii="Consolas" w:hAnsi="Consolas"/>
+          <w:sz w:val="18"/>
+        </w:rPr>
+        <w:t xml:space="preserve">  fetch(url, { ...opciones, headers: { 'X-Parcial': '1' }, credentials: 'same-origin' });</w:t>
+      </w:r>
+    </w:p>
+    <w:p>
+      <w:pPr>
+        <w:keepNext/>
+        <w:shd w:val="clear" w:color="auto" w:fill="F2F2F2"/>
+        <w:spacing w:line="240" w:lineRule="auto"/>
+        <w:ind w:left="360" w:firstLine="0"/>
+        <w:jc w:val="left"/>
+      </w:pPr>
+      <w:r>
+        <w:rPr>
+          <w:rFonts w:ascii="Consolas" w:hAnsi="Consolas"/>
+          <w:sz w:val="18"/>
+        </w:rPr>
+        <w:t>const r = await pedir(form.action, { method: 'POST', body: new FormData(form) });</w:t>
+      </w:r>
+    </w:p>
+    <w:p>
+      <w:pPr>
+        <w:keepNext/>
+        <w:shd w:val="clear" w:color="auto" w:fill="F2F2F2"/>
+        <w:spacing w:line="240" w:lineRule="auto"/>
+        <w:ind w:left="360" w:firstLine="0"/>
+        <w:jc w:val="left"/>
+      </w:pPr>
+      <w:r>
+        <w:rPr>
+          <w:rFonts w:ascii="Consolas" w:hAnsi="Consolas"/>
+          <w:sz w:val="18"/>
+        </w:rPr>
+        <w:t>if (r.redirected) { window.location.href = r.url; }   // guardado: 303 a la lista con el aviso</w:t>
+      </w:r>
+    </w:p>
+    <w:p>
+      <w:pPr>
+        <w:keepNext/>
+        <w:shd w:val="clear" w:color="auto" w:fill="F2F2F2"/>
+        <w:spacing w:line="240" w:lineRule="auto"/>
+        <w:ind w:left="360" w:firstLine="0"/>
+        <w:jc w:val="left"/>
+      </w:pPr>
+      <w:r>
+        <w:rPr>
+          <w:rFonts w:ascii="Consolas" w:hAnsi="Consolas"/>
+          <w:sz w:val="18"/>
+        </w:rPr>
+        <w:t>else { cuerpo.innerHTML = await r.text(); }           // 422: el formulario con sus errores</w:t>
+      </w:r>
+    </w:p>
+    <w:p>
+      <w:pPr>
+        <w:keepNext/>
+        <w:shd w:val="clear" w:color="auto" w:fill="F2F2F2"/>
+        <w:spacing w:line="240" w:lineRule="auto"/>
+        <w:ind w:left="360" w:firstLine="0"/>
+        <w:jc w:val="left"/>
+      </w:pPr>
+      <w:r>
+        <w:rPr>
+          <w:rFonts w:ascii="Consolas" w:hAnsi="Consolas"/>
+          <w:sz w:val="18"/>
+        </w:rPr>
+        <w:t xml:space="preserve"> </w:t>
+      </w:r>
+    </w:p>
+    <w:p>
+      <w:pPr>
+        <w:keepNext/>
+        <w:shd w:val="clear" w:color="auto" w:fill="F2F2F2"/>
+        <w:spacing w:line="240" w:lineRule="auto"/>
+        <w:ind w:left="360" w:firstLine="0"/>
+        <w:jc w:val="left"/>
+      </w:pPr>
+      <w:r>
+        <w:rPr>
+          <w:rFonts w:ascii="Consolas" w:hAnsi="Consolas"/>
+          <w:sz w:val="18"/>
+        </w:rPr>
+        <w:t>// src/funciones.php</w:t>
+      </w:r>
+    </w:p>
+    <w:p>
+      <w:pPr>
+        <w:shd w:val="clear" w:color="auto" w:fill="F2F2F2"/>
+        <w:spacing w:line="240" w:lineRule="auto"/>
+        <w:ind w:left="360" w:firstLine="0"/>
+        <w:jc w:val="left"/>
+      </w:pPr>
+      <w:r>
+        <w:rPr>
+          <w:rFonts w:ascii="Consolas" w:hAnsi="Consolas"/>
+          <w:sz w:val="18"/>
+        </w:rPr>
+        <w:t>function es_parcial(): bool { return ($_SERVER['HTTP_X_PARCIAL'] ?? '') === '1'; }</w:t>
+      </w:r>
+    </w:p>
+    <w:p>
+      <w:pPr>
+        <w:spacing w:before="60" w:after="240" w:line="240" w:lineRule="auto"/>
+        <w:ind w:firstLine="0"/>
+      </w:pPr>
+      <w:r>
+        <w:rPr>
+          <w:i/>
+          <w:sz w:val="22"/>
+        </w:rPr>
+        <w:t xml:space="preserve">Nota. </w:t>
+      </w:r>
+      <w:r>
+        <w:rPr>
+          <w:sz w:val="22"/>
+        </w:rPr>
+        <w:t>Fragmentos de public/js/app.js y src/funciones.php. Las plantillas cabecera.php y pie.php no se dibujan cuando es_parcial() es verdadero.</w:t>
+      </w:r>
+    </w:p>
+    <w:p>
+      <w:pPr>
+        <w:pStyle w:val="Heading2"/>
+      </w:pPr>
+      <w:bookmarkStart w:id="40" w:name="_Toc242828297"/>
+      <w:r>
+        <w:t>Paso 9. Pruebas automáticas</w:t>
+      </w:r>
+      <w:bookmarkEnd w:id="40"/>
+    </w:p>
+    <w:p>
+      <w:r>
+        <w:t>El archivo verificar.php, con el motor Verificador.php de la asignatura, reúne 57 comprobaciones. La primera parte prueba la base y los repositorios directamente; la segunda levanta el servidor embebido de PHP y envía peticiones HTTP reales con cURL, incluidos los ataques de inyección (Tabla 8).</w:t>
+      </w:r>
+    </w:p>
+    <w:p>
+      <w:pPr>
+        <w:keepNext/>
+        <w:spacing w:before="240"/>
+        <w:ind w:firstLine="0"/>
+        <w:jc w:val="left"/>
+      </w:pPr>
+      <w:r>
+        <w:rPr>
+          <w:b/>
+        </w:rPr>
+        <w:t>Tabla 8</w:t>
+      </w:r>
+      <w:r>
+        <w:fldChar w:fldCharType="begin"/>
+      </w:r>
+      <w:r>
+        <w:instrText xml:space="preserve"> TC "</w:instrText>
+      </w:r>
+      <w:bookmarkStart w:id="41" w:name="_Toc242828326"/>
+      <w:r>
+        <w:instrText>Tabla 8. Resumen de las comprobaciones automáticas</w:instrText>
+      </w:r>
+      <w:bookmarkEnd w:id="41"/>
       <w:r>
         <w:instrText xml:space="preserve">" \f t \l 1 </w:instrText>
       </w:r>
@@ -9694,6 +12061,7 @@
           <w:i/>
           <w:sz w:val="22"/>
         </w:rPr>
+        <w:lastRenderedPageBreak/>
         <w:t xml:space="preserve">Nota. </w:t>
       </w:r>
       <w:r>
@@ -9714,7 +12082,7 @@
         <w:rPr>
           <w:b/>
         </w:rPr>
-        <w:t>Figura 9</w:t>
+        <w:t>Figura 15</w:t>
       </w:r>
       <w:r>
         <w:fldChar w:fldCharType="begin"/>
@@ -9722,11 +12090,11 @@
       <w:r>
         <w:instrText xml:space="preserve"> TC "</w:instrText>
       </w:r>
-      <w:bookmarkStart w:id="33" w:name="_Toc242826254"/>
-      <w:r>
-        <w:instrText>Figura 9. Ejecución de las pruebas automáticas en el entorno Docker del curso</w:instrText>
-      </w:r>
-      <w:bookmarkEnd w:id="33"/>
+      <w:bookmarkStart w:id="42" w:name="_Toc242828327"/>
+      <w:r>
+        <w:instrText>Figura 15. Ejecución de las pruebas automáticas en el entorno Docker del curso, después del rediseño</w:instrText>
+      </w:r>
+      <w:bookmarkEnd w:id="42"/>
       <w:r>
         <w:instrText xml:space="preserve">" \f t \l 1 </w:instrText>
       </w:r>
@@ -9744,7 +12112,7 @@
         <w:rPr>
           <w:i/>
         </w:rPr>
-        <w:t>Ejecución de las pruebas automáticas en el entorno Docker del curso</w:t>
+        <w:t>Ejecución de las pruebas automáticas en el entorno Docker del curso, después del rediseño</w:t>
       </w:r>
     </w:p>
     <w:p>
@@ -9759,10 +12127,10 @@
           <w:noProof/>
         </w:rPr>
         <w:drawing>
-          <wp:inline distT="0" distB="0" distL="0" distR="0" wp14:anchorId="23884D82" wp14:editId="3F124C7E">
-            <wp:extent cx="5486400" cy="6086475"/>
+          <wp:inline distT="0" distB="0" distL="0" distR="0" wp14:anchorId="1C67EF66" wp14:editId="5A57D61F">
+            <wp:extent cx="5760720" cy="3419548"/>
             <wp:effectExtent l="0" t="0" r="0" b="0"/>
-            <wp:docPr id="8" name="Picture 8"/>
+            <wp:docPr id="13" name="Picture 13"/>
             <wp:cNvGraphicFramePr>
               <a:graphicFrameLocks xmlns:a="http://schemas.openxmlformats.org/drawingml/2006/main" noChangeAspect="1"/>
             </wp:cNvGraphicFramePr>
@@ -9774,7 +12142,7 @@
                     <pic:cNvPicPr/>
                   </pic:nvPicPr>
                   <pic:blipFill>
-                    <a:blip r:embed="rId15"/>
+                    <a:blip r:embed="rId20"/>
                     <a:stretch>
                       <a:fillRect/>
                     </a:stretch>
@@ -9782,7 +12150,7 @@
                   <pic:spPr>
                     <a:xfrm>
                       <a:off x="0" y="0"/>
-                      <a:ext cx="5486400" cy="6086475"/>
+                      <a:ext cx="5760720" cy="3419548"/>
                     </a:xfrm>
                     <a:prstGeom prst="rect">
                       <a:avLst/>
@@ -9811,12 +12179,24 @@
         <w:rPr>
           <w:sz w:val="22"/>
         </w:rPr>
-        <w:t>Salida de php verificar.php dentro del contenedor tw2-php (PHP 8.3 y MySQL 8.4): 57 de 57 comprobaciones satisfactorias. El mismo resultado se obtuvo en Windows con PHP 8.4 y MariaDB 10.4.</w:t>
-      </w:r>
-    </w:p>
-    <w:p>
-      <w:r>
-        <w:t>Durante el desarrollo, varias pruebas fallaron por errores de la propia IA al escribirlas, no de la aplicación. La Tabla 8 los documenta, porque cada uno obligó a entender la causa antes de corregir.</w:t>
+        <w:t>Parte final de la salida de php verificar.php dentro del contenedor tw2-php (PHP 8.3 y MySQL 8.4): 57 de 57 comprobaciones satisfactorias. El mismo resultado se obtuvo en Windows con PHP 8.4 y MariaDB 10.4.</w:t>
+      </w:r>
+    </w:p>
+    <w:p>
+      <w:r>
+        <w:t>La prueba de punta a punta en el navegador recorrió seis flujos: el detalle en un modal, el registro con siete errores de validación, el registro correcto, la edición, la eliminación con confirmación y el formulario de socio. En la primera ejecución, la eliminación respondió «Solicitud rechazada (CSRF)». La causa no estaba en el rediseño: la sesión que guarda el token CSRF se iniciaba recién al dibujar el primer formulario, cuando el servidor ya había enviado parte del HTML, y en ese momento ya no podía man</w:t>
+      </w:r>
+      <w:r>
+        <w:t xml:space="preserve">dar la cookie de la sesión. Si la gestión de prendas era la primera página visitada, el token no se podía comprobar. Se corrigió iniciando la sesión en plantillas/cabecera.php, antes de cualquier salida, y la prueba pasó completa. Las 57 </w:t>
+      </w:r>
+      <w:r>
+        <w:lastRenderedPageBreak/>
+        <w:t>comprobaciones de verificar.php no lo habían detectado porque siempre visitan antes una página que abre la sesión.</w:t>
+      </w:r>
+    </w:p>
+    <w:p>
+      <w:r>
+        <w:t>Durante el desarrollo, varias pruebas fallaron por errores de la propia IA al escribirlas, no de la aplicación. La Tabla 9 los documenta, porque cada uno obligó a entender la causa antes de corregir.</w:t>
       </w:r>
     </w:p>
     <w:p>
@@ -9830,7 +12210,7 @@
         <w:rPr>
           <w:b/>
         </w:rPr>
-        <w:t>Tabla 8</w:t>
+        <w:t>Tabla 9</w:t>
       </w:r>
       <w:r>
         <w:fldChar w:fldCharType="begin"/>
@@ -9838,11 +12218,11 @@
       <w:r>
         <w:instrText xml:space="preserve"> TC "</w:instrText>
       </w:r>
-      <w:bookmarkStart w:id="34" w:name="_Toc242826255"/>
-      <w:r>
-        <w:instrText>Tabla 8. Fallos de prueba originados en propuestas de la IA y su causa real</w:instrText>
-      </w:r>
-      <w:bookmarkEnd w:id="34"/>
+      <w:bookmarkStart w:id="43" w:name="_Toc242828328"/>
+      <w:r>
+        <w:instrText>Tabla 9. Fallos de prueba originados en propuestas de la IA y su causa real</w:instrText>
+      </w:r>
+      <w:bookmarkEnd w:id="43"/>
       <w:r>
         <w:instrText xml:space="preserve">" \f t \l 1 </w:instrText>
       </w:r>
@@ -10282,11 +12662,12 @@
       <w:pPr>
         <w:pStyle w:val="Heading1"/>
       </w:pPr>
-      <w:bookmarkStart w:id="35" w:name="_Toc242826232"/>
-      <w:r>
+      <w:bookmarkStart w:id="44" w:name="_Toc242828298"/>
+      <w:r>
+        <w:lastRenderedPageBreak/>
         <w:t>Discusión</w:t>
       </w:r>
-      <w:bookmarkEnd w:id="35"/>
+      <w:bookmarkEnd w:id="44"/>
     </w:p>
     <w:p>
       <w:r>
@@ -10300,7 +12681,16 @@
     </w:p>
     <w:p>
       <w:r>
-        <w:t>Sobre el uso de inteligencia artificial, el patrón fue el mismo de la Actividad 1: la IA produjo con rapidez el esquema, los repositorios y las pruebas, pero cinco de sus valores o supuestos eran incorrectos (Tabla 8). Ninguno se habría detectado sin ejecutar las pruebas en dos entornos distintos; el último apareció solo al pasar de PHP 8.4 a PHP 8.3. La lección es que una prueba que falla puede estar mal escrita, y que hay que entender la causa antes de «arreglar» el código.</w:t>
+        <w:t>Sobre el uso de inteligencia artificial, el patrón fue el mismo de la Actividad 1: la IA produjo con rapidez el esquema, los repositorios y las pruebas, pero cinco de sus valores o supuestos eran incorrectos (Tabla 9). Ninguno se habría detectado sin ejecutar las pruebas en dos entornos distintos; el último apareció solo al pasar de PHP 8.4 a PHP 8.3. La lección es que una prueba que falla puede estar mal escrita, y que hay que entender la causa antes de «arreglar» el código.</w:t>
+      </w:r>
+    </w:p>
+    <w:p>
+      <w:r>
+        <w:t xml:space="preserve">El rediseño mostró el valor de probar con un navegador real además de las peticiones HTTP: las pruebas automáticas confirmaban que cada página respondía bien por separado, pero solo el recorrido completo de un usuario reveló que el orden de las páginas visitadas importaba para la sesión. También confirmó que la mejora progresiva reduce el riesgo de un cambio visual </w:t>
+      </w:r>
+      <w:r>
+        <w:lastRenderedPageBreak/>
+        <w:t>grande: como los modales reutilizan las mismas páginas, toda la validación y la seguridad probadas antes siguieron vigentes.</w:t>
       </w:r>
     </w:p>
     <w:p>
@@ -10312,15 +12702,19 @@
       <w:pPr>
         <w:pStyle w:val="Heading1"/>
       </w:pPr>
-      <w:bookmarkStart w:id="36" w:name="_Toc242826233"/>
-      <w:r>
+      <w:bookmarkStart w:id="45" w:name="_Toc242828299"/>
+      <w:r>
+        <w:lastRenderedPageBreak/>
         <w:t>Conclusiones</w:t>
       </w:r>
-      <w:bookmarkEnd w:id="36"/>
-    </w:p>
-    <w:p>
-      <w:r>
-        <w:t>Se migró la tienda virtual «Manos del Oriente» de JSON a MySQL cumpliendo todos los requisitos de la actividad: un modelo entidad-relación de cinco tablas con integridad declarada en la base, una conexión PDO configurada fuera del código público y sin emulación de consultas preparadas, dos repositorios con CRUD, transacciones y paginación, un nuevo módulo de socios, la migración de los datos anteriores y una demostración verificable de resistencia a la inyección SQL. Las 57 comprobaciones automáticas pasaron en los dos entornos de prueba.</w:t>
+      <w:bookmarkEnd w:id="45"/>
+    </w:p>
+    <w:p>
+      <w:r>
+        <w:t>Se migró la tienda virtual «Manos del Oriente» de JSON a MySQL cumpliendo todos los requisitos de la actividad: un modelo entidad-relación de cinco tablas con integridad declarada en la base, una conexión PDO configurada fuera del código público y sin emulación de consultas preparadas, dos repositorios con CRUD, transacciones y paginación, un nuevo módulo de socios, la migración de los datos anteriores y una demostración verificable de resistencia a la inyección SQL. Además, la interfaz se rediseñó con Boot</w:t>
+      </w:r>
+      <w:r>
+        <w:t>strap 5, ventanas modales, confirmaciones y avisos, con una paleta pastel acorde a una tienda de ropa, sin perder el funcionamiento sin JavaScript. Las 57 comprobaciones automáticas pasaron en los dos entornos de prueba y la prueba de punta a punta en el navegador validó los flujos de la nueva interfaz.</w:t>
       </w:r>
     </w:p>
     <w:p>
@@ -10332,11 +12726,12 @@
       <w:pPr>
         <w:pStyle w:val="Heading1"/>
       </w:pPr>
-      <w:bookmarkStart w:id="37" w:name="_Toc242826234"/>
-      <w:r>
+      <w:bookmarkStart w:id="46" w:name="_Toc242828300"/>
+      <w:r>
+        <w:lastRenderedPageBreak/>
         <w:t>Referencias</w:t>
       </w:r>
-      <w:bookmarkEnd w:id="37"/>
+      <w:bookmarkEnd w:id="46"/>
     </w:p>
     <w:p>
       <w:pPr>
@@ -10380,6 +12775,42 @@
         <w:jc w:val="left"/>
       </w:pPr>
       <w:r>
+        <w:t xml:space="preserve">Bootstrap Team. (s.f.). </w:t>
+      </w:r>
+      <w:r>
+        <w:rPr>
+          <w:i/>
+        </w:rPr>
+        <w:t>Bootstrap 5.3 documentation</w:t>
+      </w:r>
+      <w:r>
+        <w:t>. https://getbootstrap.com/docs/5.3/</w:t>
+      </w:r>
+    </w:p>
+    <w:p>
+      <w:pPr>
+        <w:ind w:left="720" w:hanging="720"/>
+        <w:jc w:val="left"/>
+      </w:pPr>
+      <w:r>
+        <w:t xml:space="preserve">Champeon, S., &amp; Finck, N. (2003, marzo). </w:t>
+      </w:r>
+      <w:r>
+        <w:rPr>
+          <w:i/>
+        </w:rPr>
+        <w:t>Inclusive web design for the future</w:t>
+      </w:r>
+      <w:r>
+        <w:t xml:space="preserve"> [Presentación en congreso]. SXSW Interactive, Austin, TX, Estados Unidos.</w:t>
+      </w:r>
+    </w:p>
+    <w:p>
+      <w:pPr>
+        <w:ind w:left="720" w:hanging="720"/>
+        <w:jc w:val="left"/>
+      </w:pPr>
+      <w:r>
         <w:t xml:space="preserve">Codd, E. F. (1970). A relational model of data for large shared data banks. </w:t>
       </w:r>
       <w:r>
@@ -10434,6 +12865,24 @@
         <w:jc w:val="left"/>
       </w:pPr>
       <w:r>
+        <w:t xml:space="preserve">Google. (s.f.). </w:t>
+      </w:r>
+      <w:r>
+        <w:rPr>
+          <w:i/>
+        </w:rPr>
+        <w:t>Puppeteer documentation</w:t>
+      </w:r>
+      <w:r>
+        <w:t>. https://pptr.dev/</w:t>
+      </w:r>
+    </w:p>
+    <w:p>
+      <w:pPr>
+        <w:ind w:left="720" w:hanging="720"/>
+        <w:jc w:val="left"/>
+      </w:pPr>
+      <w:r>
         <w:t xml:space="preserve">Halfond, W. G. J., Viegas, J., &amp; Orso, A. (2006). A classification of SQL-injection attacks and countermeasures. </w:t>
       </w:r>
       <w:r>
@@ -10524,6 +12973,7 @@
         <w:jc w:val="left"/>
       </w:pPr>
       <w:r>
+        <w:lastRenderedPageBreak/>
         <w:t xml:space="preserve">OWASP Foundation. (s.f.). </w:t>
       </w:r>
       <w:r>
@@ -10574,23 +13024,42 @@
     </w:p>
     <w:p>
       <w:pPr>
+        <w:ind w:left="720" w:hanging="720"/>
+        <w:jc w:val="left"/>
+      </w:pPr>
+      <w:r>
+        <w:t xml:space="preserve">World Wide Web Consortium. (2023). </w:t>
+      </w:r>
+      <w:r>
+        <w:rPr>
+          <w:i/>
+        </w:rPr>
+        <w:t>Web content accessibility guidelines (WCAG) 2.2</w:t>
+      </w:r>
+      <w:r>
+        <w:t>. https://www.w3.org/TR/WCAG22/</w:t>
+      </w:r>
+    </w:p>
+    <w:p>
+      <w:pPr>
         <w:pStyle w:val="Heading1"/>
       </w:pPr>
-      <w:bookmarkStart w:id="38" w:name="_Toc242826235"/>
-      <w:r>
+      <w:bookmarkStart w:id="47" w:name="_Toc242828301"/>
+      <w:r>
+        <w:lastRenderedPageBreak/>
         <w:t>Anexos</w:t>
       </w:r>
-      <w:bookmarkEnd w:id="38"/>
+      <w:bookmarkEnd w:id="47"/>
     </w:p>
     <w:p>
       <w:pPr>
         <w:pStyle w:val="Heading2"/>
       </w:pPr>
-      <w:bookmarkStart w:id="39" w:name="_Toc242826236"/>
+      <w:bookmarkStart w:id="48" w:name="_Toc242828302"/>
       <w:r>
         <w:t>Anexo A. Registro de uso de inteligencia artificial</w:t>
       </w:r>
-      <w:bookmarkEnd w:id="39"/>
+      <w:bookmarkEnd w:id="48"/>
     </w:p>
     <w:p>
       <w:r>
@@ -10608,7 +13077,7 @@
         <w:rPr>
           <w:b/>
         </w:rPr>
-        <w:t>Tabla 9</w:t>
+        <w:t>Tabla 10</w:t>
       </w:r>
       <w:r>
         <w:fldChar w:fldCharType="begin"/>
@@ -10616,11 +13085,11 @@
       <w:r>
         <w:instrText xml:space="preserve"> TC "</w:instrText>
       </w:r>
-      <w:bookmarkStart w:id="40" w:name="_Toc242826256"/>
-      <w:r>
-        <w:instrText>Tabla 9. Registro de uso de IA en la Actividad 2</w:instrText>
-      </w:r>
-      <w:bookmarkEnd w:id="40"/>
+      <w:bookmarkStart w:id="49" w:name="_Toc242828329"/>
+      <w:r>
+        <w:instrText>Tabla 10. Registro de uso de IA en la Actividad 2</w:instrText>
+      </w:r>
+      <w:bookmarkEnd w:id="49"/>
       <w:r>
         <w:instrText xml:space="preserve">" \f t \l 1 </w:instrText>
       </w:r>
@@ -11230,7 +13699,7 @@
               <w:rPr>
                 <w:sz w:val="18"/>
               </w:rPr>
-              <w:t>Cuatro valores esperados incorrectos (Tabla 8)</w:t>
+              <w:t>Cuatro valores esperados incorrectos (Tabla 9)</w:t>
             </w:r>
           </w:p>
         </w:tc>
@@ -11385,6 +13854,7 @@
           </w:tcPr>
           <w:p>
             <w:pPr>
+              <w:keepNext/>
               <w:spacing w:before="40" w:after="40" w:line="240" w:lineRule="auto"/>
               <w:ind w:firstLine="0"/>
               <w:jc w:val="left"/>
@@ -11403,6 +13873,7 @@
           </w:tcPr>
           <w:p>
             <w:pPr>
+              <w:keepNext/>
               <w:spacing w:before="40" w:after="40" w:line="240" w:lineRule="auto"/>
               <w:ind w:firstLine="0"/>
               <w:jc w:val="left"/>
@@ -11421,6 +13892,7 @@
           </w:tcPr>
           <w:p>
             <w:pPr>
+              <w:keepNext/>
               <w:spacing w:before="40" w:after="40" w:line="240" w:lineRule="auto"/>
               <w:ind w:firstLine="0"/>
               <w:jc w:val="left"/>
@@ -11439,6 +13911,7 @@
           </w:tcPr>
           <w:p>
             <w:pPr>
+              <w:keepNext/>
               <w:spacing w:before="40" w:after="40" w:line="240" w:lineRule="auto"/>
               <w:ind w:firstLine="0"/>
               <w:jc w:val="left"/>
@@ -11448,6 +13921,204 @@
                 <w:sz w:val="18"/>
               </w:rPr>
               <w:t>56/57 en PHP 8.3: se halló la causa y se corrigió la prueba (57/57)</w:t>
+            </w:r>
+          </w:p>
+        </w:tc>
+        <w:tc>
+          <w:tcPr>
+            <w:tcW w:w="1584" w:type="dxa"/>
+          </w:tcPr>
+          <w:p>
+            <w:pPr>
+              <w:keepNext/>
+              <w:spacing w:before="40" w:after="40" w:line="240" w:lineRule="auto"/>
+              <w:ind w:firstLine="0"/>
+              <w:jc w:val="left"/>
+            </w:pPr>
+            <w:r>
+              <w:rPr>
+                <w:sz w:val="18"/>
+              </w:rPr>
+              <w:t>Modificada</w:t>
+            </w:r>
+          </w:p>
+        </w:tc>
+      </w:tr>
+      <w:tr>
+        <w:trPr>
+          <w:cantSplit/>
+          <w:jc w:val="center"/>
+        </w:trPr>
+        <w:tc>
+          <w:tcPr>
+            <w:tcW w:w="504" w:type="dxa"/>
+          </w:tcPr>
+          <w:p>
+            <w:pPr>
+              <w:keepNext/>
+              <w:spacing w:before="40" w:after="40" w:line="240" w:lineRule="auto"/>
+              <w:ind w:firstLine="0"/>
+              <w:jc w:val="left"/>
+            </w:pPr>
+            <w:r>
+              <w:rPr>
+                <w:sz w:val="18"/>
+              </w:rPr>
+              <w:t>16</w:t>
+            </w:r>
+          </w:p>
+        </w:tc>
+        <w:tc>
+          <w:tcPr>
+            <w:tcW w:w="2088" w:type="dxa"/>
+          </w:tcPr>
+          <w:p>
+            <w:pPr>
+              <w:keepNext/>
+              <w:spacing w:before="40" w:after="40" w:line="240" w:lineRule="auto"/>
+              <w:ind w:firstLine="0"/>
+              <w:jc w:val="left"/>
+            </w:pPr>
+            <w:r>
+              <w:rPr>
+                <w:sz w:val="18"/>
+              </w:rPr>
+              <w:t>Cierre: repartir tareas, portadas y video de 60 s</w:t>
+            </w:r>
+          </w:p>
+        </w:tc>
+        <w:tc>
+          <w:tcPr>
+            <w:tcW w:w="2592" w:type="dxa"/>
+          </w:tcPr>
+          <w:p>
+            <w:pPr>
+              <w:keepNext/>
+              <w:spacing w:before="40" w:after="40" w:line="240" w:lineRule="auto"/>
+              <w:ind w:firstLine="0"/>
+              <w:jc w:val="left"/>
+            </w:pPr>
+            <w:r>
+              <w:rPr>
+                <w:sz w:val="18"/>
+              </w:rPr>
+              <w:t>Issues #28-#31 asignados a los 5 integrantes; video con capturas reales</w:t>
+            </w:r>
+          </w:p>
+        </w:tc>
+        <w:tc>
+          <w:tcPr>
+            <w:tcW w:w="2592" w:type="dxa"/>
+          </w:tcPr>
+          <w:p>
+            <w:pPr>
+              <w:keepNext/>
+              <w:spacing w:before="40" w:after="40" w:line="240" w:lineRule="auto"/>
+              <w:ind w:firstLine="0"/>
+              <w:jc w:val="left"/>
+            </w:pPr>
+            <w:r>
+              <w:rPr>
+                <w:sz w:val="18"/>
+              </w:rPr>
+              <w:t>33/33 y 57/57 tras mover el proyecto; duración del video 1:00</w:t>
+            </w:r>
+          </w:p>
+        </w:tc>
+        <w:tc>
+          <w:tcPr>
+            <w:tcW w:w="1584" w:type="dxa"/>
+          </w:tcPr>
+          <w:p>
+            <w:pPr>
+              <w:keepNext/>
+              <w:spacing w:before="40" w:after="40" w:line="240" w:lineRule="auto"/>
+              <w:ind w:firstLine="0"/>
+              <w:jc w:val="left"/>
+            </w:pPr>
+            <w:r>
+              <w:rPr>
+                <w:sz w:val="18"/>
+              </w:rPr>
+              <w:t>Aceptada</w:t>
+            </w:r>
+          </w:p>
+        </w:tc>
+      </w:tr>
+      <w:tr>
+        <w:trPr>
+          <w:cantSplit/>
+          <w:jc w:val="center"/>
+        </w:trPr>
+        <w:tc>
+          <w:tcPr>
+            <w:tcW w:w="504" w:type="dxa"/>
+          </w:tcPr>
+          <w:p>
+            <w:pPr>
+              <w:spacing w:before="40" w:after="40" w:line="240" w:lineRule="auto"/>
+              <w:ind w:firstLine="0"/>
+              <w:jc w:val="left"/>
+            </w:pPr>
+            <w:r>
+              <w:rPr>
+                <w:sz w:val="18"/>
+              </w:rPr>
+              <w:t>17</w:t>
+            </w:r>
+          </w:p>
+        </w:tc>
+        <w:tc>
+          <w:tcPr>
+            <w:tcW w:w="2088" w:type="dxa"/>
+          </w:tcPr>
+          <w:p>
+            <w:pPr>
+              <w:spacing w:before="40" w:after="40" w:line="240" w:lineRule="auto"/>
+              <w:ind w:firstLine="0"/>
+              <w:jc w:val="left"/>
+            </w:pPr>
+            <w:r>
+              <w:rPr>
+                <w:sz w:val="18"/>
+              </w:rPr>
+              <w:t>Rediseño con Bootstrap 5, modales, avisos y paleta pastel</w:t>
+            </w:r>
+          </w:p>
+        </w:tc>
+        <w:tc>
+          <w:tcPr>
+            <w:tcW w:w="2592" w:type="dxa"/>
+          </w:tcPr>
+          <w:p>
+            <w:pPr>
+              <w:spacing w:before="40" w:after="40" w:line="240" w:lineRule="auto"/>
+              <w:ind w:firstLine="0"/>
+              <w:jc w:val="left"/>
+            </w:pPr>
+            <w:r>
+              <w:rPr>
+                <w:sz w:val="18"/>
+              </w:rPr>
+              <w:t>app.js con X-Parcial, avisar(), estilos y librerías locales</w:t>
+            </w:r>
+          </w:p>
+        </w:tc>
+        <w:tc>
+          <w:tcPr>
+            <w:tcW w:w="2592" w:type="dxa"/>
+          </w:tcPr>
+          <w:p>
+            <w:pPr>
+              <w:spacing w:before="40" w:after="40" w:line="240" w:lineRule="auto"/>
+              <w:ind w:firstLine="0"/>
+              <w:jc w:val="left"/>
+            </w:pPr>
+            <w:r>
+              <w:rPr>
+                <w:sz w:val="18"/>
+              </w:rPr>
+              <w:t>Prueba de punta a punta en Edge; halló el error de sesión y CSRF</w:t>
             </w:r>
           </w:p>
         </w:tc>
@@ -11501,11 +14172,12 @@
       <w:pPr>
         <w:pStyle w:val="Heading2"/>
       </w:pPr>
-      <w:bookmarkStart w:id="41" w:name="_Toc242826237"/>
-      <w:r>
+      <w:bookmarkStart w:id="50" w:name="_Toc242828303"/>
+      <w:r>
+        <w:lastRenderedPageBreak/>
         <w:t>Anexo B. Matriz de trazabilidad de la Actividad 2</w:t>
       </w:r>
-      <w:bookmarkEnd w:id="41"/>
+      <w:bookmarkEnd w:id="50"/>
     </w:p>
     <w:p>
       <w:pPr>
@@ -11518,7 +14190,7 @@
         <w:rPr>
           <w:b/>
         </w:rPr>
-        <w:t>Tabla 10</w:t>
+        <w:t>Tabla 11</w:t>
       </w:r>
       <w:r>
         <w:fldChar w:fldCharType="begin"/>
@@ -11526,11 +14198,11 @@
       <w:r>
         <w:instrText xml:space="preserve"> TC "</w:instrText>
       </w:r>
-      <w:bookmarkStart w:id="42" w:name="_Toc242826257"/>
-      <w:r>
-        <w:instrText>Tabla 10. Matriz de trazabilidad: requisito, issue, implementación y prueba</w:instrText>
-      </w:r>
-      <w:bookmarkEnd w:id="42"/>
+      <w:bookmarkStart w:id="51" w:name="_Toc242828330"/>
+      <w:r>
+        <w:instrText>Tabla 11. Matriz de trazabilidad: requisito, issue, implementación y prueba</w:instrText>
+      </w:r>
+      <w:bookmarkEnd w:id="51"/>
       <w:r>
         <w:instrText xml:space="preserve">" \f t \l 1 </w:instrText>
       </w:r>
@@ -12323,6 +14995,7 @@
           </w:tcPr>
           <w:p>
             <w:pPr>
+              <w:keepNext/>
               <w:spacing w:before="40" w:after="40" w:line="240" w:lineRule="auto"/>
               <w:ind w:firstLine="0"/>
               <w:jc w:val="left"/>
@@ -12341,6 +15014,7 @@
           </w:tcPr>
           <w:p>
             <w:pPr>
+              <w:keepNext/>
               <w:spacing w:before="40" w:after="40" w:line="240" w:lineRule="auto"/>
               <w:ind w:firstLine="0"/>
               <w:jc w:val="left"/>
@@ -12359,6 +15033,7 @@
           </w:tcPr>
           <w:p>
             <w:pPr>
+              <w:keepNext/>
               <w:spacing w:before="40" w:after="40" w:line="240" w:lineRule="auto"/>
               <w:ind w:firstLine="0"/>
               <w:jc w:val="left"/>
@@ -12377,6 +15052,7 @@
           </w:tcPr>
           <w:p>
             <w:pPr>
+              <w:keepNext/>
               <w:spacing w:before="40" w:after="40" w:line="240" w:lineRule="auto"/>
               <w:ind w:firstLine="0"/>
               <w:jc w:val="left"/>
@@ -12386,6 +15062,166 @@
                 <w:sz w:val="20"/>
               </w:rPr>
               <w:t>Base que no responde → 503 genérico</w:t>
+            </w:r>
+          </w:p>
+        </w:tc>
+      </w:tr>
+      <w:tr>
+        <w:trPr>
+          <w:cantSplit/>
+          <w:jc w:val="center"/>
+        </w:trPr>
+        <w:tc>
+          <w:tcPr>
+            <w:tcW w:w="1008" w:type="dxa"/>
+          </w:tcPr>
+          <w:p>
+            <w:pPr>
+              <w:keepNext/>
+              <w:spacing w:before="40" w:after="40" w:line="240" w:lineRule="auto"/>
+              <w:ind w:firstLine="0"/>
+              <w:jc w:val="left"/>
+            </w:pPr>
+            <w:r>
+              <w:rPr>
+                <w:sz w:val="20"/>
+              </w:rPr>
+              <w:t>RF-10</w:t>
+            </w:r>
+          </w:p>
+        </w:tc>
+        <w:tc>
+          <w:tcPr>
+            <w:tcW w:w="1152" w:type="dxa"/>
+          </w:tcPr>
+          <w:p>
+            <w:pPr>
+              <w:keepNext/>
+              <w:spacing w:before="40" w:after="40" w:line="240" w:lineRule="auto"/>
+              <w:ind w:firstLine="0"/>
+              <w:jc w:val="left"/>
+            </w:pPr>
+            <w:r>
+              <w:rPr>
+                <w:sz w:val="20"/>
+              </w:rPr>
+              <w:t>—</w:t>
+            </w:r>
+          </w:p>
+        </w:tc>
+        <w:tc>
+          <w:tcPr>
+            <w:tcW w:w="4032" w:type="dxa"/>
+          </w:tcPr>
+          <w:p>
+            <w:pPr>
+              <w:keepNext/>
+              <w:spacing w:before="40" w:after="40" w:line="240" w:lineRule="auto"/>
+              <w:ind w:firstLine="0"/>
+              <w:jc w:val="left"/>
+            </w:pPr>
+            <w:r>
+              <w:rPr>
+                <w:sz w:val="20"/>
+              </w:rPr>
+              <w:t>public/js/app.js, plantillas/pie.php (modales y avisos), es_parcial()</w:t>
+            </w:r>
+          </w:p>
+        </w:tc>
+        <w:tc>
+          <w:tcPr>
+            <w:tcW w:w="3168" w:type="dxa"/>
+          </w:tcPr>
+          <w:p>
+            <w:pPr>
+              <w:keepNext/>
+              <w:spacing w:before="40" w:after="40" w:line="240" w:lineRule="auto"/>
+              <w:ind w:firstLine="0"/>
+              <w:jc w:val="left"/>
+            </w:pPr>
+            <w:r>
+              <w:rPr>
+                <w:sz w:val="20"/>
+              </w:rPr>
+              <w:t>Prueba de punta a punta en Edge (6 flujos)</w:t>
+            </w:r>
+          </w:p>
+        </w:tc>
+      </w:tr>
+      <w:tr>
+        <w:trPr>
+          <w:cantSplit/>
+          <w:jc w:val="center"/>
+        </w:trPr>
+        <w:tc>
+          <w:tcPr>
+            <w:tcW w:w="1008" w:type="dxa"/>
+          </w:tcPr>
+          <w:p>
+            <w:pPr>
+              <w:spacing w:before="40" w:after="40" w:line="240" w:lineRule="auto"/>
+              <w:ind w:firstLine="0"/>
+              <w:jc w:val="left"/>
+            </w:pPr>
+            <w:r>
+              <w:rPr>
+                <w:sz w:val="20"/>
+              </w:rPr>
+              <w:t>RNF-11</w:t>
+            </w:r>
+          </w:p>
+        </w:tc>
+        <w:tc>
+          <w:tcPr>
+            <w:tcW w:w="1152" w:type="dxa"/>
+          </w:tcPr>
+          <w:p>
+            <w:pPr>
+              <w:spacing w:before="40" w:after="40" w:line="240" w:lineRule="auto"/>
+              <w:ind w:firstLine="0"/>
+              <w:jc w:val="left"/>
+            </w:pPr>
+            <w:r>
+              <w:rPr>
+                <w:sz w:val="20"/>
+              </w:rPr>
+              <w:t>—</w:t>
+            </w:r>
+          </w:p>
+        </w:tc>
+        <w:tc>
+          <w:tcPr>
+            <w:tcW w:w="4032" w:type="dxa"/>
+          </w:tcPr>
+          <w:p>
+            <w:pPr>
+              <w:spacing w:before="40" w:after="40" w:line="240" w:lineRule="auto"/>
+              <w:ind w:firstLine="0"/>
+              <w:jc w:val="left"/>
+            </w:pPr>
+            <w:r>
+              <w:rPr>
+                <w:sz w:val="20"/>
+              </w:rPr>
+              <w:t>Páginas completas sin JavaScript; rejilla adaptable de Bootstrap</w:t>
+            </w:r>
+          </w:p>
+        </w:tc>
+        <w:tc>
+          <w:tcPr>
+            <w:tcW w:w="3168" w:type="dxa"/>
+          </w:tcPr>
+          <w:p>
+            <w:pPr>
+              <w:spacing w:before="40" w:after="40" w:line="240" w:lineRule="auto"/>
+              <w:ind w:firstLine="0"/>
+              <w:jc w:val="left"/>
+            </w:pPr>
+            <w:r>
+              <w:rPr>
+                <w:sz w:val="20"/>
+              </w:rPr>
+              <w:t>verificar.php (sin JavaScript) y captura móvil</w:t>
             </w:r>
           </w:p>
         </w:tc>
@@ -12407,18 +15243,18 @@
         <w:rPr>
           <w:sz w:val="22"/>
         </w:rPr>
-        <w:t>Elaboración propia. Todas las pruebas están en verificar.php; cobertura de trazabilidad: 9 de 9 requisitos (100 %).</w:t>
+        <w:t>Elaboración propia. Las pruebas de RF-06 a RNF-10 están en verificar.php; cobertura de trazabilidad: 11 de 11 requisitos (100 %).</w:t>
       </w:r>
     </w:p>
     <w:p>
       <w:pPr>
         <w:pStyle w:val="Heading2"/>
       </w:pPr>
-      <w:bookmarkStart w:id="43" w:name="_Toc242826238"/>
+      <w:bookmarkStart w:id="52" w:name="_Toc242828304"/>
       <w:r>
         <w:t>Anexo C. Glosario</w:t>
       </w:r>
-      <w:bookmarkEnd w:id="43"/>
+      <w:bookmarkEnd w:id="52"/>
     </w:p>
     <w:p>
       <w:pPr>
@@ -12484,6 +15320,35 @@
         <w:rPr>
           <w:b/>
         </w:rPr>
+        <w:t>Mejora progresiva:</w:t>
+      </w:r>
+      <w:r>
+        <w:t xml:space="preserve"> construir primero una versión que funcione sin JavaScript y agregar mejoras encima.</w:t>
+      </w:r>
+    </w:p>
+    <w:p>
+      <w:pPr>
+        <w:ind w:firstLine="0"/>
+      </w:pPr>
+      <w:r>
+        <w:rPr>
+          <w:b/>
+        </w:rPr>
+        <w:t>Modal:</w:t>
+      </w:r>
+      <w:r>
+        <w:t xml:space="preserve"> ventana que se abre sobre la página actual y bloquea el fondo hasta cerrarse.</w:t>
+      </w:r>
+    </w:p>
+    <w:p>
+      <w:pPr>
+        <w:ind w:firstLine="0"/>
+      </w:pPr>
+      <w:r>
+        <w:rPr>
+          <w:b/>
+        </w:rPr>
+        <w:lastRenderedPageBreak/>
         <w:t>PDO:</w:t>
       </w:r>
       <w:r>
@@ -12526,6 +15391,20 @@
         <w:rPr>
           <w:b/>
         </w:rPr>
+        <w:t>Toast:</w:t>
+      </w:r>
+      <w:r>
+        <w:t xml:space="preserve"> aviso breve que aparece en una esquina de la pantalla y desaparece solo.</w:t>
+      </w:r>
+    </w:p>
+    <w:p>
+      <w:pPr>
+        <w:ind w:firstLine="0"/>
+      </w:pPr>
+      <w:r>
+        <w:rPr>
+          <w:b/>
+        </w:rPr>
         <w:t>Transacción:</w:t>
       </w:r>
       <w:r>
@@ -12533,7 +15412,7 @@
       </w:r>
     </w:p>
     <w:sectPr>
-      <w:headerReference w:type="default" r:id="rId16"/>
+      <w:headerReference w:type="default" r:id="rId21"/>
       <w:pgSz w:w="12240" w:h="15840"/>
       <w:pgMar w:top="1440" w:right="1440" w:bottom="1440" w:left="1440" w:header="720" w:footer="720" w:gutter="0"/>
       <w:cols w:space="720"/>
@@ -12794,31 +15673,31 @@
       </w:rPr>
     </w:lvl>
   </w:abstractNum>
-  <w:num w:numId="1" w16cid:durableId="261913620">
+  <w:num w:numId="1" w16cid:durableId="271979986">
     <w:abstractNumId w:val="8"/>
   </w:num>
-  <w:num w:numId="2" w16cid:durableId="830103740">
+  <w:num w:numId="2" w16cid:durableId="1764452329">
     <w:abstractNumId w:val="6"/>
   </w:num>
-  <w:num w:numId="3" w16cid:durableId="1255019401">
+  <w:num w:numId="3" w16cid:durableId="391388464">
     <w:abstractNumId w:val="5"/>
   </w:num>
-  <w:num w:numId="4" w16cid:durableId="1502040572">
+  <w:num w:numId="4" w16cid:durableId="2105419014">
     <w:abstractNumId w:val="4"/>
   </w:num>
-  <w:num w:numId="5" w16cid:durableId="358897876">
+  <w:num w:numId="5" w16cid:durableId="981426064">
     <w:abstractNumId w:val="7"/>
   </w:num>
-  <w:num w:numId="6" w16cid:durableId="508907288">
+  <w:num w:numId="6" w16cid:durableId="34937474">
     <w:abstractNumId w:val="3"/>
   </w:num>
-  <w:num w:numId="7" w16cid:durableId="1965186566">
+  <w:num w:numId="7" w16cid:durableId="496457712">
     <w:abstractNumId w:val="2"/>
   </w:num>
-  <w:num w:numId="8" w16cid:durableId="573471137">
+  <w:num w:numId="8" w16cid:durableId="43530056">
     <w:abstractNumId w:val="1"/>
   </w:num>
-  <w:num w:numId="9" w16cid:durableId="179584230">
+  <w:num w:numId="9" w16cid:durableId="385494307">
     <w:abstractNumId w:val="0"/>
   </w:num>
 </w:numbering>
@@ -24237,7 +27116,7 @@
     <w:autoRedefine/>
     <w:uiPriority w:val="39"/>
     <w:unhideWhenUsed/>
-    <w:rsid w:val="0081445F"/>
+    <w:rsid w:val="0069762A"/>
     <w:pPr>
       <w:spacing w:after="80" w:line="240" w:lineRule="auto"/>
       <w:ind w:firstLine="0"/>
@@ -24250,22 +27129,11 @@
     <w:autoRedefine/>
     <w:uiPriority w:val="39"/>
     <w:unhideWhenUsed/>
-    <w:rsid w:val="0081445F"/>
+    <w:rsid w:val="0069762A"/>
     <w:pPr>
       <w:spacing w:after="80" w:line="240" w:lineRule="auto"/>
       <w:ind w:left="240" w:firstLine="0"/>
     </w:pPr>
-  </w:style>
-  <w:style w:type="character" w:styleId="Hyperlink">
-    <w:name w:val="Hyperlink"/>
-    <w:basedOn w:val="DefaultParagraphFont"/>
-    <w:uiPriority w:val="99"/>
-    <w:unhideWhenUsed/>
-    <w:rsid w:val="0081445F"/>
-    <w:rPr>
-      <w:color w:val="0000FF" w:themeColor="hyperlink"/>
-      <w:u w:val="single"/>
-    </w:rPr>
   </w:style>
   <w:style w:type="paragraph" w:styleId="TableofFigures">
     <w:name w:val="table of figures"/>
@@ -24274,11 +27142,22 @@
     <w:uiPriority w:val="99"/>
     <w:semiHidden/>
     <w:unhideWhenUsed/>
-    <w:rsid w:val="004B6859"/>
+    <w:rsid w:val="0069762A"/>
     <w:pPr>
       <w:spacing w:after="80" w:line="240" w:lineRule="auto"/>
       <w:ind w:firstLine="0"/>
     </w:pPr>
+  </w:style>
+  <w:style w:type="character" w:styleId="Hyperlink">
+    <w:name w:val="Hyperlink"/>
+    <w:basedOn w:val="DefaultParagraphFont"/>
+    <w:uiPriority w:val="99"/>
+    <w:unhideWhenUsed/>
+    <w:rsid w:val="0069762A"/>
+    <w:rPr>
+      <w:color w:val="0000FF" w:themeColor="hyperlink"/>
+      <w:u w:val="single"/>
+    </w:rPr>
   </w:style>
 </w:styles>
 </file>

--- a/docs/actividad-02/Informe_Actividad02_APA.docx
+++ b/docs/actividad-02/Informe_Actividad02_APA.docx
@@ -30,7 +30,7 @@
           <w:noProof/>
         </w:rPr>
         <w:drawing>
-          <wp:inline distT="0" distB="0" distL="0" distR="0" wp14:anchorId="55AB82D9" wp14:editId="2FC7B25F">
+          <wp:inline distT="0" distB="0" distL="0" distR="0" wp14:anchorId="6D0BA985" wp14:editId="737342E2">
             <wp:extent cx="1426464" cy="1426464"/>
             <wp:effectExtent l="0" t="0" r="0" b="0"/>
             <wp:docPr id="1" name="Picture 1"/>
@@ -168,7 +168,7 @@
         <w:jc w:val="center"/>
       </w:pPr>
       <w:r>
-        <w:t>2. Juan Jose Vicente</w:t>
+        <w:t>2. Juan Jose Vicente Cossio</w:t>
       </w:r>
     </w:p>
     <w:p>
@@ -179,7 +179,7 @@
         <w:jc w:val="center"/>
       </w:pPr>
       <w:r>
-        <w:t>3. Yordy Tolavi Ruiz</w:t>
+        <w:t>3. Ronald Salvatierra Flores</w:t>
       </w:r>
     </w:p>
     <w:p>
@@ -190,13 +190,7 @@
         <w:jc w:val="center"/>
       </w:pPr>
       <w:r>
-        <w:t xml:space="preserve">4. </w:t>
-      </w:r>
-      <w:r>
-        <w:rPr>
-          <w:highlight w:val="yellow"/>
-        </w:rPr>
-        <w:t>Nombre completo (GitHub: RonSalvet)</w:t>
+        <w:t>4. Yordy Tolavi Ruiz</w:t>
       </w:r>
     </w:p>
     <w:p>
@@ -207,13 +201,7 @@
         <w:jc w:val="center"/>
       </w:pPr>
       <w:r>
-        <w:t xml:space="preserve">5. </w:t>
-      </w:r>
-      <w:r>
-        <w:rPr>
-          <w:highlight w:val="yellow"/>
-        </w:rPr>
-        <w:t>Nombre completo (GitHub: leinn04)</w:t>
+        <w:t>5. Alejandro Cadario Lopez</w:t>
       </w:r>
     </w:p>
     <w:p>
@@ -310,7 +298,7 @@
       <w:r>
         <w:fldChar w:fldCharType="separate"/>
       </w:r>
-      <w:hyperlink w:anchor="_Toc242828278" w:history="1">
+      <w:hyperlink w:anchor="_Toc242828622" w:history="1">
         <w:r>
           <w:rPr>
             <w:rStyle w:val="Hyperlink"/>
@@ -337,7 +325,7 @@
             <w:noProof/>
             <w:webHidden/>
           </w:rPr>
-          <w:instrText xml:space="preserve"> PAGEREF _Toc242828278 \h </w:instrText>
+          <w:instrText xml:space="preserve"> PAGEREF _Toc242828622 \h </w:instrText>
         </w:r>
         <w:r>
           <w:rPr>
@@ -384,7 +372,7 @@
           <w14:ligatures w14:val="standardContextual"/>
         </w:rPr>
       </w:pPr>
-      <w:hyperlink w:anchor="_Toc242828279" w:history="1">
+      <w:hyperlink w:anchor="_Toc242828623" w:history="1">
         <w:r>
           <w:rPr>
             <w:rStyle w:val="Hyperlink"/>
@@ -411,7 +399,7 @@
             <w:noProof/>
             <w:webHidden/>
           </w:rPr>
-          <w:instrText xml:space="preserve"> PAGEREF _Toc242828279 \h </w:instrText>
+          <w:instrText xml:space="preserve"> PAGEREF _Toc242828623 \h </w:instrText>
         </w:r>
         <w:r>
           <w:rPr>
@@ -458,7 +446,7 @@
           <w14:ligatures w14:val="standardContextual"/>
         </w:rPr>
       </w:pPr>
-      <w:hyperlink w:anchor="_Toc242828280" w:history="1">
+      <w:hyperlink w:anchor="_Toc242828624" w:history="1">
         <w:r>
           <w:rPr>
             <w:rStyle w:val="Hyperlink"/>
@@ -485,7 +473,7 @@
             <w:noProof/>
             <w:webHidden/>
           </w:rPr>
-          <w:instrText xml:space="preserve"> PAGEREF _Toc242828280 \h </w:instrText>
+          <w:instrText xml:space="preserve"> PAGEREF _Toc242828624 \h </w:instrText>
         </w:r>
         <w:r>
           <w:rPr>
@@ -532,7 +520,7 @@
           <w14:ligatures w14:val="standardContextual"/>
         </w:rPr>
       </w:pPr>
-      <w:hyperlink w:anchor="_Toc242828281" w:history="1">
+      <w:hyperlink w:anchor="_Toc242828625" w:history="1">
         <w:r>
           <w:rPr>
             <w:rStyle w:val="Hyperlink"/>
@@ -559,7 +547,7 @@
             <w:noProof/>
             <w:webHidden/>
           </w:rPr>
-          <w:instrText xml:space="preserve"> PAGEREF _Toc242828281 \h </w:instrText>
+          <w:instrText xml:space="preserve"> PAGEREF _Toc242828625 \h </w:instrText>
         </w:r>
         <w:r>
           <w:rPr>
@@ -606,7 +594,7 @@
           <w14:ligatures w14:val="standardContextual"/>
         </w:rPr>
       </w:pPr>
-      <w:hyperlink w:anchor="_Toc242828282" w:history="1">
+      <w:hyperlink w:anchor="_Toc242828626" w:history="1">
         <w:r>
           <w:rPr>
             <w:rStyle w:val="Hyperlink"/>
@@ -633,7 +621,7 @@
             <w:noProof/>
             <w:webHidden/>
           </w:rPr>
-          <w:instrText xml:space="preserve"> PAGEREF _Toc242828282 \h </w:instrText>
+          <w:instrText xml:space="preserve"> PAGEREF _Toc242828626 \h </w:instrText>
         </w:r>
         <w:r>
           <w:rPr>
@@ -680,7 +668,7 @@
           <w14:ligatures w14:val="standardContextual"/>
         </w:rPr>
       </w:pPr>
-      <w:hyperlink w:anchor="_Toc242828283" w:history="1">
+      <w:hyperlink w:anchor="_Toc242828627" w:history="1">
         <w:r>
           <w:rPr>
             <w:rStyle w:val="Hyperlink"/>
@@ -707,7 +695,7 @@
             <w:noProof/>
             <w:webHidden/>
           </w:rPr>
-          <w:instrText xml:space="preserve"> PAGEREF _Toc242828283 \h </w:instrText>
+          <w:instrText xml:space="preserve"> PAGEREF _Toc242828627 \h </w:instrText>
         </w:r>
         <w:r>
           <w:rPr>
@@ -754,7 +742,7 @@
           <w14:ligatures w14:val="standardContextual"/>
         </w:rPr>
       </w:pPr>
-      <w:hyperlink w:anchor="_Toc242828284" w:history="1">
+      <w:hyperlink w:anchor="_Toc242828628" w:history="1">
         <w:r>
           <w:rPr>
             <w:rStyle w:val="Hyperlink"/>
@@ -781,7 +769,7 @@
             <w:noProof/>
             <w:webHidden/>
           </w:rPr>
-          <w:instrText xml:space="preserve"> PAGEREF _Toc242828284 \h </w:instrText>
+          <w:instrText xml:space="preserve"> PAGEREF _Toc242828628 \h </w:instrText>
         </w:r>
         <w:r>
           <w:rPr>
@@ -828,7 +816,7 @@
           <w14:ligatures w14:val="standardContextual"/>
         </w:rPr>
       </w:pPr>
-      <w:hyperlink w:anchor="_Toc242828285" w:history="1">
+      <w:hyperlink w:anchor="_Toc242828629" w:history="1">
         <w:r>
           <w:rPr>
             <w:rStyle w:val="Hyperlink"/>
@@ -855,7 +843,7 @@
             <w:noProof/>
             <w:webHidden/>
           </w:rPr>
-          <w:instrText xml:space="preserve"> PAGEREF _Toc242828285 \h </w:instrText>
+          <w:instrText xml:space="preserve"> PAGEREF _Toc242828629 \h </w:instrText>
         </w:r>
         <w:r>
           <w:rPr>
@@ -902,7 +890,7 @@
           <w14:ligatures w14:val="standardContextual"/>
         </w:rPr>
       </w:pPr>
-      <w:hyperlink w:anchor="_Toc242828286" w:history="1">
+      <w:hyperlink w:anchor="_Toc242828630" w:history="1">
         <w:r>
           <w:rPr>
             <w:rStyle w:val="Hyperlink"/>
@@ -929,7 +917,7 @@
             <w:noProof/>
             <w:webHidden/>
           </w:rPr>
-          <w:instrText xml:space="preserve"> PAGEREF _Toc242828286 \h </w:instrText>
+          <w:instrText xml:space="preserve"> PAGEREF _Toc242828630 \h </w:instrText>
         </w:r>
         <w:r>
           <w:rPr>
@@ -976,7 +964,7 @@
           <w14:ligatures w14:val="standardContextual"/>
         </w:rPr>
       </w:pPr>
-      <w:hyperlink w:anchor="_Toc242828287" w:history="1">
+      <w:hyperlink w:anchor="_Toc242828631" w:history="1">
         <w:r>
           <w:rPr>
             <w:rStyle w:val="Hyperlink"/>
@@ -1003,7 +991,7 @@
             <w:noProof/>
             <w:webHidden/>
           </w:rPr>
-          <w:instrText xml:space="preserve"> PAGEREF _Toc242828287 \h </w:instrText>
+          <w:instrText xml:space="preserve"> PAGEREF _Toc242828631 \h </w:instrText>
         </w:r>
         <w:r>
           <w:rPr>
@@ -1050,7 +1038,7 @@
           <w14:ligatures w14:val="standardContextual"/>
         </w:rPr>
       </w:pPr>
-      <w:hyperlink w:anchor="_Toc242828288" w:history="1">
+      <w:hyperlink w:anchor="_Toc242828632" w:history="1">
         <w:r>
           <w:rPr>
             <w:rStyle w:val="Hyperlink"/>
@@ -1077,7 +1065,7 @@
             <w:noProof/>
             <w:webHidden/>
           </w:rPr>
-          <w:instrText xml:space="preserve"> PAGEREF _Toc242828288 \h </w:instrText>
+          <w:instrText xml:space="preserve"> PAGEREF _Toc242828632 \h </w:instrText>
         </w:r>
         <w:r>
           <w:rPr>
@@ -1124,7 +1112,7 @@
           <w14:ligatures w14:val="standardContextual"/>
         </w:rPr>
       </w:pPr>
-      <w:hyperlink w:anchor="_Toc242828289" w:history="1">
+      <w:hyperlink w:anchor="_Toc242828633" w:history="1">
         <w:r>
           <w:rPr>
             <w:rStyle w:val="Hyperlink"/>
@@ -1151,7 +1139,7 @@
             <w:noProof/>
             <w:webHidden/>
           </w:rPr>
-          <w:instrText xml:space="preserve"> PAGEREF _Toc242828289 \h </w:instrText>
+          <w:instrText xml:space="preserve"> PAGEREF _Toc242828633 \h </w:instrText>
         </w:r>
         <w:r>
           <w:rPr>
@@ -1198,7 +1186,7 @@
           <w14:ligatures w14:val="standardContextual"/>
         </w:rPr>
       </w:pPr>
-      <w:hyperlink w:anchor="_Toc242828290" w:history="1">
+      <w:hyperlink w:anchor="_Toc242828634" w:history="1">
         <w:r>
           <w:rPr>
             <w:rStyle w:val="Hyperlink"/>
@@ -1225,7 +1213,7 @@
             <w:noProof/>
             <w:webHidden/>
           </w:rPr>
-          <w:instrText xml:space="preserve"> PAGEREF _Toc242828290 \h </w:instrText>
+          <w:instrText xml:space="preserve"> PAGEREF _Toc242828634 \h </w:instrText>
         </w:r>
         <w:r>
           <w:rPr>
@@ -1272,7 +1260,7 @@
           <w14:ligatures w14:val="standardContextual"/>
         </w:rPr>
       </w:pPr>
-      <w:hyperlink w:anchor="_Toc242828291" w:history="1">
+      <w:hyperlink w:anchor="_Toc242828635" w:history="1">
         <w:r>
           <w:rPr>
             <w:rStyle w:val="Hyperlink"/>
@@ -1299,7 +1287,7 @@
             <w:noProof/>
             <w:webHidden/>
           </w:rPr>
-          <w:instrText xml:space="preserve"> PAGEREF _Toc242828291 \h </w:instrText>
+          <w:instrText xml:space="preserve"> PAGEREF _Toc242828635 \h </w:instrText>
         </w:r>
         <w:r>
           <w:rPr>
@@ -1346,7 +1334,7 @@
           <w14:ligatures w14:val="standardContextual"/>
         </w:rPr>
       </w:pPr>
-      <w:hyperlink w:anchor="_Toc242828292" w:history="1">
+      <w:hyperlink w:anchor="_Toc242828636" w:history="1">
         <w:r>
           <w:rPr>
             <w:rStyle w:val="Hyperlink"/>
@@ -1373,7 +1361,7 @@
             <w:noProof/>
             <w:webHidden/>
           </w:rPr>
-          <w:instrText xml:space="preserve"> PAGEREF _Toc242828292 \h </w:instrText>
+          <w:instrText xml:space="preserve"> PAGEREF _Toc242828636 \h </w:instrText>
         </w:r>
         <w:r>
           <w:rPr>
@@ -1420,7 +1408,7 @@
           <w14:ligatures w14:val="standardContextual"/>
         </w:rPr>
       </w:pPr>
-      <w:hyperlink w:anchor="_Toc242828293" w:history="1">
+      <w:hyperlink w:anchor="_Toc242828637" w:history="1">
         <w:r>
           <w:rPr>
             <w:rStyle w:val="Hyperlink"/>
@@ -1447,7 +1435,7 @@
             <w:noProof/>
             <w:webHidden/>
           </w:rPr>
-          <w:instrText xml:space="preserve"> PAGEREF _Toc242828293 \h </w:instrText>
+          <w:instrText xml:space="preserve"> PAGEREF _Toc242828637 \h </w:instrText>
         </w:r>
         <w:r>
           <w:rPr>
@@ -1494,7 +1482,7 @@
           <w14:ligatures w14:val="standardContextual"/>
         </w:rPr>
       </w:pPr>
-      <w:hyperlink w:anchor="_Toc242828294" w:history="1">
+      <w:hyperlink w:anchor="_Toc242828638" w:history="1">
         <w:r>
           <w:rPr>
             <w:rStyle w:val="Hyperlink"/>
@@ -1521,7 +1509,7 @@
             <w:noProof/>
             <w:webHidden/>
           </w:rPr>
-          <w:instrText xml:space="preserve"> PAGEREF _Toc242828294 \h </w:instrText>
+          <w:instrText xml:space="preserve"> PAGEREF _Toc242828638 \h </w:instrText>
         </w:r>
         <w:r>
           <w:rPr>
@@ -1568,7 +1556,7 @@
           <w14:ligatures w14:val="standardContextual"/>
         </w:rPr>
       </w:pPr>
-      <w:hyperlink w:anchor="_Toc242828295" w:history="1">
+      <w:hyperlink w:anchor="_Toc242828639" w:history="1">
         <w:r>
           <w:rPr>
             <w:rStyle w:val="Hyperlink"/>
@@ -1595,7 +1583,7 @@
             <w:noProof/>
             <w:webHidden/>
           </w:rPr>
-          <w:instrText xml:space="preserve"> PAGEREF _Toc242828295 \h </w:instrText>
+          <w:instrText xml:space="preserve"> PAGEREF _Toc242828639 \h </w:instrText>
         </w:r>
         <w:r>
           <w:rPr>
@@ -1642,7 +1630,7 @@
           <w14:ligatures w14:val="standardContextual"/>
         </w:rPr>
       </w:pPr>
-      <w:hyperlink w:anchor="_Toc242828296" w:history="1">
+      <w:hyperlink w:anchor="_Toc242828640" w:history="1">
         <w:r>
           <w:rPr>
             <w:rStyle w:val="Hyperlink"/>
@@ -1669,7 +1657,7 @@
             <w:noProof/>
             <w:webHidden/>
           </w:rPr>
-          <w:instrText xml:space="preserve"> PAGEREF _Toc242828296 \h </w:instrText>
+          <w:instrText xml:space="preserve"> PAGEREF _Toc242828640 \h </w:instrText>
         </w:r>
         <w:r>
           <w:rPr>
@@ -1716,7 +1704,7 @@
           <w14:ligatures w14:val="standardContextual"/>
         </w:rPr>
       </w:pPr>
-      <w:hyperlink w:anchor="_Toc242828297" w:history="1">
+      <w:hyperlink w:anchor="_Toc242828641" w:history="1">
         <w:r>
           <w:rPr>
             <w:rStyle w:val="Hyperlink"/>
@@ -1743,7 +1731,7 @@
             <w:noProof/>
             <w:webHidden/>
           </w:rPr>
-          <w:instrText xml:space="preserve"> PAGEREF _Toc242828297 \h </w:instrText>
+          <w:instrText xml:space="preserve"> PAGEREF _Toc242828641 \h </w:instrText>
         </w:r>
         <w:r>
           <w:rPr>
@@ -1790,7 +1778,7 @@
           <w14:ligatures w14:val="standardContextual"/>
         </w:rPr>
       </w:pPr>
-      <w:hyperlink w:anchor="_Toc242828298" w:history="1">
+      <w:hyperlink w:anchor="_Toc242828642" w:history="1">
         <w:r>
           <w:rPr>
             <w:rStyle w:val="Hyperlink"/>
@@ -1817,7 +1805,7 @@
             <w:noProof/>
             <w:webHidden/>
           </w:rPr>
-          <w:instrText xml:space="preserve"> PAGEREF _Toc242828298 \h </w:instrText>
+          <w:instrText xml:space="preserve"> PAGEREF _Toc242828642 \h </w:instrText>
         </w:r>
         <w:r>
           <w:rPr>
@@ -1864,7 +1852,7 @@
           <w14:ligatures w14:val="standardContextual"/>
         </w:rPr>
       </w:pPr>
-      <w:hyperlink w:anchor="_Toc242828299" w:history="1">
+      <w:hyperlink w:anchor="_Toc242828643" w:history="1">
         <w:r>
           <w:rPr>
             <w:rStyle w:val="Hyperlink"/>
@@ -1891,7 +1879,7 @@
             <w:noProof/>
             <w:webHidden/>
           </w:rPr>
-          <w:instrText xml:space="preserve"> PAGEREF _Toc242828299 \h </w:instrText>
+          <w:instrText xml:space="preserve"> PAGEREF _Toc242828643 \h </w:instrText>
         </w:r>
         <w:r>
           <w:rPr>
@@ -1938,7 +1926,7 @@
           <w14:ligatures w14:val="standardContextual"/>
         </w:rPr>
       </w:pPr>
-      <w:hyperlink w:anchor="_Toc242828300" w:history="1">
+      <w:hyperlink w:anchor="_Toc242828644" w:history="1">
         <w:r>
           <w:rPr>
             <w:rStyle w:val="Hyperlink"/>
@@ -1965,7 +1953,7 @@
             <w:noProof/>
             <w:webHidden/>
           </w:rPr>
-          <w:instrText xml:space="preserve"> PAGEREF _Toc242828300 \h </w:instrText>
+          <w:instrText xml:space="preserve"> PAGEREF _Toc242828644 \h </w:instrText>
         </w:r>
         <w:r>
           <w:rPr>
@@ -2012,7 +2000,7 @@
           <w14:ligatures w14:val="standardContextual"/>
         </w:rPr>
       </w:pPr>
-      <w:hyperlink w:anchor="_Toc242828301" w:history="1">
+      <w:hyperlink w:anchor="_Toc242828645" w:history="1">
         <w:r>
           <w:rPr>
             <w:rStyle w:val="Hyperlink"/>
@@ -2039,7 +2027,7 @@
             <w:noProof/>
             <w:webHidden/>
           </w:rPr>
-          <w:instrText xml:space="preserve"> PAGEREF _Toc242828301 \h </w:instrText>
+          <w:instrText xml:space="preserve"> PAGEREF _Toc242828645 \h </w:instrText>
         </w:r>
         <w:r>
           <w:rPr>
@@ -2086,7 +2074,7 @@
           <w14:ligatures w14:val="standardContextual"/>
         </w:rPr>
       </w:pPr>
-      <w:hyperlink w:anchor="_Toc242828302" w:history="1">
+      <w:hyperlink w:anchor="_Toc242828646" w:history="1">
         <w:r>
           <w:rPr>
             <w:rStyle w:val="Hyperlink"/>
@@ -2113,7 +2101,7 @@
             <w:noProof/>
             <w:webHidden/>
           </w:rPr>
-          <w:instrText xml:space="preserve"> PAGEREF _Toc242828302 \h </w:instrText>
+          <w:instrText xml:space="preserve"> PAGEREF _Toc242828646 \h </w:instrText>
         </w:r>
         <w:r>
           <w:rPr>
@@ -2160,7 +2148,7 @@
           <w14:ligatures w14:val="standardContextual"/>
         </w:rPr>
       </w:pPr>
-      <w:hyperlink w:anchor="_Toc242828303" w:history="1">
+      <w:hyperlink w:anchor="_Toc242828647" w:history="1">
         <w:r>
           <w:rPr>
             <w:rStyle w:val="Hyperlink"/>
@@ -2187,7 +2175,7 @@
             <w:noProof/>
             <w:webHidden/>
           </w:rPr>
-          <w:instrText xml:space="preserve"> PAGEREF _Toc242828303 \h </w:instrText>
+          <w:instrText xml:space="preserve"> PAGEREF _Toc242828647 \h </w:instrText>
         </w:r>
         <w:r>
           <w:rPr>
@@ -2234,7 +2222,7 @@
           <w14:ligatures w14:val="standardContextual"/>
         </w:rPr>
       </w:pPr>
-      <w:hyperlink w:anchor="_Toc242828304" w:history="1">
+      <w:hyperlink w:anchor="_Toc242828648" w:history="1">
         <w:r>
           <w:rPr>
             <w:rStyle w:val="Hyperlink"/>
@@ -2261,7 +2249,7 @@
             <w:noProof/>
             <w:webHidden/>
           </w:rPr>
-          <w:instrText xml:space="preserve"> PAGEREF _Toc242828304 \h </w:instrText>
+          <w:instrText xml:space="preserve"> PAGEREF _Toc242828648 \h </w:instrText>
         </w:r>
         <w:r>
           <w:rPr>
@@ -2339,7 +2327,7 @@
       <w:r>
         <w:fldChar w:fldCharType="separate"/>
       </w:r>
-      <w:hyperlink w:anchor="_Toc242828305" w:history="1">
+      <w:hyperlink w:anchor="_Toc242828649" w:history="1">
         <w:r>
           <w:rPr>
             <w:rStyle w:val="Hyperlink"/>
@@ -2366,7 +2354,7 @@
             <w:noProof/>
             <w:webHidden/>
           </w:rPr>
-          <w:instrText xml:space="preserve"> PAGEREF _Toc242828305 \h </w:instrText>
+          <w:instrText xml:space="preserve"> PAGEREF _Toc242828649 \h </w:instrText>
         </w:r>
         <w:r>
           <w:rPr>
@@ -2413,7 +2401,7 @@
           <w14:ligatures w14:val="standardContextual"/>
         </w:rPr>
       </w:pPr>
-      <w:hyperlink w:anchor="_Toc242828306" w:history="1">
+      <w:hyperlink w:anchor="_Toc242828650" w:history="1">
         <w:r>
           <w:rPr>
             <w:rStyle w:val="Hyperlink"/>
@@ -2440,7 +2428,7 @@
             <w:noProof/>
             <w:webHidden/>
           </w:rPr>
-          <w:instrText xml:space="preserve"> PAGEREF _Toc242828306 \h </w:instrText>
+          <w:instrText xml:space="preserve"> PAGEREF _Toc242828650 \h </w:instrText>
         </w:r>
         <w:r>
           <w:rPr>
@@ -2487,7 +2475,7 @@
           <w14:ligatures w14:val="standardContextual"/>
         </w:rPr>
       </w:pPr>
-      <w:hyperlink w:anchor="_Toc242828307" w:history="1">
+      <w:hyperlink w:anchor="_Toc242828651" w:history="1">
         <w:r>
           <w:rPr>
             <w:rStyle w:val="Hyperlink"/>
@@ -2514,7 +2502,7 @@
             <w:noProof/>
             <w:webHidden/>
           </w:rPr>
-          <w:instrText xml:space="preserve"> PAGEREF _Toc242828307 \h </w:instrText>
+          <w:instrText xml:space="preserve"> PAGEREF _Toc242828651 \h </w:instrText>
         </w:r>
         <w:r>
           <w:rPr>
@@ -2561,7 +2549,7 @@
           <w14:ligatures w14:val="standardContextual"/>
         </w:rPr>
       </w:pPr>
-      <w:hyperlink w:anchor="_Toc242828308" w:history="1">
+      <w:hyperlink w:anchor="_Toc242828652" w:history="1">
         <w:r>
           <w:rPr>
             <w:rStyle w:val="Hyperlink"/>
@@ -2588,7 +2576,7 @@
             <w:noProof/>
             <w:webHidden/>
           </w:rPr>
-          <w:instrText xml:space="preserve"> PAGEREF _Toc242828308 \h </w:instrText>
+          <w:instrText xml:space="preserve"> PAGEREF _Toc242828652 \h </w:instrText>
         </w:r>
         <w:r>
           <w:rPr>
@@ -2635,7 +2623,7 @@
           <w14:ligatures w14:val="standardContextual"/>
         </w:rPr>
       </w:pPr>
-      <w:hyperlink w:anchor="_Toc242828309" w:history="1">
+      <w:hyperlink w:anchor="_Toc242828653" w:history="1">
         <w:r>
           <w:rPr>
             <w:rStyle w:val="Hyperlink"/>
@@ -2662,7 +2650,7 @@
             <w:noProof/>
             <w:webHidden/>
           </w:rPr>
-          <w:instrText xml:space="preserve"> PAGEREF _Toc242828309 \h </w:instrText>
+          <w:instrText xml:space="preserve"> PAGEREF _Toc242828653 \h </w:instrText>
         </w:r>
         <w:r>
           <w:rPr>
@@ -2709,7 +2697,7 @@
           <w14:ligatures w14:val="standardContextual"/>
         </w:rPr>
       </w:pPr>
-      <w:hyperlink w:anchor="_Toc242828310" w:history="1">
+      <w:hyperlink w:anchor="_Toc242828654" w:history="1">
         <w:r>
           <w:rPr>
             <w:rStyle w:val="Hyperlink"/>
@@ -2736,7 +2724,7 @@
             <w:noProof/>
             <w:webHidden/>
           </w:rPr>
-          <w:instrText xml:space="preserve"> PAGEREF _Toc242828310 \h </w:instrText>
+          <w:instrText xml:space="preserve"> PAGEREF _Toc242828654 \h </w:instrText>
         </w:r>
         <w:r>
           <w:rPr>
@@ -2783,7 +2771,7 @@
           <w14:ligatures w14:val="standardContextual"/>
         </w:rPr>
       </w:pPr>
-      <w:hyperlink w:anchor="_Toc242828311" w:history="1">
+      <w:hyperlink w:anchor="_Toc242828655" w:history="1">
         <w:r>
           <w:rPr>
             <w:rStyle w:val="Hyperlink"/>
@@ -2810,7 +2798,7 @@
             <w:noProof/>
             <w:webHidden/>
           </w:rPr>
-          <w:instrText xml:space="preserve"> PAGEREF _Toc242828311 \h </w:instrText>
+          <w:instrText xml:space="preserve"> PAGEREF _Toc242828655 \h </w:instrText>
         </w:r>
         <w:r>
           <w:rPr>
@@ -2857,7 +2845,7 @@
           <w14:ligatures w14:val="standardContextual"/>
         </w:rPr>
       </w:pPr>
-      <w:hyperlink w:anchor="_Toc242828312" w:history="1">
+      <w:hyperlink w:anchor="_Toc242828656" w:history="1">
         <w:r>
           <w:rPr>
             <w:rStyle w:val="Hyperlink"/>
@@ -2884,7 +2872,7 @@
             <w:noProof/>
             <w:webHidden/>
           </w:rPr>
-          <w:instrText xml:space="preserve"> PAGEREF _Toc242828312 \h </w:instrText>
+          <w:instrText xml:space="preserve"> PAGEREF _Toc242828656 \h </w:instrText>
         </w:r>
         <w:r>
           <w:rPr>
@@ -2931,7 +2919,7 @@
           <w14:ligatures w14:val="standardContextual"/>
         </w:rPr>
       </w:pPr>
-      <w:hyperlink w:anchor="_Toc242828313" w:history="1">
+      <w:hyperlink w:anchor="_Toc242828657" w:history="1">
         <w:r>
           <w:rPr>
             <w:rStyle w:val="Hyperlink"/>
@@ -2958,7 +2946,7 @@
             <w:noProof/>
             <w:webHidden/>
           </w:rPr>
-          <w:instrText xml:space="preserve"> PAGEREF _Toc242828313 \h </w:instrText>
+          <w:instrText xml:space="preserve"> PAGEREF _Toc242828657 \h </w:instrText>
         </w:r>
         <w:r>
           <w:rPr>
@@ -3005,7 +2993,7 @@
           <w14:ligatures w14:val="standardContextual"/>
         </w:rPr>
       </w:pPr>
-      <w:hyperlink w:anchor="_Toc242828314" w:history="1">
+      <w:hyperlink w:anchor="_Toc242828658" w:history="1">
         <w:r>
           <w:rPr>
             <w:rStyle w:val="Hyperlink"/>
@@ -3032,7 +3020,7 @@
             <w:noProof/>
             <w:webHidden/>
           </w:rPr>
-          <w:instrText xml:space="preserve"> PAGEREF _Toc242828314 \h </w:instrText>
+          <w:instrText xml:space="preserve"> PAGEREF _Toc242828658 \h </w:instrText>
         </w:r>
         <w:r>
           <w:rPr>
@@ -3079,7 +3067,7 @@
           <w14:ligatures w14:val="standardContextual"/>
         </w:rPr>
       </w:pPr>
-      <w:hyperlink w:anchor="_Toc242828315" w:history="1">
+      <w:hyperlink w:anchor="_Toc242828659" w:history="1">
         <w:r>
           <w:rPr>
             <w:rStyle w:val="Hyperlink"/>
@@ -3106,7 +3094,7 @@
             <w:noProof/>
             <w:webHidden/>
           </w:rPr>
-          <w:instrText xml:space="preserve"> PAGEREF _Toc242828315 \h </w:instrText>
+          <w:instrText xml:space="preserve"> PAGEREF _Toc242828659 \h </w:instrText>
         </w:r>
         <w:r>
           <w:rPr>
@@ -3153,7 +3141,7 @@
           <w14:ligatures w14:val="standardContextual"/>
         </w:rPr>
       </w:pPr>
-      <w:hyperlink w:anchor="_Toc242828316" w:history="1">
+      <w:hyperlink w:anchor="_Toc242828660" w:history="1">
         <w:r>
           <w:rPr>
             <w:rStyle w:val="Hyperlink"/>
@@ -3180,7 +3168,7 @@
             <w:noProof/>
             <w:webHidden/>
           </w:rPr>
-          <w:instrText xml:space="preserve"> PAGEREF _Toc242828316 \h </w:instrText>
+          <w:instrText xml:space="preserve"> PAGEREF _Toc242828660 \h </w:instrText>
         </w:r>
         <w:r>
           <w:rPr>
@@ -3227,7 +3215,7 @@
           <w14:ligatures w14:val="standardContextual"/>
         </w:rPr>
       </w:pPr>
-      <w:hyperlink w:anchor="_Toc242828317" w:history="1">
+      <w:hyperlink w:anchor="_Toc242828661" w:history="1">
         <w:r>
           <w:rPr>
             <w:rStyle w:val="Hyperlink"/>
@@ -3254,7 +3242,7 @@
             <w:noProof/>
             <w:webHidden/>
           </w:rPr>
-          <w:instrText xml:space="preserve"> PAGEREF _Toc242828317 \h </w:instrText>
+          <w:instrText xml:space="preserve"> PAGEREF _Toc242828661 \h </w:instrText>
         </w:r>
         <w:r>
           <w:rPr>
@@ -3301,7 +3289,7 @@
           <w14:ligatures w14:val="standardContextual"/>
         </w:rPr>
       </w:pPr>
-      <w:hyperlink w:anchor="_Toc242828318" w:history="1">
+      <w:hyperlink w:anchor="_Toc242828662" w:history="1">
         <w:r>
           <w:rPr>
             <w:rStyle w:val="Hyperlink"/>
@@ -3328,7 +3316,7 @@
             <w:noProof/>
             <w:webHidden/>
           </w:rPr>
-          <w:instrText xml:space="preserve"> PAGEREF _Toc242828318 \h </w:instrText>
+          <w:instrText xml:space="preserve"> PAGEREF _Toc242828662 \h </w:instrText>
         </w:r>
         <w:r>
           <w:rPr>
@@ -3375,7 +3363,7 @@
           <w14:ligatures w14:val="standardContextual"/>
         </w:rPr>
       </w:pPr>
-      <w:hyperlink w:anchor="_Toc242828319" w:history="1">
+      <w:hyperlink w:anchor="_Toc242828663" w:history="1">
         <w:r>
           <w:rPr>
             <w:rStyle w:val="Hyperlink"/>
@@ -3402,7 +3390,7 @@
             <w:noProof/>
             <w:webHidden/>
           </w:rPr>
-          <w:instrText xml:space="preserve"> PAGEREF _Toc242828319 \h </w:instrText>
+          <w:instrText xml:space="preserve"> PAGEREF _Toc242828663 \h </w:instrText>
         </w:r>
         <w:r>
           <w:rPr>
@@ -3449,7 +3437,7 @@
           <w14:ligatures w14:val="standardContextual"/>
         </w:rPr>
       </w:pPr>
-      <w:hyperlink w:anchor="_Toc242828320" w:history="1">
+      <w:hyperlink w:anchor="_Toc242828664" w:history="1">
         <w:r>
           <w:rPr>
             <w:rStyle w:val="Hyperlink"/>
@@ -3476,7 +3464,7 @@
             <w:noProof/>
             <w:webHidden/>
           </w:rPr>
-          <w:instrText xml:space="preserve"> PAGEREF _Toc242828320 \h </w:instrText>
+          <w:instrText xml:space="preserve"> PAGEREF _Toc242828664 \h </w:instrText>
         </w:r>
         <w:r>
           <w:rPr>
@@ -3523,7 +3511,7 @@
           <w14:ligatures w14:val="standardContextual"/>
         </w:rPr>
       </w:pPr>
-      <w:hyperlink w:anchor="_Toc242828321" w:history="1">
+      <w:hyperlink w:anchor="_Toc242828665" w:history="1">
         <w:r>
           <w:rPr>
             <w:rStyle w:val="Hyperlink"/>
@@ -3550,7 +3538,7 @@
             <w:noProof/>
             <w:webHidden/>
           </w:rPr>
-          <w:instrText xml:space="preserve"> PAGEREF _Toc242828321 \h </w:instrText>
+          <w:instrText xml:space="preserve"> PAGEREF _Toc242828665 \h </w:instrText>
         </w:r>
         <w:r>
           <w:rPr>
@@ -3597,7 +3585,7 @@
           <w14:ligatures w14:val="standardContextual"/>
         </w:rPr>
       </w:pPr>
-      <w:hyperlink w:anchor="_Toc242828322" w:history="1">
+      <w:hyperlink w:anchor="_Toc242828666" w:history="1">
         <w:r>
           <w:rPr>
             <w:rStyle w:val="Hyperlink"/>
@@ -3624,7 +3612,7 @@
             <w:noProof/>
             <w:webHidden/>
           </w:rPr>
-          <w:instrText xml:space="preserve"> PAGEREF _Toc242828322 \h </w:instrText>
+          <w:instrText xml:space="preserve"> PAGEREF _Toc242828666 \h </w:instrText>
         </w:r>
         <w:r>
           <w:rPr>
@@ -3671,7 +3659,7 @@
           <w14:ligatures w14:val="standardContextual"/>
         </w:rPr>
       </w:pPr>
-      <w:hyperlink w:anchor="_Toc242828323" w:history="1">
+      <w:hyperlink w:anchor="_Toc242828667" w:history="1">
         <w:r>
           <w:rPr>
             <w:rStyle w:val="Hyperlink"/>
@@ -3698,7 +3686,7 @@
             <w:noProof/>
             <w:webHidden/>
           </w:rPr>
-          <w:instrText xml:space="preserve"> PAGEREF _Toc242828323 \h </w:instrText>
+          <w:instrText xml:space="preserve"> PAGEREF _Toc242828667 \h </w:instrText>
         </w:r>
         <w:r>
           <w:rPr>
@@ -3745,7 +3733,7 @@
           <w14:ligatures w14:val="standardContextual"/>
         </w:rPr>
       </w:pPr>
-      <w:hyperlink w:anchor="_Toc242828324" w:history="1">
+      <w:hyperlink w:anchor="_Toc242828668" w:history="1">
         <w:r>
           <w:rPr>
             <w:rStyle w:val="Hyperlink"/>
@@ -3772,7 +3760,7 @@
             <w:noProof/>
             <w:webHidden/>
           </w:rPr>
-          <w:instrText xml:space="preserve"> PAGEREF _Toc242828324 \h </w:instrText>
+          <w:instrText xml:space="preserve"> PAGEREF _Toc242828668 \h </w:instrText>
         </w:r>
         <w:r>
           <w:rPr>
@@ -3819,7 +3807,7 @@
           <w14:ligatures w14:val="standardContextual"/>
         </w:rPr>
       </w:pPr>
-      <w:hyperlink w:anchor="_Toc242828325" w:history="1">
+      <w:hyperlink w:anchor="_Toc242828669" w:history="1">
         <w:r>
           <w:rPr>
             <w:rStyle w:val="Hyperlink"/>
@@ -3846,7 +3834,7 @@
             <w:noProof/>
             <w:webHidden/>
           </w:rPr>
-          <w:instrText xml:space="preserve"> PAGEREF _Toc242828325 \h </w:instrText>
+          <w:instrText xml:space="preserve"> PAGEREF _Toc242828669 \h </w:instrText>
         </w:r>
         <w:r>
           <w:rPr>
@@ -3893,7 +3881,7 @@
           <w14:ligatures w14:val="standardContextual"/>
         </w:rPr>
       </w:pPr>
-      <w:hyperlink w:anchor="_Toc242828326" w:history="1">
+      <w:hyperlink w:anchor="_Toc242828670" w:history="1">
         <w:r>
           <w:rPr>
             <w:rStyle w:val="Hyperlink"/>
@@ -3920,7 +3908,7 @@
             <w:noProof/>
             <w:webHidden/>
           </w:rPr>
-          <w:instrText xml:space="preserve"> PAGEREF _Toc242828326 \h </w:instrText>
+          <w:instrText xml:space="preserve"> PAGEREF _Toc242828670 \h </w:instrText>
         </w:r>
         <w:r>
           <w:rPr>
@@ -3967,7 +3955,7 @@
           <w14:ligatures w14:val="standardContextual"/>
         </w:rPr>
       </w:pPr>
-      <w:hyperlink w:anchor="_Toc242828327" w:history="1">
+      <w:hyperlink w:anchor="_Toc242828671" w:history="1">
         <w:r>
           <w:rPr>
             <w:rStyle w:val="Hyperlink"/>
@@ -3994,7 +3982,7 @@
             <w:noProof/>
             <w:webHidden/>
           </w:rPr>
-          <w:instrText xml:space="preserve"> PAGEREF _Toc242828327 \h </w:instrText>
+          <w:instrText xml:space="preserve"> PAGEREF _Toc242828671 \h </w:instrText>
         </w:r>
         <w:r>
           <w:rPr>
@@ -4041,7 +4029,7 @@
           <w14:ligatures w14:val="standardContextual"/>
         </w:rPr>
       </w:pPr>
-      <w:hyperlink w:anchor="_Toc242828328" w:history="1">
+      <w:hyperlink w:anchor="_Toc242828672" w:history="1">
         <w:r>
           <w:rPr>
             <w:rStyle w:val="Hyperlink"/>
@@ -4068,7 +4056,7 @@
             <w:noProof/>
             <w:webHidden/>
           </w:rPr>
-          <w:instrText xml:space="preserve"> PAGEREF _Toc242828328 \h </w:instrText>
+          <w:instrText xml:space="preserve"> PAGEREF _Toc242828672 \h </w:instrText>
         </w:r>
         <w:r>
           <w:rPr>
@@ -4115,7 +4103,7 @@
           <w14:ligatures w14:val="standardContextual"/>
         </w:rPr>
       </w:pPr>
-      <w:hyperlink w:anchor="_Toc242828329" w:history="1">
+      <w:hyperlink w:anchor="_Toc242828673" w:history="1">
         <w:r>
           <w:rPr>
             <w:rStyle w:val="Hyperlink"/>
@@ -4142,7 +4130,7 @@
             <w:noProof/>
             <w:webHidden/>
           </w:rPr>
-          <w:instrText xml:space="preserve"> PAGEREF _Toc242828329 \h </w:instrText>
+          <w:instrText xml:space="preserve"> PAGEREF _Toc242828673 \h </w:instrText>
         </w:r>
         <w:r>
           <w:rPr>
@@ -4189,7 +4177,7 @@
           <w14:ligatures w14:val="standardContextual"/>
         </w:rPr>
       </w:pPr>
-      <w:hyperlink w:anchor="_Toc242828330" w:history="1">
+      <w:hyperlink w:anchor="_Toc242828674" w:history="1">
         <w:r>
           <w:rPr>
             <w:rStyle w:val="Hyperlink"/>
@@ -4216,7 +4204,7 @@
             <w:noProof/>
             <w:webHidden/>
           </w:rPr>
-          <w:instrText xml:space="preserve"> PAGEREF _Toc242828330 \h </w:instrText>
+          <w:instrText xml:space="preserve"> PAGEREF _Toc242828674 \h </w:instrText>
         </w:r>
         <w:r>
           <w:rPr>
@@ -4259,7 +4247,7 @@
       <w:pPr>
         <w:pStyle w:val="Heading1"/>
       </w:pPr>
-      <w:bookmarkStart w:id="0" w:name="_Toc242828278"/>
+      <w:bookmarkStart w:id="0" w:name="_Toc242828622"/>
       <w:r>
         <w:lastRenderedPageBreak/>
         <w:t>Resumen</w:t>
@@ -4298,7 +4286,7 @@
       <w:pPr>
         <w:pStyle w:val="Heading1"/>
       </w:pPr>
-      <w:bookmarkStart w:id="1" w:name="_Toc242828279"/>
+      <w:bookmarkStart w:id="1" w:name="_Toc242828623"/>
       <w:r>
         <w:lastRenderedPageBreak/>
         <w:t>Introducción</w:t>
@@ -4333,7 +4321,7 @@
       <w:pPr>
         <w:pStyle w:val="Heading1"/>
       </w:pPr>
-      <w:bookmarkStart w:id="2" w:name="_Toc242828280"/>
+      <w:bookmarkStart w:id="2" w:name="_Toc242828624"/>
       <w:r>
         <w:lastRenderedPageBreak/>
         <w:t>Marco teórico</w:t>
@@ -4344,7 +4332,7 @@
       <w:pPr>
         <w:pStyle w:val="Heading2"/>
       </w:pPr>
-      <w:bookmarkStart w:id="3" w:name="_Toc242828281"/>
+      <w:bookmarkStart w:id="3" w:name="_Toc242828625"/>
       <w:r>
         <w:t>Modelo relacional y normalización</w:t>
       </w:r>
@@ -4362,7 +4350,7 @@
       <w:pPr>
         <w:pStyle w:val="Heading2"/>
       </w:pPr>
-      <w:bookmarkStart w:id="4" w:name="_Toc242828282"/>
+      <w:bookmarkStart w:id="4" w:name="_Toc242828626"/>
       <w:r>
         <w:t>Integridad referencial y transacciones</w:t>
       </w:r>
@@ -4377,7 +4365,7 @@
       <w:pPr>
         <w:pStyle w:val="Heading2"/>
       </w:pPr>
-      <w:bookmarkStart w:id="5" w:name="_Toc242828283"/>
+      <w:bookmarkStart w:id="5" w:name="_Toc242828627"/>
       <w:r>
         <w:t>PDO y consultas preparadas</w:t>
       </w:r>
@@ -4395,7 +4383,7 @@
       <w:pPr>
         <w:pStyle w:val="Heading2"/>
       </w:pPr>
-      <w:bookmarkStart w:id="6" w:name="_Toc242828284"/>
+      <w:bookmarkStart w:id="6" w:name="_Toc242828628"/>
       <w:r>
         <w:lastRenderedPageBreak/>
         <w:t>Inyección SQL</w:t>
@@ -4414,7 +4402,7 @@
       <w:pPr>
         <w:pStyle w:val="Heading2"/>
       </w:pPr>
-      <w:bookmarkStart w:id="7" w:name="_Toc242828285"/>
+      <w:bookmarkStart w:id="7" w:name="_Toc242828629"/>
       <w:r>
         <w:t>Patrón repositorio</w:t>
       </w:r>
@@ -4429,7 +4417,7 @@
       <w:pPr>
         <w:pStyle w:val="Heading2"/>
       </w:pPr>
-      <w:bookmarkStart w:id="8" w:name="_Toc242828286"/>
+      <w:bookmarkStart w:id="8" w:name="_Toc242828630"/>
       <w:r>
         <w:t>Mejora progresiva e interfaz de usuario</w:t>
       </w:r>
@@ -4447,7 +4435,7 @@
       <w:pPr>
         <w:pStyle w:val="Heading1"/>
       </w:pPr>
-      <w:bookmarkStart w:id="9" w:name="_Toc242828287"/>
+      <w:bookmarkStart w:id="9" w:name="_Toc242828631"/>
       <w:r>
         <w:lastRenderedPageBreak/>
         <w:t>Metodología</w:t>
@@ -4481,7 +4469,7 @@
       <w:pPr>
         <w:pStyle w:val="Heading1"/>
       </w:pPr>
-      <w:bookmarkStart w:id="10" w:name="_Toc242828288"/>
+      <w:bookmarkStart w:id="10" w:name="_Toc242828632"/>
       <w:r>
         <w:lastRenderedPageBreak/>
         <w:t>Resultados</w:t>
@@ -4492,7 +4480,7 @@
       <w:pPr>
         <w:pStyle w:val="Heading2"/>
       </w:pPr>
-      <w:bookmarkStart w:id="11" w:name="_Toc242828289"/>
+      <w:bookmarkStart w:id="11" w:name="_Toc242828633"/>
       <w:r>
         <w:t>Paso 1. Alcance de la actividad</w:t>
       </w:r>
@@ -4522,7 +4510,7 @@
       <w:r>
         <w:instrText xml:space="preserve"> TC "</w:instrText>
       </w:r>
-      <w:bookmarkStart w:id="12" w:name="_Toc242828305"/>
+      <w:bookmarkStart w:id="12" w:name="_Toc242828649"/>
       <w:r>
         <w:instrText>Tabla 1. Alcance de la Actividad 2: dentro y fuera</w:instrText>
       </w:r>
@@ -4914,7 +4902,7 @@
       <w:r>
         <w:instrText xml:space="preserve"> TC "</w:instrText>
       </w:r>
-      <w:bookmarkStart w:id="13" w:name="_Toc242828306"/>
+      <w:bookmarkStart w:id="13" w:name="_Toc242828650"/>
       <w:r>
         <w:instrText>Tabla 2. Backlog de la Actividad 2 en el tablero de GitHub Projects</w:instrText>
       </w:r>
@@ -6014,7 +6002,7 @@
               <w:rPr>
                 <w:sz w:val="20"/>
               </w:rPr>
-              <w:t>Revisión final del informe técnico (leinn04)</w:t>
+              <w:t>Revisión final del informe técnico (Alejandro Cadario)</w:t>
             </w:r>
           </w:p>
         </w:tc>
@@ -6092,7 +6080,7 @@
               <w:rPr>
                 <w:sz w:val="20"/>
               </w:rPr>
-              <w:t>Guion y ensayo de la defensa (tolavi)</w:t>
+              <w:t>Guion y ensayo de la defensa (Yordy Tolavi)</w:t>
             </w:r>
           </w:p>
         </w:tc>
@@ -6170,7 +6158,7 @@
               <w:rPr>
                 <w:sz w:val="20"/>
               </w:rPr>
-              <w:t>Demostración en vivo de la inyección SQL (JUANJOVICO2021)</w:t>
+              <w:t>Demostración en vivo de la inyección SQL (Juan Jose Vicente)</w:t>
             </w:r>
           </w:p>
         </w:tc>
@@ -6235,7 +6223,7 @@
       <w:pPr>
         <w:pStyle w:val="Heading2"/>
       </w:pPr>
-      <w:bookmarkStart w:id="14" w:name="_Toc242828290"/>
+      <w:bookmarkStart w:id="14" w:name="_Toc242828634"/>
       <w:r>
         <w:t>Paso 2. Requisitos de la actividad</w:t>
       </w:r>
@@ -6265,7 +6253,7 @@
       <w:r>
         <w:instrText xml:space="preserve"> TC "</w:instrText>
       </w:r>
-      <w:bookmarkStart w:id="15" w:name="_Toc242828307"/>
+      <w:bookmarkStart w:id="15" w:name="_Toc242828651"/>
       <w:r>
         <w:instrText>Tabla 3. Requisitos agregados en la Actividad 2</w:instrText>
       </w:r>
@@ -7087,7 +7075,7 @@
       <w:pPr>
         <w:pStyle w:val="Heading2"/>
       </w:pPr>
-      <w:bookmarkStart w:id="16" w:name="_Toc242828291"/>
+      <w:bookmarkStart w:id="16" w:name="_Toc242828635"/>
       <w:r>
         <w:lastRenderedPageBreak/>
         <w:t>Paso 3. Modelo entidad-relación y script SQL</w:t>
@@ -7119,7 +7107,7 @@
       <w:r>
         <w:instrText xml:space="preserve"> TC "</w:instrText>
       </w:r>
-      <w:bookmarkStart w:id="17" w:name="_Toc242828308"/>
+      <w:bookmarkStart w:id="17" w:name="_Toc242828652"/>
       <w:r>
         <w:instrText>Figura 1. Modelo entidad-relación de la base de datos manos_del_oriente</w:instrText>
       </w:r>
@@ -7156,7 +7144,7 @@
           <w:noProof/>
         </w:rPr>
         <w:drawing>
-          <wp:inline distT="0" distB="0" distL="0" distR="0" wp14:anchorId="1B12C3CD" wp14:editId="39EE486B">
+          <wp:inline distT="0" distB="0" distL="0" distR="0" wp14:anchorId="27D9C3C6" wp14:editId="68385D84">
             <wp:extent cx="5486400" cy="4724400"/>
             <wp:effectExtent l="0" t="0" r="0" b="0"/>
             <wp:docPr id="2" name="Picture 2"/>
@@ -7236,7 +7224,7 @@
       <w:r>
         <w:instrText xml:space="preserve"> TC "</w:instrText>
       </w:r>
-      <w:bookmarkStart w:id="18" w:name="_Toc242828309"/>
+      <w:bookmarkStart w:id="18" w:name="_Toc242828653"/>
       <w:r>
         <w:instrText>Tabla 4. Decisiones de diseño de la base de datos</w:instrText>
       </w:r>
@@ -7672,7 +7660,7 @@
       <w:r>
         <w:instrText xml:space="preserve"> TC "</w:instrText>
       </w:r>
-      <w:bookmarkStart w:id="19" w:name="_Toc242828310"/>
+      <w:bookmarkStart w:id="19" w:name="_Toc242828654"/>
       <w:r>
         <w:instrText>Tabla 5. Verificación manual de los datos de ejemplo</w:instrText>
       </w:r>
@@ -8386,7 +8374,7 @@
       <w:pPr>
         <w:pStyle w:val="Heading2"/>
       </w:pPr>
-      <w:bookmarkStart w:id="20" w:name="_Toc242828292"/>
+      <w:bookmarkStart w:id="20" w:name="_Toc242828636"/>
       <w:r>
         <w:lastRenderedPageBreak/>
         <w:t>Paso 4. Conexión PDO fuera del código público</w:t>
@@ -8420,7 +8408,7 @@
       <w:r>
         <w:instrText xml:space="preserve"> TC "</w:instrText>
       </w:r>
-      <w:bookmarkStart w:id="21" w:name="_Toc242828311"/>
+      <w:bookmarkStart w:id="21" w:name="_Toc242828655"/>
       <w:r>
         <w:instrText>Figura 2. Creación de la conexión PDO en la clase Conexion</w:instrText>
       </w:r>
@@ -8632,7 +8620,7 @@
       <w:pPr>
         <w:pStyle w:val="Heading2"/>
       </w:pPr>
-      <w:bookmarkStart w:id="22" w:name="_Toc242828293"/>
+      <w:bookmarkStart w:id="22" w:name="_Toc242828637"/>
       <w:r>
         <w:t>Paso 5. Repositorios, CRUD y paginación</w:t>
       </w:r>
@@ -8671,7 +8659,7 @@
       <w:r>
         <w:instrText xml:space="preserve"> TC "</w:instrText>
       </w:r>
-      <w:bookmarkStart w:id="23" w:name="_Toc242828312"/>
+      <w:bookmarkStart w:id="23" w:name="_Toc242828656"/>
       <w:r>
         <w:instrText>Figura 3. Paginación con parámetros enlazados en ProductoRepositorio::paginar()</w:instrText>
       </w:r>
@@ -8867,7 +8855,7 @@
       <w:r>
         <w:instrText xml:space="preserve"> TC "</w:instrText>
       </w:r>
-      <w:bookmarkStart w:id="24" w:name="_Toc242828313"/>
+      <w:bookmarkStart w:id="24" w:name="_Toc242828657"/>
       <w:r>
         <w:instrText>Figura 4. Tienda con los datos de MySQL y el diseño final</w:instrText>
       </w:r>
@@ -8904,7 +8892,7 @@
           <w:noProof/>
         </w:rPr>
         <w:drawing>
-          <wp:inline distT="0" distB="0" distL="0" distR="0" wp14:anchorId="055D0C83" wp14:editId="5DB5B6AF">
+          <wp:inline distT="0" distB="0" distL="0" distR="0" wp14:anchorId="556881F2" wp14:editId="254DF775">
             <wp:extent cx="5120640" cy="3223829"/>
             <wp:effectExtent l="0" t="0" r="0" b="0"/>
             <wp:docPr id="3" name="Picture 3"/>
@@ -8979,7 +8967,7 @@
       <w:r>
         <w:instrText xml:space="preserve"> TC "</w:instrText>
       </w:r>
-      <w:bookmarkStart w:id="25" w:name="_Toc242828314"/>
+      <w:bookmarkStart w:id="25" w:name="_Toc242828658"/>
       <w:r>
         <w:instrText>Figura 5. Gestión de prendas con el resumen del inventario calculado por MySQL</w:instrText>
       </w:r>
@@ -9016,7 +9004,7 @@
           <w:noProof/>
         </w:rPr>
         <w:drawing>
-          <wp:inline distT="0" distB="0" distL="0" distR="0" wp14:anchorId="1F2E4127" wp14:editId="4C862605">
+          <wp:inline distT="0" distB="0" distL="0" distR="0" wp14:anchorId="3B1B157A" wp14:editId="1913B839">
             <wp:extent cx="5303520" cy="3338966"/>
             <wp:effectExtent l="0" t="0" r="0" b="0"/>
             <wp:docPr id="4" name="Picture 4"/>
@@ -9091,7 +9079,7 @@
       <w:r>
         <w:instrText xml:space="preserve"> TC "</w:instrText>
       </w:r>
-      <w:bookmarkStart w:id="26" w:name="_Toc242828315"/>
+      <w:bookmarkStart w:id="26" w:name="_Toc242828659"/>
       <w:r>
         <w:instrText>Figura 6. Módulo de socios con paginación de cinco en cinco</w:instrText>
       </w:r>
@@ -9128,7 +9116,7 @@
           <w:noProof/>
         </w:rPr>
         <w:drawing>
-          <wp:inline distT="0" distB="0" distL="0" distR="0" wp14:anchorId="516D7824" wp14:editId="6FA6CD40">
+          <wp:inline distT="0" distB="0" distL="0" distR="0" wp14:anchorId="248F2073" wp14:editId="21DCA908">
             <wp:extent cx="5303520" cy="3338966"/>
             <wp:effectExtent l="0" t="0" r="0" b="0"/>
             <wp:docPr id="5" name="Picture 5"/>
@@ -9208,7 +9196,7 @@
       <w:r>
         <w:instrText xml:space="preserve"> TC "</w:instrText>
       </w:r>
-      <w:bookmarkStart w:id="27" w:name="_Toc242828316"/>
+      <w:bookmarkStart w:id="27" w:name="_Toc242828660"/>
       <w:r>
         <w:instrText>Figura 7. Formulario de socio con errores de validación por campo, dentro del modal</w:instrText>
       </w:r>
@@ -9245,7 +9233,7 @@
           <w:noProof/>
         </w:rPr>
         <w:drawing>
-          <wp:inline distT="0" distB="0" distL="0" distR="0" wp14:anchorId="6D1CF7B9" wp14:editId="0B586E92">
+          <wp:inline distT="0" distB="0" distL="0" distR="0" wp14:anchorId="294D55CC" wp14:editId="16E14E4D">
             <wp:extent cx="5303520" cy="3338966"/>
             <wp:effectExtent l="0" t="0" r="0" b="0"/>
             <wp:docPr id="6" name="Picture 6"/>
@@ -9304,7 +9292,7 @@
       <w:pPr>
         <w:pStyle w:val="Heading2"/>
       </w:pPr>
-      <w:bookmarkStart w:id="28" w:name="_Toc242828294"/>
+      <w:bookmarkStart w:id="28" w:name="_Toc242828638"/>
       <w:r>
         <w:t>Paso 6. Resistencia a la inyección SQL</w:t>
       </w:r>
@@ -9338,7 +9326,7 @@
       <w:r>
         <w:instrText xml:space="preserve"> TC "</w:instrText>
       </w:r>
-      <w:bookmarkStart w:id="29" w:name="_Toc242828317"/>
+      <w:bookmarkStart w:id="29" w:name="_Toc242828661"/>
       <w:r>
         <w:instrText>Tabla 6. Ataques de inyección SQL probados y resultado obtenido</w:instrText>
       </w:r>
@@ -9986,7 +9974,7 @@
       <w:r>
         <w:instrText xml:space="preserve"> TC "</w:instrText>
       </w:r>
-      <w:bookmarkStart w:id="30" w:name="_Toc242828318"/>
+      <w:bookmarkStart w:id="30" w:name="_Toc242828662"/>
       <w:r>
         <w:instrText>Figura 8. Resultado de buscar</w:instrText>
       </w:r>
@@ -10023,7 +10011,7 @@
           <w:noProof/>
         </w:rPr>
         <w:drawing>
-          <wp:inline distT="0" distB="0" distL="0" distR="0" wp14:anchorId="5A967BFA" wp14:editId="5A1F14B7">
+          <wp:inline distT="0" distB="0" distL="0" distR="0" wp14:anchorId="5C85959F" wp14:editId="0BC9D0B4">
             <wp:extent cx="5120640" cy="3223829"/>
             <wp:effectExtent l="0" t="0" r="0" b="0"/>
             <wp:docPr id="7" name="Picture 7"/>
@@ -10082,7 +10070,7 @@
       <w:pPr>
         <w:pStyle w:val="Heading2"/>
       </w:pPr>
-      <w:bookmarkStart w:id="31" w:name="_Toc242828295"/>
+      <w:bookmarkStart w:id="31" w:name="_Toc242828639"/>
       <w:r>
         <w:lastRenderedPageBreak/>
         <w:t>Paso 7. Migración de los datos de la Actividad 1</w:t>
@@ -10098,7 +10086,7 @@
       <w:pPr>
         <w:pStyle w:val="Heading2"/>
       </w:pPr>
-      <w:bookmarkStart w:id="32" w:name="_Toc242828296"/>
+      <w:bookmarkStart w:id="32" w:name="_Toc242828640"/>
       <w:r>
         <w:t>Paso 8. Interfaz con Bootstrap 5: modales, avisos y paleta pastel</w:t>
       </w:r>
@@ -10128,7 +10116,7 @@
       <w:r>
         <w:instrText xml:space="preserve"> TC "</w:instrText>
       </w:r>
-      <w:bookmarkStart w:id="33" w:name="_Toc242828319"/>
+      <w:bookmarkStart w:id="33" w:name="_Toc242828663"/>
       <w:r>
         <w:instrText>Tabla 7. Paleta de colores y su uso en la interfaz</w:instrText>
       </w:r>
@@ -10659,7 +10647,7 @@
       <w:r>
         <w:instrText xml:space="preserve"> TC "</w:instrText>
       </w:r>
-      <w:bookmarkStart w:id="34" w:name="_Toc242828320"/>
+      <w:bookmarkStart w:id="34" w:name="_Toc242828664"/>
       <w:r>
         <w:instrText>Figura 9. Detalle de una prenda en una ventana modal, sin salir de la tienda</w:instrText>
       </w:r>
@@ -10696,7 +10684,7 @@
           <w:noProof/>
         </w:rPr>
         <w:drawing>
-          <wp:inline distT="0" distB="0" distL="0" distR="0" wp14:anchorId="756A83B9" wp14:editId="124C48D8">
+          <wp:inline distT="0" distB="0" distL="0" distR="0" wp14:anchorId="585837FF" wp14:editId="4B690ABA">
             <wp:extent cx="5120640" cy="3223829"/>
             <wp:effectExtent l="0" t="0" r="0" b="0"/>
             <wp:docPr id="8" name="Picture 8"/>
@@ -10771,7 +10759,7 @@
       <w:r>
         <w:instrText xml:space="preserve"> TC "</w:instrText>
       </w:r>
-      <w:bookmarkStart w:id="35" w:name="_Toc242828321"/>
+      <w:bookmarkStart w:id="35" w:name="_Toc242828665"/>
       <w:r>
         <w:instrText>Figura 10. Registro de prenda en un modal con los errores de validación por campo</w:instrText>
       </w:r>
@@ -10808,7 +10796,7 @@
           <w:noProof/>
         </w:rPr>
         <w:drawing>
-          <wp:inline distT="0" distB="0" distL="0" distR="0" wp14:anchorId="13934B08" wp14:editId="14B22D1A">
+          <wp:inline distT="0" distB="0" distL="0" distR="0" wp14:anchorId="17CD5A4A" wp14:editId="3C0D7EC2">
             <wp:extent cx="5120640" cy="3373775"/>
             <wp:effectExtent l="0" t="0" r="0" b="0"/>
             <wp:docPr id="9" name="Picture 9"/>
@@ -10883,7 +10871,7 @@
       <w:r>
         <w:instrText xml:space="preserve"> TC "</w:instrText>
       </w:r>
-      <w:bookmarkStart w:id="36" w:name="_Toc242828322"/>
+      <w:bookmarkStart w:id="36" w:name="_Toc242828666"/>
       <w:r>
         <w:instrText>Figura 11. Confirmación antes de eliminar una prenda</w:instrText>
       </w:r>
@@ -10920,7 +10908,7 @@
           <w:noProof/>
         </w:rPr>
         <w:drawing>
-          <wp:inline distT="0" distB="0" distL="0" distR="0" wp14:anchorId="127904F5" wp14:editId="47BFDB8F">
+          <wp:inline distT="0" distB="0" distL="0" distR="0" wp14:anchorId="6CC4A2F4" wp14:editId="4EAC599C">
             <wp:extent cx="5120640" cy="3373775"/>
             <wp:effectExtent l="0" t="0" r="0" b="0"/>
             <wp:docPr id="10" name="Picture 10"/>
@@ -10995,7 +10983,7 @@
       <w:r>
         <w:instrText xml:space="preserve"> TC "</w:instrText>
       </w:r>
-      <w:bookmarkStart w:id="37" w:name="_Toc242828323"/>
+      <w:bookmarkStart w:id="37" w:name="_Toc242828667"/>
       <w:r>
         <w:instrText>Figura 12. Aviso del resultado en la esquina superior derecha</w:instrText>
       </w:r>
@@ -11032,7 +11020,7 @@
           <w:noProof/>
         </w:rPr>
         <w:drawing>
-          <wp:inline distT="0" distB="0" distL="0" distR="0" wp14:anchorId="2656CB67" wp14:editId="6AC5E8B6">
+          <wp:inline distT="0" distB="0" distL="0" distR="0" wp14:anchorId="44F68FF6" wp14:editId="41FDA57C">
             <wp:extent cx="5120640" cy="3373775"/>
             <wp:effectExtent l="0" t="0" r="0" b="0"/>
             <wp:docPr id="11" name="Picture 11"/>
@@ -11107,7 +11095,7 @@
       <w:r>
         <w:instrText xml:space="preserve"> TC "</w:instrText>
       </w:r>
-      <w:bookmarkStart w:id="38" w:name="_Toc242828324"/>
+      <w:bookmarkStart w:id="38" w:name="_Toc242828668"/>
       <w:r>
         <w:instrText>Figura 13. La tienda en un celular</w:instrText>
       </w:r>
@@ -11144,7 +11132,7 @@
           <w:noProof/>
         </w:rPr>
         <w:drawing>
-          <wp:inline distT="0" distB="0" distL="0" distR="0" wp14:anchorId="457D7418" wp14:editId="78DB9ECC">
+          <wp:inline distT="0" distB="0" distL="0" distR="0" wp14:anchorId="3AC26D13" wp14:editId="4FDF4260">
             <wp:extent cx="2194560" cy="4749253"/>
             <wp:effectExtent l="0" t="0" r="0" b="0"/>
             <wp:docPr id="12" name="Picture 12"/>
@@ -11224,7 +11212,7 @@
       <w:r>
         <w:instrText xml:space="preserve"> TC "</w:instrText>
       </w:r>
-      <w:bookmarkStart w:id="39" w:name="_Toc242828325"/>
+      <w:bookmarkStart w:id="39" w:name="_Toc242828669"/>
       <w:r>
         <w:instrText>Figura 14. Carga de una página dentro del modal y envío del formulario sin salir de la lista</w:instrText>
       </w:r>
@@ -11415,7 +11403,7 @@
       <w:pPr>
         <w:pStyle w:val="Heading2"/>
       </w:pPr>
-      <w:bookmarkStart w:id="40" w:name="_Toc242828297"/>
+      <w:bookmarkStart w:id="40" w:name="_Toc242828641"/>
       <w:r>
         <w:t>Paso 9. Pruebas automáticas</w:t>
       </w:r>
@@ -11445,7 +11433,7 @@
       <w:r>
         <w:instrText xml:space="preserve"> TC "</w:instrText>
       </w:r>
-      <w:bookmarkStart w:id="41" w:name="_Toc242828326"/>
+      <w:bookmarkStart w:id="41" w:name="_Toc242828670"/>
       <w:r>
         <w:instrText>Tabla 8. Resumen de las comprobaciones automáticas</w:instrText>
       </w:r>
@@ -12090,7 +12078,7 @@
       <w:r>
         <w:instrText xml:space="preserve"> TC "</w:instrText>
       </w:r>
-      <w:bookmarkStart w:id="42" w:name="_Toc242828327"/>
+      <w:bookmarkStart w:id="42" w:name="_Toc242828671"/>
       <w:r>
         <w:instrText>Figura 15. Ejecución de las pruebas automáticas en el entorno Docker del curso, después del rediseño</w:instrText>
       </w:r>
@@ -12127,7 +12115,7 @@
           <w:noProof/>
         </w:rPr>
         <w:drawing>
-          <wp:inline distT="0" distB="0" distL="0" distR="0" wp14:anchorId="1C67EF66" wp14:editId="5A57D61F">
+          <wp:inline distT="0" distB="0" distL="0" distR="0" wp14:anchorId="430239DC" wp14:editId="477296B8">
             <wp:extent cx="5760720" cy="3419548"/>
             <wp:effectExtent l="0" t="0" r="0" b="0"/>
             <wp:docPr id="13" name="Picture 13"/>
@@ -12218,7 +12206,7 @@
       <w:r>
         <w:instrText xml:space="preserve"> TC "</w:instrText>
       </w:r>
-      <w:bookmarkStart w:id="43" w:name="_Toc242828328"/>
+      <w:bookmarkStart w:id="43" w:name="_Toc242828672"/>
       <w:r>
         <w:instrText>Tabla 9. Fallos de prueba originados en propuestas de la IA y su causa real</w:instrText>
       </w:r>
@@ -12662,7 +12650,7 @@
       <w:pPr>
         <w:pStyle w:val="Heading1"/>
       </w:pPr>
-      <w:bookmarkStart w:id="44" w:name="_Toc242828298"/>
+      <w:bookmarkStart w:id="44" w:name="_Toc242828642"/>
       <w:r>
         <w:lastRenderedPageBreak/>
         <w:t>Discusión</w:t>
@@ -12702,7 +12690,7 @@
       <w:pPr>
         <w:pStyle w:val="Heading1"/>
       </w:pPr>
-      <w:bookmarkStart w:id="45" w:name="_Toc242828299"/>
+      <w:bookmarkStart w:id="45" w:name="_Toc242828643"/>
       <w:r>
         <w:lastRenderedPageBreak/>
         <w:t>Conclusiones</w:t>
@@ -12726,7 +12714,7 @@
       <w:pPr>
         <w:pStyle w:val="Heading1"/>
       </w:pPr>
-      <w:bookmarkStart w:id="46" w:name="_Toc242828300"/>
+      <w:bookmarkStart w:id="46" w:name="_Toc242828644"/>
       <w:r>
         <w:lastRenderedPageBreak/>
         <w:t>Referencias</w:t>
@@ -13044,7 +13032,7 @@
       <w:pPr>
         <w:pStyle w:val="Heading1"/>
       </w:pPr>
-      <w:bookmarkStart w:id="47" w:name="_Toc242828301"/>
+      <w:bookmarkStart w:id="47" w:name="_Toc242828645"/>
       <w:r>
         <w:lastRenderedPageBreak/>
         <w:t>Anexos</w:t>
@@ -13055,7 +13043,7 @@
       <w:pPr>
         <w:pStyle w:val="Heading2"/>
       </w:pPr>
-      <w:bookmarkStart w:id="48" w:name="_Toc242828302"/>
+      <w:bookmarkStart w:id="48" w:name="_Toc242828646"/>
       <w:r>
         <w:t>Anexo A. Registro de uso de inteligencia artificial</w:t>
       </w:r>
@@ -13085,7 +13073,7 @@
       <w:r>
         <w:instrText xml:space="preserve"> TC "</w:instrText>
       </w:r>
-      <w:bookmarkStart w:id="49" w:name="_Toc242828329"/>
+      <w:bookmarkStart w:id="49" w:name="_Toc242828673"/>
       <w:r>
         <w:instrText>Tabla 10. Registro de uso de IA en la Actividad 2</w:instrText>
       </w:r>
@@ -14172,7 +14160,7 @@
       <w:pPr>
         <w:pStyle w:val="Heading2"/>
       </w:pPr>
-      <w:bookmarkStart w:id="50" w:name="_Toc242828303"/>
+      <w:bookmarkStart w:id="50" w:name="_Toc242828647"/>
       <w:r>
         <w:lastRenderedPageBreak/>
         <w:t>Anexo B. Matriz de trazabilidad de la Actividad 2</w:t>
@@ -14198,7 +14186,7 @@
       <w:r>
         <w:instrText xml:space="preserve"> TC "</w:instrText>
       </w:r>
-      <w:bookmarkStart w:id="51" w:name="_Toc242828330"/>
+      <w:bookmarkStart w:id="51" w:name="_Toc242828674"/>
       <w:r>
         <w:instrText>Tabla 11. Matriz de trazabilidad: requisito, issue, implementación y prueba</w:instrText>
       </w:r>
@@ -15250,7 +15238,7 @@
       <w:pPr>
         <w:pStyle w:val="Heading2"/>
       </w:pPr>
-      <w:bookmarkStart w:id="52" w:name="_Toc242828304"/>
+      <w:bookmarkStart w:id="52" w:name="_Toc242828648"/>
       <w:r>
         <w:t>Anexo C. Glosario</w:t>
       </w:r>
@@ -15673,31 +15661,31 @@
       </w:rPr>
     </w:lvl>
   </w:abstractNum>
-  <w:num w:numId="1" w16cid:durableId="271979986">
+  <w:num w:numId="1" w16cid:durableId="953292581">
     <w:abstractNumId w:val="8"/>
   </w:num>
-  <w:num w:numId="2" w16cid:durableId="1764452329">
+  <w:num w:numId="2" w16cid:durableId="2101247037">
     <w:abstractNumId w:val="6"/>
   </w:num>
-  <w:num w:numId="3" w16cid:durableId="391388464">
+  <w:num w:numId="3" w16cid:durableId="942808644">
     <w:abstractNumId w:val="5"/>
   </w:num>
-  <w:num w:numId="4" w16cid:durableId="2105419014">
+  <w:num w:numId="4" w16cid:durableId="264852327">
     <w:abstractNumId w:val="4"/>
   </w:num>
-  <w:num w:numId="5" w16cid:durableId="981426064">
+  <w:num w:numId="5" w16cid:durableId="1544252619">
     <w:abstractNumId w:val="7"/>
   </w:num>
-  <w:num w:numId="6" w16cid:durableId="34937474">
+  <w:num w:numId="6" w16cid:durableId="908609551">
     <w:abstractNumId w:val="3"/>
   </w:num>
-  <w:num w:numId="7" w16cid:durableId="496457712">
+  <w:num w:numId="7" w16cid:durableId="1482963669">
     <w:abstractNumId w:val="2"/>
   </w:num>
-  <w:num w:numId="8" w16cid:durableId="43530056">
+  <w:num w:numId="8" w16cid:durableId="526918479">
     <w:abstractNumId w:val="1"/>
   </w:num>
-  <w:num w:numId="9" w16cid:durableId="385494307">
+  <w:num w:numId="9" w16cid:durableId="400446675">
     <w:abstractNumId w:val="0"/>
   </w:num>
 </w:numbering>
@@ -27116,7 +27104,7 @@
     <w:autoRedefine/>
     <w:uiPriority w:val="39"/>
     <w:unhideWhenUsed/>
-    <w:rsid w:val="0069762A"/>
+    <w:rsid w:val="00C46AFE"/>
     <w:pPr>
       <w:spacing w:after="80" w:line="240" w:lineRule="auto"/>
       <w:ind w:firstLine="0"/>
@@ -27129,7 +27117,7 @@
     <w:autoRedefine/>
     <w:uiPriority w:val="39"/>
     <w:unhideWhenUsed/>
-    <w:rsid w:val="0069762A"/>
+    <w:rsid w:val="00C46AFE"/>
     <w:pPr>
       <w:spacing w:after="80" w:line="240" w:lineRule="auto"/>
       <w:ind w:left="240" w:firstLine="0"/>
@@ -27142,7 +27130,7 @@
     <w:uiPriority w:val="99"/>
     <w:semiHidden/>
     <w:unhideWhenUsed/>
-    <w:rsid w:val="0069762A"/>
+    <w:rsid w:val="00C46AFE"/>
     <w:pPr>
       <w:spacing w:after="80" w:line="240" w:lineRule="auto"/>
       <w:ind w:firstLine="0"/>
@@ -27153,7 +27141,7 @@
     <w:basedOn w:val="DefaultParagraphFont"/>
     <w:uiPriority w:val="99"/>
     <w:unhideWhenUsed/>
-    <w:rsid w:val="0069762A"/>
+    <w:rsid w:val="00C46AFE"/>
     <w:rPr>
       <w:color w:val="0000FF" w:themeColor="hyperlink"/>
       <w:u w:val="single"/>
